--- a/Capstone Time Tracking.docx
+++ b/Capstone Time Tracking.docx
@@ -589,7 +589,14 @@
           <w:b/>
           <w:bCs/>
         </w:rPr>
-        <w:t>11</w:t>
+        <w:t>1</w:t>
+      </w:r>
+      <w:r>
+        <w:rPr>
+          <w:b/>
+          <w:bCs/>
+        </w:rPr>
+        <w:t>1</w:t>
       </w:r>
       <w:r>
         <w:rPr>
@@ -754,8 +761,30 @@
           <w:b/>
           <w:bCs/>
         </w:rPr>
-        <w:t xml:space="preserve"> Total (4 hours)</w:t>
-      </w:r>
+        <w:t xml:space="preserve"> Total (</w:t>
+      </w:r>
+      <w:r>
+        <w:rPr>
+          <w:b/>
+          <w:bCs/>
+        </w:rPr>
+        <w:t>22.5</w:t>
+      </w:r>
+      <w:r>
+        <w:rPr>
+          <w:b/>
+          <w:bCs/>
+        </w:rPr>
+        <w:t xml:space="preserve"> hours)</w:t>
+      </w:r>
+    </w:p>
+    <w:p>
+      <w:pPr>
+        <w:rPr>
+          <w:b/>
+          <w:bCs/>
+        </w:rPr>
+      </w:pPr>
       <w:r>
         <w:rPr>
           <w:b/>
@@ -864,8 +893,334 @@
           <w:bCs/>
         </w:rPr>
         <w:br/>
-        <w:t xml:space="preserve">• </w:t>
-      </w:r>
+        <w:t>•</w:t>
+      </w:r>
+      <w:r>
+        <w:rPr>
+          <w:b/>
+          <w:bCs/>
+        </w:rPr>
+        <w:t xml:space="preserve"> </w:t>
+      </w:r>
+      <w:r>
+        <w:t xml:space="preserve">Updated MongoDB </w:t>
+      </w:r>
+      <w:r>
+        <w:t>users’</w:t>
+      </w:r>
+      <w:r>
+        <w:t xml:space="preserve"> schema to include additional fields:</w:t>
+      </w:r>
+    </w:p>
+    <w:p>
+      <w:pPr>
+        <w:pStyle w:val="ListParagraph"/>
+        <w:numPr>
+          <w:ilvl w:val="0"/>
+          <w:numId w:val="11"/>
+        </w:numPr>
+      </w:pPr>
+      <w:proofErr w:type="spellStart"/>
+      <w:r>
+        <w:t>fullName</w:t>
+      </w:r>
+      <w:proofErr w:type="spellEnd"/>
+    </w:p>
+    <w:p>
+      <w:pPr>
+        <w:pStyle w:val="ListParagraph"/>
+        <w:numPr>
+          <w:ilvl w:val="0"/>
+          <w:numId w:val="11"/>
+        </w:numPr>
+      </w:pPr>
+      <w:r>
+        <w:t>balance (starting at $10,000)</w:t>
+      </w:r>
+    </w:p>
+    <w:p>
+      <w:pPr>
+        <w:pStyle w:val="ListParagraph"/>
+        <w:numPr>
+          <w:ilvl w:val="0"/>
+          <w:numId w:val="11"/>
+        </w:numPr>
+      </w:pPr>
+      <w:proofErr w:type="spellStart"/>
+      <w:r>
+        <w:t>accountNumber</w:t>
+      </w:r>
+      <w:proofErr w:type="spellEnd"/>
+      <w:r>
+        <w:t xml:space="preserve"> (random 9-digit)transactions (initial deposit)</w:t>
+      </w:r>
+    </w:p>
+    <w:p>
+      <w:pPr>
+        <w:pStyle w:val="ListParagraph"/>
+        <w:numPr>
+          <w:ilvl w:val="0"/>
+          <w:numId w:val="11"/>
+        </w:numPr>
+      </w:pPr>
+      <w:r>
+        <w:t xml:space="preserve">role, email, </w:t>
+      </w:r>
+      <w:proofErr w:type="spellStart"/>
+      <w:r>
+        <w:t>createdAt</w:t>
+      </w:r>
+      <w:proofErr w:type="spellEnd"/>
+      <w:r>
+        <w:t xml:space="preserve">, </w:t>
+      </w:r>
+      <w:proofErr w:type="spellStart"/>
+      <w:r>
+        <w:t>lastLogi</w:t>
+      </w:r>
+      <w:r>
+        <w:t>n</w:t>
+      </w:r>
+      <w:proofErr w:type="spellEnd"/>
+    </w:p>
+    <w:p>
+      <w:pPr>
+        <w:pStyle w:val="ListParagraph"/>
+        <w:numPr>
+          <w:ilvl w:val="0"/>
+          <w:numId w:val="9"/>
+        </w:numPr>
+      </w:pPr>
+      <w:r>
+        <w:t>Updated register flow so errors (like missing fields or username already exists) display on the same page instead of navigating away</w:t>
+      </w:r>
+    </w:p>
+    <w:p>
+      <w:pPr>
+        <w:pStyle w:val="ListParagraph"/>
+        <w:numPr>
+          <w:ilvl w:val="0"/>
+          <w:numId w:val="9"/>
+        </w:numPr>
+      </w:pPr>
+      <w:r>
+        <w:t>U</w:t>
+      </w:r>
+      <w:r>
+        <w:t xml:space="preserve">pdated login flow to show errors on the page instead of </w:t>
+      </w:r>
+      <w:r>
+        <w:t>sending them</w:t>
+      </w:r>
+      <w:r>
+        <w:t xml:space="preserve"> to a new page</w:t>
+      </w:r>
+    </w:p>
+    <w:p>
+      <w:pPr>
+        <w:pStyle w:val="ListParagraph"/>
+        <w:numPr>
+          <w:ilvl w:val="0"/>
+          <w:numId w:val="9"/>
+        </w:numPr>
+      </w:pPr>
+      <w:r>
+        <w:t xml:space="preserve">Modified </w:t>
+      </w:r>
+      <w:proofErr w:type="spellStart"/>
+      <w:r>
+        <w:t>register.ejs</w:t>
+      </w:r>
+      <w:proofErr w:type="spellEnd"/>
+      <w:r>
+        <w:t xml:space="preserve"> and </w:t>
+      </w:r>
+      <w:proofErr w:type="spellStart"/>
+      <w:r>
+        <w:t>login.ejs</w:t>
+      </w:r>
+      <w:proofErr w:type="spellEnd"/>
+      <w:r>
+        <w:t xml:space="preserve"> to display error messages dynamically</w:t>
+      </w:r>
+    </w:p>
+    <w:p>
+      <w:pPr>
+        <w:pStyle w:val="ListParagraph"/>
+        <w:numPr>
+          <w:ilvl w:val="0"/>
+          <w:numId w:val="9"/>
+        </w:numPr>
+      </w:pPr>
+      <w:r>
+        <w:t>Tested registration and login flows, including:</w:t>
+      </w:r>
+    </w:p>
+    <w:p>
+      <w:pPr>
+        <w:pStyle w:val="ListParagraph"/>
+        <w:numPr>
+          <w:ilvl w:val="1"/>
+          <w:numId w:val="10"/>
+        </w:numPr>
+      </w:pPr>
+      <w:r>
+        <w:t>Creating new users</w:t>
+      </w:r>
+    </w:p>
+    <w:p>
+      <w:pPr>
+        <w:pStyle w:val="ListParagraph"/>
+        <w:numPr>
+          <w:ilvl w:val="1"/>
+          <w:numId w:val="10"/>
+        </w:numPr>
+      </w:pPr>
+      <w:r>
+        <w:t>Attempting duplicate usernames</w:t>
+      </w:r>
+    </w:p>
+    <w:p>
+      <w:pPr>
+        <w:pStyle w:val="ListParagraph"/>
+        <w:numPr>
+          <w:ilvl w:val="1"/>
+          <w:numId w:val="10"/>
+        </w:numPr>
+      </w:pPr>
+      <w:r>
+        <w:t>Leaving required fields empty</w:t>
+      </w:r>
+    </w:p>
+    <w:p>
+      <w:pPr>
+        <w:pStyle w:val="ListParagraph"/>
+        <w:numPr>
+          <w:ilvl w:val="1"/>
+          <w:numId w:val="10"/>
+        </w:numPr>
+      </w:pPr>
+      <w:r>
+        <w:t>Invalid login credentials</w:t>
+      </w:r>
+    </w:p>
+    <w:p>
+      <w:pPr>
+        <w:pStyle w:val="ListParagraph"/>
+        <w:numPr>
+          <w:ilvl w:val="1"/>
+          <w:numId w:val="10"/>
+        </w:numPr>
+      </w:pPr>
+      <w:r>
+        <w:t>Debugged session handling and verified users are redirected correctly to /dashboard after login</w:t>
+      </w:r>
+    </w:p>
+    <w:p>
+      <w:pPr>
+        <w:pStyle w:val="ListParagraph"/>
+        <w:numPr>
+          <w:ilvl w:val="1"/>
+          <w:numId w:val="10"/>
+        </w:numPr>
+      </w:pPr>
+      <w:r>
+        <w:t>Logged progress and noted security and UX considerations</w:t>
+      </w:r>
+    </w:p>
+    <w:p>
+      <w:r>
+        <w:br/>
+      </w:r>
+      <w:r>
+        <w:rPr>
+          <w:b/>
+          <w:bCs/>
+        </w:rPr>
+        <w:t xml:space="preserve">Tuesday </w:t>
+      </w:r>
+      <w:r>
+        <w:rPr>
+          <w:b/>
+          <w:bCs/>
+        </w:rPr>
+        <w:t>9:00</w:t>
+      </w:r>
+      <w:r>
+        <w:rPr>
+          <w:rFonts w:ascii="Arial" w:hAnsi="Arial" w:cs="Arial"/>
+          <w:b/>
+          <w:bCs/>
+        </w:rPr>
+        <w:t> </w:t>
+      </w:r>
+      <w:r>
+        <w:rPr>
+          <w:b/>
+          <w:bCs/>
+        </w:rPr>
+        <w:t>A</w:t>
+      </w:r>
+      <w:r>
+        <w:rPr>
+          <w:b/>
+          <w:bCs/>
+        </w:rPr>
+        <w:t xml:space="preserve">M </w:t>
+      </w:r>
+      <w:r>
+        <w:rPr>
+          <w:rFonts w:ascii="Aptos" w:hAnsi="Aptos" w:cs="Aptos"/>
+          <w:b/>
+          <w:bCs/>
+        </w:rPr>
+        <w:t>–</w:t>
+      </w:r>
+      <w:r>
+        <w:rPr>
+          <w:b/>
+          <w:bCs/>
+        </w:rPr>
+        <w:t xml:space="preserve"> </w:t>
+      </w:r>
+      <w:r>
+        <w:rPr>
+          <w:b/>
+          <w:bCs/>
+        </w:rPr>
+        <w:t>1</w:t>
+      </w:r>
+      <w:r>
+        <w:rPr>
+          <w:b/>
+          <w:bCs/>
+        </w:rPr>
+        <w:t>:30</w:t>
+      </w:r>
+      <w:r>
+        <w:rPr>
+          <w:rFonts w:ascii="Arial" w:hAnsi="Arial" w:cs="Arial"/>
+          <w:b/>
+          <w:bCs/>
+        </w:rPr>
+        <w:t> </w:t>
+      </w:r>
+      <w:r>
+        <w:rPr>
+          <w:b/>
+          <w:bCs/>
+        </w:rPr>
+        <w:t>PM (4.5 hours):</w:t>
+      </w:r>
+    </w:p>
+    <w:p>
+      <w:pPr>
+        <w:pStyle w:val="ListParagraph"/>
+        <w:numPr>
+          <w:ilvl w:val="0"/>
+          <w:numId w:val="13"/>
+        </w:numPr>
+      </w:pPr>
       <w:r>
         <w:t>Updated MongoDB users’ schema to include additional fields:</w:t>
       </w:r>
@@ -874,338 +1229,23 @@
       <w:pPr>
         <w:pStyle w:val="ListParagraph"/>
         <w:numPr>
-          <w:ilvl w:val="0"/>
+          <w:ilvl w:val="1"/>
           <w:numId w:val="10"/>
         </w:numPr>
       </w:pPr>
-      <w:proofErr w:type="spellStart"/>
-      <w:r>
-        <w:t>fullName</w:t>
-      </w:r>
-      <w:proofErr w:type="spellEnd"/>
-    </w:p>
-    <w:p>
-      <w:pPr>
-        <w:pStyle w:val="ListParagraph"/>
-        <w:numPr>
-          <w:ilvl w:val="0"/>
+      <w:r>
+        <w:t>e</w:t>
+      </w:r>
+      <w:r>
+        <w:t>mail</w:t>
+      </w:r>
+    </w:p>
+    <w:p>
+      <w:pPr>
+        <w:pStyle w:val="ListParagraph"/>
+        <w:numPr>
+          <w:ilvl w:val="1"/>
           <w:numId w:val="10"/>
-        </w:numPr>
-      </w:pPr>
-      <w:r>
-        <w:t>balance (starting at $10,000)</w:t>
-      </w:r>
-    </w:p>
-    <w:p>
-      <w:pPr>
-        <w:pStyle w:val="ListParagraph"/>
-        <w:numPr>
-          <w:ilvl w:val="0"/>
-          <w:numId w:val="10"/>
-        </w:numPr>
-      </w:pPr>
-      <w:proofErr w:type="spellStart"/>
-      <w:r>
-        <w:t>accountNumber</w:t>
-      </w:r>
-      <w:proofErr w:type="spellEnd"/>
-      <w:r>
-        <w:t xml:space="preserve"> (random 9-digit)transactions (initial deposit)</w:t>
-      </w:r>
-    </w:p>
-    <w:p>
-      <w:pPr>
-        <w:pStyle w:val="ListParagraph"/>
-        <w:numPr>
-          <w:ilvl w:val="0"/>
-          <w:numId w:val="10"/>
-        </w:numPr>
-      </w:pPr>
-      <w:r>
-        <w:t xml:space="preserve">role, email, </w:t>
-      </w:r>
-      <w:proofErr w:type="spellStart"/>
-      <w:r>
-        <w:t>createdAt</w:t>
-      </w:r>
-      <w:proofErr w:type="spellEnd"/>
-      <w:r>
-        <w:t xml:space="preserve">, </w:t>
-      </w:r>
-      <w:proofErr w:type="spellStart"/>
-      <w:r>
-        <w:t>lastLogi</w:t>
-      </w:r>
-      <w:r>
-        <w:t>n</w:t>
-      </w:r>
-      <w:proofErr w:type="spellEnd"/>
-    </w:p>
-    <w:p>
-      <w:pPr>
-        <w:pStyle w:val="ListParagraph"/>
-        <w:numPr>
-          <w:ilvl w:val="0"/>
-          <w:numId w:val="8"/>
-        </w:numPr>
-      </w:pPr>
-      <w:r>
-        <w:t>Updated register flow so errors (like missing fields or username already exists) display on the same page instead of navigating away</w:t>
-      </w:r>
-    </w:p>
-    <w:p>
-      <w:pPr>
-        <w:pStyle w:val="ListParagraph"/>
-        <w:numPr>
-          <w:ilvl w:val="0"/>
-          <w:numId w:val="8"/>
-        </w:numPr>
-      </w:pPr>
-      <w:r>
-        <w:t>U</w:t>
-      </w:r>
-      <w:r>
-        <w:t>pdated login flow to show errors on the page instead of sending them to a new page</w:t>
-      </w:r>
-    </w:p>
-    <w:p>
-      <w:pPr>
-        <w:pStyle w:val="ListParagraph"/>
-        <w:numPr>
-          <w:ilvl w:val="0"/>
-          <w:numId w:val="8"/>
-        </w:numPr>
-      </w:pPr>
-      <w:r>
-        <w:t xml:space="preserve">Modified </w:t>
-      </w:r>
-      <w:proofErr w:type="spellStart"/>
-      <w:r>
-        <w:t>register.ejs</w:t>
-      </w:r>
-      <w:proofErr w:type="spellEnd"/>
-      <w:r>
-        <w:t xml:space="preserve"> and </w:t>
-      </w:r>
-      <w:proofErr w:type="spellStart"/>
-      <w:r>
-        <w:t>login.ejs</w:t>
-      </w:r>
-      <w:proofErr w:type="spellEnd"/>
-      <w:r>
-        <w:t xml:space="preserve"> to display error messages dynamically</w:t>
-      </w:r>
-    </w:p>
-    <w:p>
-      <w:pPr>
-        <w:pStyle w:val="ListParagraph"/>
-        <w:numPr>
-          <w:ilvl w:val="0"/>
-          <w:numId w:val="8"/>
-        </w:numPr>
-      </w:pPr>
-      <w:r>
-        <w:t>Tested registration and login flows, including:</w:t>
-      </w:r>
-    </w:p>
-    <w:p>
-      <w:pPr>
-        <w:pStyle w:val="ListParagraph"/>
-        <w:numPr>
-          <w:ilvl w:val="1"/>
-          <w:numId w:val="9"/>
-        </w:numPr>
-      </w:pPr>
-      <w:r>
-        <w:t>Creating new users</w:t>
-      </w:r>
-    </w:p>
-    <w:p>
-      <w:pPr>
-        <w:pStyle w:val="ListParagraph"/>
-        <w:numPr>
-          <w:ilvl w:val="1"/>
-          <w:numId w:val="9"/>
-        </w:numPr>
-      </w:pPr>
-      <w:r>
-        <w:t>Attempting duplicate usernames</w:t>
-      </w:r>
-    </w:p>
-    <w:p>
-      <w:pPr>
-        <w:pStyle w:val="ListParagraph"/>
-        <w:numPr>
-          <w:ilvl w:val="1"/>
-          <w:numId w:val="9"/>
-        </w:numPr>
-      </w:pPr>
-      <w:r>
-        <w:t>Leaving required fields empty</w:t>
-      </w:r>
-    </w:p>
-    <w:p>
-      <w:pPr>
-        <w:pStyle w:val="ListParagraph"/>
-        <w:numPr>
-          <w:ilvl w:val="1"/>
-          <w:numId w:val="9"/>
-        </w:numPr>
-      </w:pPr>
-      <w:r>
-        <w:t>Invalid login credentials</w:t>
-      </w:r>
-    </w:p>
-    <w:p>
-      <w:pPr>
-        <w:pStyle w:val="ListParagraph"/>
-        <w:numPr>
-          <w:ilvl w:val="1"/>
-          <w:numId w:val="9"/>
-        </w:numPr>
-      </w:pPr>
-      <w:r>
-        <w:t>Debugged session handling and verified users are redirected correctly to /dashboard after login</w:t>
-      </w:r>
-    </w:p>
-    <w:p>
-      <w:pPr>
-        <w:pStyle w:val="ListParagraph"/>
-        <w:numPr>
-          <w:ilvl w:val="1"/>
-          <w:numId w:val="9"/>
-        </w:numPr>
-      </w:pPr>
-      <w:r>
-        <w:t>Logged progress and noted security and UX considerations</w:t>
-      </w:r>
-    </w:p>
-    <w:p/>
-    <w:p>
-      <w:r>
-        <w:rPr>
-          <w:b/>
-          <w:bCs/>
-        </w:rPr>
-        <w:t>Week 2</w:t>
-      </w:r>
-      <w:r>
-        <w:br/>
-      </w:r>
-      <w:r>
-        <w:rPr>
-          <w:b/>
-          <w:bCs/>
-        </w:rPr>
-        <w:t xml:space="preserve">Tuesday </w:t>
-      </w:r>
-      <w:r>
-        <w:rPr>
-          <w:b/>
-          <w:bCs/>
-        </w:rPr>
-        <w:t>9:00</w:t>
-      </w:r>
-      <w:r>
-        <w:rPr>
-          <w:rFonts w:ascii="Arial" w:hAnsi="Arial" w:cs="Arial"/>
-          <w:b/>
-          <w:bCs/>
-        </w:rPr>
-        <w:t> </w:t>
-      </w:r>
-      <w:r>
-        <w:rPr>
-          <w:b/>
-          <w:bCs/>
-        </w:rPr>
-        <w:t>A</w:t>
-      </w:r>
-      <w:r>
-        <w:rPr>
-          <w:b/>
-          <w:bCs/>
-        </w:rPr>
-        <w:t xml:space="preserve">M </w:t>
-      </w:r>
-      <w:r>
-        <w:rPr>
-          <w:rFonts w:ascii="Aptos" w:hAnsi="Aptos" w:cs="Aptos"/>
-          <w:b/>
-          <w:bCs/>
-        </w:rPr>
-        <w:t>–</w:t>
-      </w:r>
-      <w:r>
-        <w:rPr>
-          <w:b/>
-          <w:bCs/>
-        </w:rPr>
-        <w:t xml:space="preserve"> </w:t>
-      </w:r>
-      <w:r>
-        <w:rPr>
-          <w:b/>
-          <w:bCs/>
-        </w:rPr>
-        <w:t>1</w:t>
-      </w:r>
-      <w:r>
-        <w:rPr>
-          <w:b/>
-          <w:bCs/>
-        </w:rPr>
-        <w:t>:30</w:t>
-      </w:r>
-      <w:r>
-        <w:rPr>
-          <w:rFonts w:ascii="Arial" w:hAnsi="Arial" w:cs="Arial"/>
-          <w:b/>
-          <w:bCs/>
-        </w:rPr>
-        <w:t> </w:t>
-      </w:r>
-      <w:r>
-        <w:rPr>
-          <w:b/>
-          <w:bCs/>
-        </w:rPr>
-        <w:t>PM (4.5 hours):</w:t>
-      </w:r>
-    </w:p>
-    <w:p>
-      <w:pPr>
-        <w:pStyle w:val="ListParagraph"/>
-        <w:numPr>
-          <w:ilvl w:val="0"/>
-          <w:numId w:val="12"/>
-        </w:numPr>
-      </w:pPr>
-      <w:r>
-        <w:t>Updated MongoDB users’ schema to include additional fields:</w:t>
-      </w:r>
-    </w:p>
-    <w:p>
-      <w:pPr>
-        <w:pStyle w:val="ListParagraph"/>
-        <w:numPr>
-          <w:ilvl w:val="1"/>
-          <w:numId w:val="9"/>
-        </w:numPr>
-      </w:pPr>
-      <w:r>
-        <w:t>e</w:t>
-      </w:r>
-      <w:r>
-        <w:t>mail</w:t>
-      </w:r>
-    </w:p>
-    <w:p>
-      <w:pPr>
-        <w:pStyle w:val="ListParagraph"/>
-        <w:numPr>
-          <w:ilvl w:val="1"/>
-          <w:numId w:val="9"/>
         </w:numPr>
       </w:pPr>
       <w:proofErr w:type="spellStart"/>
@@ -1220,7 +1260,7 @@
         <w:pStyle w:val="ListParagraph"/>
         <w:numPr>
           <w:ilvl w:val="0"/>
-          <w:numId w:val="11"/>
+          <w:numId w:val="12"/>
         </w:numPr>
       </w:pPr>
       <w:r>
@@ -1240,7 +1280,7 @@
         <w:pStyle w:val="ListParagraph"/>
         <w:numPr>
           <w:ilvl w:val="0"/>
-          <w:numId w:val="11"/>
+          <w:numId w:val="12"/>
         </w:numPr>
       </w:pPr>
       <w:r>
@@ -1252,7 +1292,7 @@
         <w:pStyle w:val="ListParagraph"/>
         <w:numPr>
           <w:ilvl w:val="0"/>
-          <w:numId w:val="11"/>
+          <w:numId w:val="12"/>
         </w:numPr>
       </w:pPr>
       <w:r>
@@ -1264,7 +1304,7 @@
         <w:pStyle w:val="ListParagraph"/>
         <w:numPr>
           <w:ilvl w:val="0"/>
-          <w:numId w:val="11"/>
+          <w:numId w:val="12"/>
         </w:numPr>
       </w:pPr>
       <w:r>
@@ -1276,7 +1316,7 @@
         <w:pStyle w:val="ListParagraph"/>
         <w:numPr>
           <w:ilvl w:val="0"/>
-          <w:numId w:val="11"/>
+          <w:numId w:val="12"/>
         </w:numPr>
       </w:pPr>
       <w:r>
@@ -1288,7 +1328,7 @@
         <w:pStyle w:val="ListParagraph"/>
         <w:numPr>
           <w:ilvl w:val="0"/>
-          <w:numId w:val="11"/>
+          <w:numId w:val="12"/>
         </w:numPr>
       </w:pPr>
       <w:r>
@@ -1300,13 +1340,707 @@
         <w:pStyle w:val="ListParagraph"/>
         <w:numPr>
           <w:ilvl w:val="0"/>
-          <w:numId w:val="11"/>
+          <w:numId w:val="12"/>
         </w:numPr>
       </w:pPr>
       <w:r>
         <w:t>Logged progress and noted security and UX considerations</w:t>
       </w:r>
     </w:p>
+    <w:p/>
+    <w:p>
+      <w:pPr>
+        <w:rPr>
+          <w:b/>
+          <w:bCs/>
+        </w:rPr>
+      </w:pPr>
+      <w:r>
+        <w:rPr>
+          <w:b/>
+          <w:bCs/>
+        </w:rPr>
+        <w:t>Tuesday 3:15 PM – 4:15 PM (1 hour):</w:t>
+      </w:r>
+    </w:p>
+    <w:p>
+      <w:pPr>
+        <w:numPr>
+          <w:ilvl w:val="0"/>
+          <w:numId w:val="14"/>
+        </w:numPr>
+      </w:pPr>
+      <w:r>
+        <w:t>Reviewed and organized existing code, documentation, and task lists to prepare for the next development phase of the Capstone Project</w:t>
+      </w:r>
+    </w:p>
+    <w:p/>
+    <w:p>
+      <w:pPr>
+        <w:rPr>
+          <w:b/>
+          <w:bCs/>
+        </w:rPr>
+      </w:pPr>
+      <w:r>
+        <w:rPr>
+          <w:b/>
+          <w:bCs/>
+        </w:rPr>
+        <w:t>Wednesday 4:30 PM – 8:45 PM (4.25 hours)</w:t>
+      </w:r>
+    </w:p>
+    <w:p>
+      <w:pPr>
+        <w:pStyle w:val="ListParagraph"/>
+        <w:numPr>
+          <w:ilvl w:val="0"/>
+          <w:numId w:val="21"/>
+        </w:numPr>
+      </w:pPr>
+      <w:r>
+        <w:t>Designed and implemented Transfer Funds feature (front end and back end)</w:t>
+      </w:r>
+    </w:p>
+    <w:p>
+      <w:pPr>
+        <w:pStyle w:val="ListParagraph"/>
+        <w:numPr>
+          <w:ilvl w:val="0"/>
+          <w:numId w:val="21"/>
+        </w:numPr>
+      </w:pPr>
+      <w:r>
+        <w:t xml:space="preserve">Created </w:t>
+      </w:r>
+      <w:proofErr w:type="spellStart"/>
+      <w:r>
+        <w:t>transfer.ejs</w:t>
+      </w:r>
+      <w:proofErr w:type="spellEnd"/>
+      <w:r>
+        <w:t xml:space="preserve"> page with recipient, amount, and memo fields</w:t>
+      </w:r>
+    </w:p>
+    <w:p>
+      <w:pPr>
+        <w:pStyle w:val="ListParagraph"/>
+        <w:numPr>
+          <w:ilvl w:val="0"/>
+          <w:numId w:val="21"/>
+        </w:numPr>
+      </w:pPr>
+      <w:r>
+        <w:t>Implemented server-side transfer logic supporting recipient lookup by:</w:t>
+      </w:r>
+    </w:p>
+    <w:p>
+      <w:pPr>
+        <w:pStyle w:val="ListParagraph"/>
+        <w:numPr>
+          <w:ilvl w:val="1"/>
+          <w:numId w:val="21"/>
+        </w:numPr>
+      </w:pPr>
+      <w:r>
+        <w:t>E</w:t>
+      </w:r>
+      <w:r>
+        <w:t>mail</w:t>
+      </w:r>
+    </w:p>
+    <w:p>
+      <w:pPr>
+        <w:pStyle w:val="ListParagraph"/>
+        <w:numPr>
+          <w:ilvl w:val="1"/>
+          <w:numId w:val="21"/>
+        </w:numPr>
+      </w:pPr>
+      <w:r>
+        <w:t>phone number</w:t>
+      </w:r>
+    </w:p>
+    <w:p>
+      <w:pPr>
+        <w:pStyle w:val="ListParagraph"/>
+        <w:numPr>
+          <w:ilvl w:val="1"/>
+          <w:numId w:val="21"/>
+        </w:numPr>
+      </w:pPr>
+      <w:r>
+        <w:t>account number</w:t>
+      </w:r>
+    </w:p>
+    <w:p>
+      <w:pPr>
+        <w:pStyle w:val="ListParagraph"/>
+        <w:numPr>
+          <w:ilvl w:val="2"/>
+          <w:numId w:val="21"/>
+        </w:numPr>
+      </w:pPr>
+      <w:r>
+        <w:t>Added balance validation and prevention of self-transfers</w:t>
+      </w:r>
+    </w:p>
+    <w:p>
+      <w:pPr>
+        <w:pStyle w:val="ListParagraph"/>
+        <w:numPr>
+          <w:ilvl w:val="2"/>
+          <w:numId w:val="21"/>
+        </w:numPr>
+      </w:pPr>
+      <w:r>
+        <w:t>Implemented transaction logging for both sender and recipient</w:t>
+      </w:r>
+    </w:p>
+    <w:p>
+      <w:pPr>
+        <w:pStyle w:val="ListParagraph"/>
+        <w:numPr>
+          <w:ilvl w:val="2"/>
+          <w:numId w:val="21"/>
+        </w:numPr>
+      </w:pPr>
+      <w:r>
+        <w:t>Conducted multiple transfer tests and initial debugging</w:t>
+      </w:r>
+    </w:p>
+    <w:p/>
+    <w:p>
+      <w:pPr>
+        <w:rPr>
+          <w:b/>
+          <w:bCs/>
+        </w:rPr>
+      </w:pPr>
+      <w:r>
+        <w:rPr>
+          <w:b/>
+          <w:bCs/>
+        </w:rPr>
+        <w:t>Thursday 5:00 PM – 9:15 PM (4.25 hours)</w:t>
+      </w:r>
+    </w:p>
+    <w:p>
+      <w:pPr>
+        <w:pStyle w:val="ListParagraph"/>
+        <w:numPr>
+          <w:ilvl w:val="0"/>
+          <w:numId w:val="20"/>
+        </w:numPr>
+      </w:pPr>
+      <w:r>
+        <w:t>Built View Transactions page to display transaction history</w:t>
+      </w:r>
+    </w:p>
+    <w:p>
+      <w:pPr>
+        <w:pStyle w:val="ListParagraph"/>
+        <w:numPr>
+          <w:ilvl w:val="0"/>
+          <w:numId w:val="20"/>
+        </w:numPr>
+      </w:pPr>
+      <w:r>
+        <w:t>Implemented protected /transactions route</w:t>
+      </w:r>
+    </w:p>
+    <w:p>
+      <w:pPr>
+        <w:pStyle w:val="ListParagraph"/>
+        <w:numPr>
+          <w:ilvl w:val="0"/>
+          <w:numId w:val="20"/>
+        </w:numPr>
+      </w:pPr>
+      <w:r>
+        <w:t>Queried and sorted transaction history (newest first)</w:t>
+      </w:r>
+    </w:p>
+    <w:p>
+      <w:pPr>
+        <w:pStyle w:val="ListParagraph"/>
+        <w:numPr>
+          <w:ilvl w:val="0"/>
+          <w:numId w:val="20"/>
+        </w:numPr>
+      </w:pPr>
+      <w:r>
+        <w:t>Displayed transaction metadata including type, amount, memo, and sender/recipient</w:t>
+      </w:r>
+    </w:p>
+    <w:p>
+      <w:pPr>
+        <w:pStyle w:val="ListParagraph"/>
+        <w:numPr>
+          <w:ilvl w:val="0"/>
+          <w:numId w:val="20"/>
+        </w:numPr>
+      </w:pPr>
+      <w:r>
+        <w:t>Tested multiple transaction scenarios (transfer-in, transfer-out, deposit)</w:t>
+      </w:r>
+    </w:p>
+    <w:p>
+      <w:pPr>
+        <w:pStyle w:val="ListParagraph"/>
+        <w:numPr>
+          <w:ilvl w:val="0"/>
+          <w:numId w:val="20"/>
+        </w:numPr>
+      </w:pPr>
+      <w:r>
+        <w:t>Debugged formatting and data display issues</w:t>
+      </w:r>
+    </w:p>
+    <w:p>
+      <w:pPr>
+        <w:pStyle w:val="ListParagraph"/>
+        <w:ind w:left="360"/>
+      </w:pPr>
+    </w:p>
+    <w:p>
+      <w:pPr>
+        <w:rPr>
+          <w:b/>
+          <w:bCs/>
+        </w:rPr>
+      </w:pPr>
+      <w:r>
+        <w:rPr>
+          <w:b/>
+          <w:bCs/>
+        </w:rPr>
+        <w:lastRenderedPageBreak/>
+        <w:t>Friday 2:00 PM – 6:30 PM (4.5 hours)</w:t>
+      </w:r>
+    </w:p>
+    <w:p>
+      <w:pPr>
+        <w:pStyle w:val="ListParagraph"/>
+        <w:numPr>
+          <w:ilvl w:val="0"/>
+          <w:numId w:val="19"/>
+        </w:numPr>
+      </w:pPr>
+      <w:r>
+        <w:t>Created and configured admin account in MongoDB</w:t>
+      </w:r>
+    </w:p>
+    <w:p>
+      <w:pPr>
+        <w:pStyle w:val="ListParagraph"/>
+        <w:numPr>
+          <w:ilvl w:val="0"/>
+          <w:numId w:val="19"/>
+        </w:numPr>
+      </w:pPr>
+      <w:r>
+        <w:t>Verified admin authentication and role handling</w:t>
+      </w:r>
+    </w:p>
+    <w:p>
+      <w:pPr>
+        <w:pStyle w:val="ListParagraph"/>
+        <w:numPr>
+          <w:ilvl w:val="0"/>
+          <w:numId w:val="19"/>
+        </w:numPr>
+      </w:pPr>
+      <w:r>
+        <w:t>Designed admin-only access model for viewing user accounts</w:t>
+      </w:r>
+    </w:p>
+    <w:p>
+      <w:pPr>
+        <w:pStyle w:val="ListParagraph"/>
+        <w:numPr>
+          <w:ilvl w:val="0"/>
+          <w:numId w:val="19"/>
+        </w:numPr>
+      </w:pPr>
+      <w:r>
+        <w:t>Implemented admin routes for:</w:t>
+      </w:r>
+    </w:p>
+    <w:p>
+      <w:pPr>
+        <w:pStyle w:val="ListParagraph"/>
+        <w:numPr>
+          <w:ilvl w:val="1"/>
+          <w:numId w:val="19"/>
+        </w:numPr>
+      </w:pPr>
+      <w:r>
+        <w:t>viewing all user accounts</w:t>
+      </w:r>
+    </w:p>
+    <w:p>
+      <w:pPr>
+        <w:pStyle w:val="ListParagraph"/>
+        <w:numPr>
+          <w:ilvl w:val="1"/>
+          <w:numId w:val="19"/>
+        </w:numPr>
+      </w:pPr>
+      <w:r>
+        <w:t>viewing individual account details</w:t>
+      </w:r>
+    </w:p>
+    <w:p>
+      <w:pPr>
+        <w:pStyle w:val="ListParagraph"/>
+        <w:numPr>
+          <w:ilvl w:val="2"/>
+          <w:numId w:val="19"/>
+        </w:numPr>
+      </w:pPr>
+      <w:r>
+        <w:t>Built admin account listing page (excluding sensitive data like passwords)</w:t>
+      </w:r>
+    </w:p>
+    <w:p>
+      <w:pPr>
+        <w:pStyle w:val="ListParagraph"/>
+        <w:numPr>
+          <w:ilvl w:val="2"/>
+          <w:numId w:val="19"/>
+        </w:numPr>
+      </w:pPr>
+      <w:r>
+        <w:t>Tested admin access controls and validated proper authorization behavior</w:t>
+      </w:r>
+    </w:p>
+    <w:p/>
+    <w:p>
+      <w:pPr>
+        <w:rPr>
+          <w:b/>
+          <w:bCs/>
+        </w:rPr>
+      </w:pPr>
+      <w:r>
+        <w:rPr>
+          <w:b/>
+          <w:bCs/>
+        </w:rPr>
+        <w:t>Week 3</w:t>
+      </w:r>
+      <w:r>
+        <w:rPr>
+          <w:b/>
+          <w:bCs/>
+        </w:rPr>
+        <w:t xml:space="preserve"> total (9 hours)</w:t>
+      </w:r>
+    </w:p>
+    <w:p>
+      <w:pPr>
+        <w:rPr>
+          <w:b/>
+          <w:bCs/>
+        </w:rPr>
+      </w:pPr>
+      <w:r>
+        <w:rPr>
+          <w:b/>
+          <w:bCs/>
+        </w:rPr>
+        <w:t>Monday 1:30 PM – 6:00 PM (4.5 hours)</w:t>
+      </w:r>
+    </w:p>
+    <w:p>
+      <w:pPr>
+        <w:pStyle w:val="ListParagraph"/>
+        <w:numPr>
+          <w:ilvl w:val="0"/>
+          <w:numId w:val="14"/>
+        </w:numPr>
+      </w:pPr>
+      <w:r>
+        <w:t>Built admin account detail page showing full user profile information</w:t>
+      </w:r>
+    </w:p>
+    <w:p>
+      <w:pPr>
+        <w:pStyle w:val="ListParagraph"/>
+        <w:numPr>
+          <w:ilvl w:val="0"/>
+          <w:numId w:val="14"/>
+        </w:numPr>
+      </w:pPr>
+      <w:r>
+        <w:t>Implemented admin access to view full transaction history for any user</w:t>
+      </w:r>
+    </w:p>
+    <w:p>
+      <w:pPr>
+        <w:pStyle w:val="ListParagraph"/>
+        <w:numPr>
+          <w:ilvl w:val="0"/>
+          <w:numId w:val="14"/>
+        </w:numPr>
+      </w:pPr>
+      <w:r>
+        <w:t>Ensured sensitive fields (passwords) are excluded from admin views</w:t>
+      </w:r>
+    </w:p>
+    <w:p>
+      <w:pPr>
+        <w:pStyle w:val="ListParagraph"/>
+        <w:numPr>
+          <w:ilvl w:val="0"/>
+          <w:numId w:val="14"/>
+        </w:numPr>
+      </w:pPr>
+      <w:r>
+        <w:t>Added role-based UI logic to conditionally display admin navigation options</w:t>
+      </w:r>
+    </w:p>
+    <w:p>
+      <w:pPr>
+        <w:pStyle w:val="ListParagraph"/>
+        <w:numPr>
+          <w:ilvl w:val="0"/>
+          <w:numId w:val="14"/>
+        </w:numPr>
+      </w:pPr>
+      <w:r>
+        <w:t>Tested admin workflows end-to-end across multiple user accounts</w:t>
+      </w:r>
+    </w:p>
+    <w:p>
+      <w:pPr>
+        <w:pStyle w:val="ListParagraph"/>
+        <w:numPr>
+          <w:ilvl w:val="0"/>
+          <w:numId w:val="14"/>
+        </w:numPr>
+      </w:pPr>
+      <w:r>
+        <w:t>Debugged routing and data-passing issues between admin views</w:t>
+      </w:r>
+    </w:p>
+    <w:p>
+      <w:pPr>
+        <w:rPr>
+          <w:b/>
+          <w:bCs/>
+        </w:rPr>
+      </w:pPr>
+    </w:p>
+    <w:p>
+      <w:pPr>
+        <w:rPr>
+          <w:b/>
+          <w:bCs/>
+        </w:rPr>
+      </w:pPr>
+      <w:r>
+        <w:rPr>
+          <w:b/>
+          <w:bCs/>
+        </w:rPr>
+        <w:t xml:space="preserve">Tuesday </w:t>
+      </w:r>
+      <w:r>
+        <w:rPr>
+          <w:b/>
+          <w:bCs/>
+        </w:rPr>
+        <w:t>9:00</w:t>
+      </w:r>
+      <w:r>
+        <w:rPr>
+          <w:b/>
+          <w:bCs/>
+        </w:rPr>
+        <w:t xml:space="preserve"> </w:t>
+      </w:r>
+      <w:r>
+        <w:rPr>
+          <w:b/>
+          <w:bCs/>
+        </w:rPr>
+        <w:t>A</w:t>
+      </w:r>
+      <w:r>
+        <w:rPr>
+          <w:b/>
+          <w:bCs/>
+        </w:rPr>
+        <w:t xml:space="preserve">M – </w:t>
+      </w:r>
+      <w:r>
+        <w:rPr>
+          <w:b/>
+          <w:bCs/>
+        </w:rPr>
+        <w:t>1</w:t>
+      </w:r>
+      <w:r>
+        <w:rPr>
+          <w:b/>
+          <w:bCs/>
+        </w:rPr>
+        <w:t>:30 PM (4.5 hours)</w:t>
+      </w:r>
+    </w:p>
+    <w:p>
+      <w:pPr>
+        <w:pStyle w:val="ListParagraph"/>
+        <w:numPr>
+          <w:ilvl w:val="0"/>
+          <w:numId w:val="18"/>
+        </w:numPr>
+      </w:pPr>
+      <w:r>
+        <w:t xml:space="preserve">Identified and fixed </w:t>
+      </w:r>
+      <w:proofErr w:type="spellStart"/>
+      <w:r>
+        <w:t>lastLogin</w:t>
+      </w:r>
+      <w:proofErr w:type="spellEnd"/>
+      <w:r>
+        <w:t xml:space="preserve"> field not updating issue</w:t>
+      </w:r>
+    </w:p>
+    <w:p>
+      <w:pPr>
+        <w:pStyle w:val="ListParagraph"/>
+        <w:numPr>
+          <w:ilvl w:val="0"/>
+          <w:numId w:val="18"/>
+        </w:numPr>
+      </w:pPr>
+      <w:r>
+        <w:t xml:space="preserve">Implemented </w:t>
+      </w:r>
+      <w:proofErr w:type="spellStart"/>
+      <w:r>
+        <w:t>lastLogin</w:t>
+      </w:r>
+      <w:proofErr w:type="spellEnd"/>
+      <w:r>
+        <w:t xml:space="preserve"> timestamp updates on successful login</w:t>
+      </w:r>
+    </w:p>
+    <w:p>
+      <w:pPr>
+        <w:pStyle w:val="ListParagraph"/>
+        <w:numPr>
+          <w:ilvl w:val="0"/>
+          <w:numId w:val="18"/>
+        </w:numPr>
+      </w:pPr>
+      <w:r>
+        <w:t>Tested login tracking across multiple accounts</w:t>
+      </w:r>
+    </w:p>
+    <w:p>
+      <w:pPr>
+        <w:pStyle w:val="ListParagraph"/>
+        <w:numPr>
+          <w:ilvl w:val="0"/>
+          <w:numId w:val="18"/>
+        </w:numPr>
+      </w:pPr>
+      <w:r>
+        <w:t xml:space="preserve">Verified </w:t>
+      </w:r>
+      <w:proofErr w:type="spellStart"/>
+      <w:r>
+        <w:t>lastLogin</w:t>
+      </w:r>
+      <w:proofErr w:type="spellEnd"/>
+      <w:r>
+        <w:t xml:space="preserve"> displays correctly on admin account detail pages</w:t>
+      </w:r>
+    </w:p>
+    <w:p>
+      <w:pPr>
+        <w:pStyle w:val="ListParagraph"/>
+        <w:numPr>
+          <w:ilvl w:val="0"/>
+          <w:numId w:val="18"/>
+        </w:numPr>
+      </w:pPr>
+      <w:r>
+        <w:t>Conducted full regression testing for:</w:t>
+      </w:r>
+    </w:p>
+    <w:p>
+      <w:pPr>
+        <w:pStyle w:val="ListParagraph"/>
+        <w:numPr>
+          <w:ilvl w:val="1"/>
+          <w:numId w:val="18"/>
+        </w:numPr>
+      </w:pPr>
+      <w:r>
+        <w:t>T</w:t>
+      </w:r>
+      <w:r>
+        <w:t>ransfers</w:t>
+      </w:r>
+    </w:p>
+    <w:p>
+      <w:pPr>
+        <w:pStyle w:val="ListParagraph"/>
+        <w:numPr>
+          <w:ilvl w:val="1"/>
+          <w:numId w:val="18"/>
+        </w:numPr>
+      </w:pPr>
+      <w:r>
+        <w:t>T</w:t>
+      </w:r>
+      <w:r>
+        <w:t>ransactions</w:t>
+      </w:r>
+    </w:p>
+    <w:p>
+      <w:pPr>
+        <w:pStyle w:val="ListParagraph"/>
+        <w:numPr>
+          <w:ilvl w:val="1"/>
+          <w:numId w:val="18"/>
+        </w:numPr>
+      </w:pPr>
+      <w:r>
+        <w:t>admin pages</w:t>
+      </w:r>
+    </w:p>
+    <w:p>
+      <w:pPr>
+        <w:pStyle w:val="ListParagraph"/>
+        <w:numPr>
+          <w:ilvl w:val="1"/>
+          <w:numId w:val="18"/>
+        </w:numPr>
+      </w:pPr>
+      <w:r>
+        <w:t>authentication flows</w:t>
+      </w:r>
+    </w:p>
+    <w:p>
+      <w:pPr>
+        <w:pStyle w:val="ListParagraph"/>
+        <w:numPr>
+          <w:ilvl w:val="2"/>
+          <w:numId w:val="18"/>
+        </w:numPr>
+      </w:pPr>
+      <w:r>
+        <w:t>Logged progress and documented fixes and observations</w:t>
+      </w:r>
+    </w:p>
+    <w:p/>
     <w:p/>
     <w:sectPr>
       <w:pgSz w:w="12240" w:h="15840"/>
@@ -1549,7 +2283,7 @@
   <w:abstractNum w:abstractNumId="2" w15:restartNumberingAfterBreak="0">
     <w:nsid w:val="0FE62EE5"/>
     <w:multiLevelType w:val="hybridMultilevel"/>
-    <w:tmpl w:val="9C0A9182"/>
+    <w:tmpl w:val="DD04A054"/>
     <w:lvl w:ilvl="0" w:tplc="04090001">
       <w:start w:val="1"/>
       <w:numFmt w:val="bullet"/>
@@ -2486,6 +3220,863 @@
     </w:lvl>
   </w:abstractNum>
   <w:abstractNum w:abstractNumId="10" w15:restartNumberingAfterBreak="0">
+    <w:nsid w:val="59031ABD"/>
+    <w:multiLevelType w:val="multilevel"/>
+    <w:tmpl w:val="5518E5BA"/>
+    <w:lvl w:ilvl="0">
+      <w:start w:val="1"/>
+      <w:numFmt w:val="bullet"/>
+      <w:lvlText w:val=""/>
+      <w:lvlJc w:val="left"/>
+      <w:pPr>
+        <w:tabs>
+          <w:tab w:val="num" w:pos="360"/>
+        </w:tabs>
+        <w:ind w:left="360" w:hanging="360"/>
+      </w:pPr>
+      <w:rPr>
+        <w:rFonts w:ascii="Symbol" w:hAnsi="Symbol" w:hint="default"/>
+        <w:sz w:val="20"/>
+      </w:rPr>
+    </w:lvl>
+    <w:lvl w:ilvl="1" w:tentative="1">
+      <w:start w:val="1"/>
+      <w:numFmt w:val="bullet"/>
+      <w:lvlText w:val="o"/>
+      <w:lvlJc w:val="left"/>
+      <w:pPr>
+        <w:tabs>
+          <w:tab w:val="num" w:pos="1080"/>
+        </w:tabs>
+        <w:ind w:left="1080" w:hanging="360"/>
+      </w:pPr>
+      <w:rPr>
+        <w:rFonts w:ascii="Courier New" w:hAnsi="Courier New" w:hint="default"/>
+        <w:sz w:val="20"/>
+      </w:rPr>
+    </w:lvl>
+    <w:lvl w:ilvl="2" w:tentative="1">
+      <w:start w:val="1"/>
+      <w:numFmt w:val="bullet"/>
+      <w:lvlText w:val=""/>
+      <w:lvlJc w:val="left"/>
+      <w:pPr>
+        <w:tabs>
+          <w:tab w:val="num" w:pos="1800"/>
+        </w:tabs>
+        <w:ind w:left="1800" w:hanging="360"/>
+      </w:pPr>
+      <w:rPr>
+        <w:rFonts w:ascii="Wingdings" w:hAnsi="Wingdings" w:hint="default"/>
+        <w:sz w:val="20"/>
+      </w:rPr>
+    </w:lvl>
+    <w:lvl w:ilvl="3" w:tentative="1">
+      <w:start w:val="1"/>
+      <w:numFmt w:val="bullet"/>
+      <w:lvlText w:val=""/>
+      <w:lvlJc w:val="left"/>
+      <w:pPr>
+        <w:tabs>
+          <w:tab w:val="num" w:pos="2520"/>
+        </w:tabs>
+        <w:ind w:left="2520" w:hanging="360"/>
+      </w:pPr>
+      <w:rPr>
+        <w:rFonts w:ascii="Wingdings" w:hAnsi="Wingdings" w:hint="default"/>
+        <w:sz w:val="20"/>
+      </w:rPr>
+    </w:lvl>
+    <w:lvl w:ilvl="4" w:tentative="1">
+      <w:start w:val="1"/>
+      <w:numFmt w:val="bullet"/>
+      <w:lvlText w:val=""/>
+      <w:lvlJc w:val="left"/>
+      <w:pPr>
+        <w:tabs>
+          <w:tab w:val="num" w:pos="3240"/>
+        </w:tabs>
+        <w:ind w:left="3240" w:hanging="360"/>
+      </w:pPr>
+      <w:rPr>
+        <w:rFonts w:ascii="Wingdings" w:hAnsi="Wingdings" w:hint="default"/>
+        <w:sz w:val="20"/>
+      </w:rPr>
+    </w:lvl>
+    <w:lvl w:ilvl="5" w:tentative="1">
+      <w:start w:val="1"/>
+      <w:numFmt w:val="bullet"/>
+      <w:lvlText w:val=""/>
+      <w:lvlJc w:val="left"/>
+      <w:pPr>
+        <w:tabs>
+          <w:tab w:val="num" w:pos="3960"/>
+        </w:tabs>
+        <w:ind w:left="3960" w:hanging="360"/>
+      </w:pPr>
+      <w:rPr>
+        <w:rFonts w:ascii="Wingdings" w:hAnsi="Wingdings" w:hint="default"/>
+        <w:sz w:val="20"/>
+      </w:rPr>
+    </w:lvl>
+    <w:lvl w:ilvl="6" w:tentative="1">
+      <w:start w:val="1"/>
+      <w:numFmt w:val="bullet"/>
+      <w:lvlText w:val=""/>
+      <w:lvlJc w:val="left"/>
+      <w:pPr>
+        <w:tabs>
+          <w:tab w:val="num" w:pos="4680"/>
+        </w:tabs>
+        <w:ind w:left="4680" w:hanging="360"/>
+      </w:pPr>
+      <w:rPr>
+        <w:rFonts w:ascii="Wingdings" w:hAnsi="Wingdings" w:hint="default"/>
+        <w:sz w:val="20"/>
+      </w:rPr>
+    </w:lvl>
+    <w:lvl w:ilvl="7" w:tentative="1">
+      <w:start w:val="1"/>
+      <w:numFmt w:val="bullet"/>
+      <w:lvlText w:val=""/>
+      <w:lvlJc w:val="left"/>
+      <w:pPr>
+        <w:tabs>
+          <w:tab w:val="num" w:pos="5400"/>
+        </w:tabs>
+        <w:ind w:left="5400" w:hanging="360"/>
+      </w:pPr>
+      <w:rPr>
+        <w:rFonts w:ascii="Wingdings" w:hAnsi="Wingdings" w:hint="default"/>
+        <w:sz w:val="20"/>
+      </w:rPr>
+    </w:lvl>
+    <w:lvl w:ilvl="8" w:tentative="1">
+      <w:start w:val="1"/>
+      <w:numFmt w:val="bullet"/>
+      <w:lvlText w:val=""/>
+      <w:lvlJc w:val="left"/>
+      <w:pPr>
+        <w:tabs>
+          <w:tab w:val="num" w:pos="6120"/>
+        </w:tabs>
+        <w:ind w:left="6120" w:hanging="360"/>
+      </w:pPr>
+      <w:rPr>
+        <w:rFonts w:ascii="Wingdings" w:hAnsi="Wingdings" w:hint="default"/>
+        <w:sz w:val="20"/>
+      </w:rPr>
+    </w:lvl>
+  </w:abstractNum>
+  <w:abstractNum w:abstractNumId="11" w15:restartNumberingAfterBreak="0">
+    <w:nsid w:val="595854E0"/>
+    <w:multiLevelType w:val="multilevel"/>
+    <w:tmpl w:val="AA5AD5F8"/>
+    <w:lvl w:ilvl="0">
+      <w:start w:val="1"/>
+      <w:numFmt w:val="bullet"/>
+      <w:lvlText w:val=""/>
+      <w:lvlJc w:val="left"/>
+      <w:pPr>
+        <w:tabs>
+          <w:tab w:val="num" w:pos="720"/>
+        </w:tabs>
+        <w:ind w:left="720" w:hanging="360"/>
+      </w:pPr>
+      <w:rPr>
+        <w:rFonts w:ascii="Symbol" w:hAnsi="Symbol" w:hint="default"/>
+        <w:sz w:val="20"/>
+      </w:rPr>
+    </w:lvl>
+    <w:lvl w:ilvl="1" w:tentative="1">
+      <w:start w:val="1"/>
+      <w:numFmt w:val="bullet"/>
+      <w:lvlText w:val="o"/>
+      <w:lvlJc w:val="left"/>
+      <w:pPr>
+        <w:tabs>
+          <w:tab w:val="num" w:pos="1440"/>
+        </w:tabs>
+        <w:ind w:left="1440" w:hanging="360"/>
+      </w:pPr>
+      <w:rPr>
+        <w:rFonts w:ascii="Courier New" w:hAnsi="Courier New" w:hint="default"/>
+        <w:sz w:val="20"/>
+      </w:rPr>
+    </w:lvl>
+    <w:lvl w:ilvl="2" w:tentative="1">
+      <w:start w:val="1"/>
+      <w:numFmt w:val="bullet"/>
+      <w:lvlText w:val=""/>
+      <w:lvlJc w:val="left"/>
+      <w:pPr>
+        <w:tabs>
+          <w:tab w:val="num" w:pos="2160"/>
+        </w:tabs>
+        <w:ind w:left="2160" w:hanging="360"/>
+      </w:pPr>
+      <w:rPr>
+        <w:rFonts w:ascii="Wingdings" w:hAnsi="Wingdings" w:hint="default"/>
+        <w:sz w:val="20"/>
+      </w:rPr>
+    </w:lvl>
+    <w:lvl w:ilvl="3" w:tentative="1">
+      <w:start w:val="1"/>
+      <w:numFmt w:val="bullet"/>
+      <w:lvlText w:val=""/>
+      <w:lvlJc w:val="left"/>
+      <w:pPr>
+        <w:tabs>
+          <w:tab w:val="num" w:pos="2880"/>
+        </w:tabs>
+        <w:ind w:left="2880" w:hanging="360"/>
+      </w:pPr>
+      <w:rPr>
+        <w:rFonts w:ascii="Wingdings" w:hAnsi="Wingdings" w:hint="default"/>
+        <w:sz w:val="20"/>
+      </w:rPr>
+    </w:lvl>
+    <w:lvl w:ilvl="4" w:tentative="1">
+      <w:start w:val="1"/>
+      <w:numFmt w:val="bullet"/>
+      <w:lvlText w:val=""/>
+      <w:lvlJc w:val="left"/>
+      <w:pPr>
+        <w:tabs>
+          <w:tab w:val="num" w:pos="3600"/>
+        </w:tabs>
+        <w:ind w:left="3600" w:hanging="360"/>
+      </w:pPr>
+      <w:rPr>
+        <w:rFonts w:ascii="Wingdings" w:hAnsi="Wingdings" w:hint="default"/>
+        <w:sz w:val="20"/>
+      </w:rPr>
+    </w:lvl>
+    <w:lvl w:ilvl="5" w:tentative="1">
+      <w:start w:val="1"/>
+      <w:numFmt w:val="bullet"/>
+      <w:lvlText w:val=""/>
+      <w:lvlJc w:val="left"/>
+      <w:pPr>
+        <w:tabs>
+          <w:tab w:val="num" w:pos="4320"/>
+        </w:tabs>
+        <w:ind w:left="4320" w:hanging="360"/>
+      </w:pPr>
+      <w:rPr>
+        <w:rFonts w:ascii="Wingdings" w:hAnsi="Wingdings" w:hint="default"/>
+        <w:sz w:val="20"/>
+      </w:rPr>
+    </w:lvl>
+    <w:lvl w:ilvl="6" w:tentative="1">
+      <w:start w:val="1"/>
+      <w:numFmt w:val="bullet"/>
+      <w:lvlText w:val=""/>
+      <w:lvlJc w:val="left"/>
+      <w:pPr>
+        <w:tabs>
+          <w:tab w:val="num" w:pos="5040"/>
+        </w:tabs>
+        <w:ind w:left="5040" w:hanging="360"/>
+      </w:pPr>
+      <w:rPr>
+        <w:rFonts w:ascii="Wingdings" w:hAnsi="Wingdings" w:hint="default"/>
+        <w:sz w:val="20"/>
+      </w:rPr>
+    </w:lvl>
+    <w:lvl w:ilvl="7" w:tentative="1">
+      <w:start w:val="1"/>
+      <w:numFmt w:val="bullet"/>
+      <w:lvlText w:val=""/>
+      <w:lvlJc w:val="left"/>
+      <w:pPr>
+        <w:tabs>
+          <w:tab w:val="num" w:pos="5760"/>
+        </w:tabs>
+        <w:ind w:left="5760" w:hanging="360"/>
+      </w:pPr>
+      <w:rPr>
+        <w:rFonts w:ascii="Wingdings" w:hAnsi="Wingdings" w:hint="default"/>
+        <w:sz w:val="20"/>
+      </w:rPr>
+    </w:lvl>
+    <w:lvl w:ilvl="8" w:tentative="1">
+      <w:start w:val="1"/>
+      <w:numFmt w:val="bullet"/>
+      <w:lvlText w:val=""/>
+      <w:lvlJc w:val="left"/>
+      <w:pPr>
+        <w:tabs>
+          <w:tab w:val="num" w:pos="6480"/>
+        </w:tabs>
+        <w:ind w:left="6480" w:hanging="360"/>
+      </w:pPr>
+      <w:rPr>
+        <w:rFonts w:ascii="Wingdings" w:hAnsi="Wingdings" w:hint="default"/>
+        <w:sz w:val="20"/>
+      </w:rPr>
+    </w:lvl>
+  </w:abstractNum>
+  <w:abstractNum w:abstractNumId="12" w15:restartNumberingAfterBreak="0">
+    <w:nsid w:val="5CC36B56"/>
+    <w:multiLevelType w:val="multilevel"/>
+    <w:tmpl w:val="1EB672C0"/>
+    <w:lvl w:ilvl="0">
+      <w:start w:val="1"/>
+      <w:numFmt w:val="bullet"/>
+      <w:lvlText w:val=""/>
+      <w:lvlJc w:val="left"/>
+      <w:pPr>
+        <w:tabs>
+          <w:tab w:val="num" w:pos="720"/>
+        </w:tabs>
+        <w:ind w:left="720" w:hanging="360"/>
+      </w:pPr>
+      <w:rPr>
+        <w:rFonts w:ascii="Symbol" w:hAnsi="Symbol" w:hint="default"/>
+        <w:sz w:val="20"/>
+      </w:rPr>
+    </w:lvl>
+    <w:lvl w:ilvl="1" w:tentative="1">
+      <w:start w:val="1"/>
+      <w:numFmt w:val="bullet"/>
+      <w:lvlText w:val="o"/>
+      <w:lvlJc w:val="left"/>
+      <w:pPr>
+        <w:tabs>
+          <w:tab w:val="num" w:pos="1440"/>
+        </w:tabs>
+        <w:ind w:left="1440" w:hanging="360"/>
+      </w:pPr>
+      <w:rPr>
+        <w:rFonts w:ascii="Courier New" w:hAnsi="Courier New" w:hint="default"/>
+        <w:sz w:val="20"/>
+      </w:rPr>
+    </w:lvl>
+    <w:lvl w:ilvl="2" w:tentative="1">
+      <w:start w:val="1"/>
+      <w:numFmt w:val="bullet"/>
+      <w:lvlText w:val=""/>
+      <w:lvlJc w:val="left"/>
+      <w:pPr>
+        <w:tabs>
+          <w:tab w:val="num" w:pos="2160"/>
+        </w:tabs>
+        <w:ind w:left="2160" w:hanging="360"/>
+      </w:pPr>
+      <w:rPr>
+        <w:rFonts w:ascii="Wingdings" w:hAnsi="Wingdings" w:hint="default"/>
+        <w:sz w:val="20"/>
+      </w:rPr>
+    </w:lvl>
+    <w:lvl w:ilvl="3" w:tentative="1">
+      <w:start w:val="1"/>
+      <w:numFmt w:val="bullet"/>
+      <w:lvlText w:val=""/>
+      <w:lvlJc w:val="left"/>
+      <w:pPr>
+        <w:tabs>
+          <w:tab w:val="num" w:pos="2880"/>
+        </w:tabs>
+        <w:ind w:left="2880" w:hanging="360"/>
+      </w:pPr>
+      <w:rPr>
+        <w:rFonts w:ascii="Wingdings" w:hAnsi="Wingdings" w:hint="default"/>
+        <w:sz w:val="20"/>
+      </w:rPr>
+    </w:lvl>
+    <w:lvl w:ilvl="4" w:tentative="1">
+      <w:start w:val="1"/>
+      <w:numFmt w:val="bullet"/>
+      <w:lvlText w:val=""/>
+      <w:lvlJc w:val="left"/>
+      <w:pPr>
+        <w:tabs>
+          <w:tab w:val="num" w:pos="3600"/>
+        </w:tabs>
+        <w:ind w:left="3600" w:hanging="360"/>
+      </w:pPr>
+      <w:rPr>
+        <w:rFonts w:ascii="Wingdings" w:hAnsi="Wingdings" w:hint="default"/>
+        <w:sz w:val="20"/>
+      </w:rPr>
+    </w:lvl>
+    <w:lvl w:ilvl="5" w:tentative="1">
+      <w:start w:val="1"/>
+      <w:numFmt w:val="bullet"/>
+      <w:lvlText w:val=""/>
+      <w:lvlJc w:val="left"/>
+      <w:pPr>
+        <w:tabs>
+          <w:tab w:val="num" w:pos="4320"/>
+        </w:tabs>
+        <w:ind w:left="4320" w:hanging="360"/>
+      </w:pPr>
+      <w:rPr>
+        <w:rFonts w:ascii="Wingdings" w:hAnsi="Wingdings" w:hint="default"/>
+        <w:sz w:val="20"/>
+      </w:rPr>
+    </w:lvl>
+    <w:lvl w:ilvl="6" w:tentative="1">
+      <w:start w:val="1"/>
+      <w:numFmt w:val="bullet"/>
+      <w:lvlText w:val=""/>
+      <w:lvlJc w:val="left"/>
+      <w:pPr>
+        <w:tabs>
+          <w:tab w:val="num" w:pos="5040"/>
+        </w:tabs>
+        <w:ind w:left="5040" w:hanging="360"/>
+      </w:pPr>
+      <w:rPr>
+        <w:rFonts w:ascii="Wingdings" w:hAnsi="Wingdings" w:hint="default"/>
+        <w:sz w:val="20"/>
+      </w:rPr>
+    </w:lvl>
+    <w:lvl w:ilvl="7" w:tentative="1">
+      <w:start w:val="1"/>
+      <w:numFmt w:val="bullet"/>
+      <w:lvlText w:val=""/>
+      <w:lvlJc w:val="left"/>
+      <w:pPr>
+        <w:tabs>
+          <w:tab w:val="num" w:pos="5760"/>
+        </w:tabs>
+        <w:ind w:left="5760" w:hanging="360"/>
+      </w:pPr>
+      <w:rPr>
+        <w:rFonts w:ascii="Wingdings" w:hAnsi="Wingdings" w:hint="default"/>
+        <w:sz w:val="20"/>
+      </w:rPr>
+    </w:lvl>
+    <w:lvl w:ilvl="8" w:tentative="1">
+      <w:start w:val="1"/>
+      <w:numFmt w:val="bullet"/>
+      <w:lvlText w:val=""/>
+      <w:lvlJc w:val="left"/>
+      <w:pPr>
+        <w:tabs>
+          <w:tab w:val="num" w:pos="6480"/>
+        </w:tabs>
+        <w:ind w:left="6480" w:hanging="360"/>
+      </w:pPr>
+      <w:rPr>
+        <w:rFonts w:ascii="Wingdings" w:hAnsi="Wingdings" w:hint="default"/>
+        <w:sz w:val="20"/>
+      </w:rPr>
+    </w:lvl>
+  </w:abstractNum>
+  <w:abstractNum w:abstractNumId="13" w15:restartNumberingAfterBreak="0">
+    <w:nsid w:val="5D913B64"/>
+    <w:multiLevelType w:val="hybridMultilevel"/>
+    <w:tmpl w:val="A8541892"/>
+    <w:lvl w:ilvl="0" w:tplc="8F866D3C">
+      <w:numFmt w:val="bullet"/>
+      <w:lvlText w:val="-"/>
+      <w:lvlJc w:val="left"/>
+      <w:pPr>
+        <w:ind w:left="720" w:hanging="360"/>
+      </w:pPr>
+      <w:rPr>
+        <w:rFonts w:ascii="Aptos" w:eastAsiaTheme="minorHAnsi" w:hAnsi="Aptos" w:cstheme="minorBidi" w:hint="default"/>
+      </w:rPr>
+    </w:lvl>
+    <w:lvl w:ilvl="1" w:tplc="04090003" w:tentative="1">
+      <w:start w:val="1"/>
+      <w:numFmt w:val="bullet"/>
+      <w:lvlText w:val="o"/>
+      <w:lvlJc w:val="left"/>
+      <w:pPr>
+        <w:ind w:left="1440" w:hanging="360"/>
+      </w:pPr>
+      <w:rPr>
+        <w:rFonts w:ascii="Courier New" w:hAnsi="Courier New" w:cs="Courier New" w:hint="default"/>
+      </w:rPr>
+    </w:lvl>
+    <w:lvl w:ilvl="2" w:tplc="04090005" w:tentative="1">
+      <w:start w:val="1"/>
+      <w:numFmt w:val="bullet"/>
+      <w:lvlText w:val=""/>
+      <w:lvlJc w:val="left"/>
+      <w:pPr>
+        <w:ind w:left="2160" w:hanging="360"/>
+      </w:pPr>
+      <w:rPr>
+        <w:rFonts w:ascii="Wingdings" w:hAnsi="Wingdings" w:hint="default"/>
+      </w:rPr>
+    </w:lvl>
+    <w:lvl w:ilvl="3" w:tplc="04090001" w:tentative="1">
+      <w:start w:val="1"/>
+      <w:numFmt w:val="bullet"/>
+      <w:lvlText w:val=""/>
+      <w:lvlJc w:val="left"/>
+      <w:pPr>
+        <w:ind w:left="2880" w:hanging="360"/>
+      </w:pPr>
+      <w:rPr>
+        <w:rFonts w:ascii="Symbol" w:hAnsi="Symbol" w:hint="default"/>
+      </w:rPr>
+    </w:lvl>
+    <w:lvl w:ilvl="4" w:tplc="04090003" w:tentative="1">
+      <w:start w:val="1"/>
+      <w:numFmt w:val="bullet"/>
+      <w:lvlText w:val="o"/>
+      <w:lvlJc w:val="left"/>
+      <w:pPr>
+        <w:ind w:left="3600" w:hanging="360"/>
+      </w:pPr>
+      <w:rPr>
+        <w:rFonts w:ascii="Courier New" w:hAnsi="Courier New" w:cs="Courier New" w:hint="default"/>
+      </w:rPr>
+    </w:lvl>
+    <w:lvl w:ilvl="5" w:tplc="04090005" w:tentative="1">
+      <w:start w:val="1"/>
+      <w:numFmt w:val="bullet"/>
+      <w:lvlText w:val=""/>
+      <w:lvlJc w:val="left"/>
+      <w:pPr>
+        <w:ind w:left="4320" w:hanging="360"/>
+      </w:pPr>
+      <w:rPr>
+        <w:rFonts w:ascii="Wingdings" w:hAnsi="Wingdings" w:hint="default"/>
+      </w:rPr>
+    </w:lvl>
+    <w:lvl w:ilvl="6" w:tplc="04090001" w:tentative="1">
+      <w:start w:val="1"/>
+      <w:numFmt w:val="bullet"/>
+      <w:lvlText w:val=""/>
+      <w:lvlJc w:val="left"/>
+      <w:pPr>
+        <w:ind w:left="5040" w:hanging="360"/>
+      </w:pPr>
+      <w:rPr>
+        <w:rFonts w:ascii="Symbol" w:hAnsi="Symbol" w:hint="default"/>
+      </w:rPr>
+    </w:lvl>
+    <w:lvl w:ilvl="7" w:tplc="04090003" w:tentative="1">
+      <w:start w:val="1"/>
+      <w:numFmt w:val="bullet"/>
+      <w:lvlText w:val="o"/>
+      <w:lvlJc w:val="left"/>
+      <w:pPr>
+        <w:ind w:left="5760" w:hanging="360"/>
+      </w:pPr>
+      <w:rPr>
+        <w:rFonts w:ascii="Courier New" w:hAnsi="Courier New" w:cs="Courier New" w:hint="default"/>
+      </w:rPr>
+    </w:lvl>
+    <w:lvl w:ilvl="8" w:tplc="04090005" w:tentative="1">
+      <w:start w:val="1"/>
+      <w:numFmt w:val="bullet"/>
+      <w:lvlText w:val=""/>
+      <w:lvlJc w:val="left"/>
+      <w:pPr>
+        <w:ind w:left="6480" w:hanging="360"/>
+      </w:pPr>
+      <w:rPr>
+        <w:rFonts w:ascii="Wingdings" w:hAnsi="Wingdings" w:hint="default"/>
+      </w:rPr>
+    </w:lvl>
+  </w:abstractNum>
+  <w:abstractNum w:abstractNumId="14" w15:restartNumberingAfterBreak="0">
+    <w:nsid w:val="616E0603"/>
+    <w:multiLevelType w:val="multilevel"/>
+    <w:tmpl w:val="AA5AD5F8"/>
+    <w:lvl w:ilvl="0">
+      <w:start w:val="1"/>
+      <w:numFmt w:val="bullet"/>
+      <w:lvlText w:val=""/>
+      <w:lvlJc w:val="left"/>
+      <w:pPr>
+        <w:tabs>
+          <w:tab w:val="num" w:pos="360"/>
+        </w:tabs>
+        <w:ind w:left="360" w:hanging="360"/>
+      </w:pPr>
+      <w:rPr>
+        <w:rFonts w:ascii="Symbol" w:hAnsi="Symbol" w:hint="default"/>
+        <w:sz w:val="20"/>
+      </w:rPr>
+    </w:lvl>
+    <w:lvl w:ilvl="1">
+      <w:start w:val="1"/>
+      <w:numFmt w:val="bullet"/>
+      <w:lvlText w:val="o"/>
+      <w:lvlJc w:val="left"/>
+      <w:pPr>
+        <w:tabs>
+          <w:tab w:val="num" w:pos="1080"/>
+        </w:tabs>
+        <w:ind w:left="1080" w:hanging="360"/>
+      </w:pPr>
+      <w:rPr>
+        <w:rFonts w:ascii="Courier New" w:hAnsi="Courier New" w:hint="default"/>
+        <w:sz w:val="20"/>
+      </w:rPr>
+    </w:lvl>
+    <w:lvl w:ilvl="2">
+      <w:start w:val="1"/>
+      <w:numFmt w:val="bullet"/>
+      <w:lvlText w:val=""/>
+      <w:lvlJc w:val="left"/>
+      <w:pPr>
+        <w:tabs>
+          <w:tab w:val="num" w:pos="1800"/>
+        </w:tabs>
+        <w:ind w:left="1800" w:hanging="360"/>
+      </w:pPr>
+      <w:rPr>
+        <w:rFonts w:ascii="Wingdings" w:hAnsi="Wingdings" w:hint="default"/>
+        <w:sz w:val="20"/>
+      </w:rPr>
+    </w:lvl>
+    <w:lvl w:ilvl="3" w:tentative="1">
+      <w:start w:val="1"/>
+      <w:numFmt w:val="bullet"/>
+      <w:lvlText w:val=""/>
+      <w:lvlJc w:val="left"/>
+      <w:pPr>
+        <w:tabs>
+          <w:tab w:val="num" w:pos="2520"/>
+        </w:tabs>
+        <w:ind w:left="2520" w:hanging="360"/>
+      </w:pPr>
+      <w:rPr>
+        <w:rFonts w:ascii="Wingdings" w:hAnsi="Wingdings" w:hint="default"/>
+        <w:sz w:val="20"/>
+      </w:rPr>
+    </w:lvl>
+    <w:lvl w:ilvl="4" w:tentative="1">
+      <w:start w:val="1"/>
+      <w:numFmt w:val="bullet"/>
+      <w:lvlText w:val=""/>
+      <w:lvlJc w:val="left"/>
+      <w:pPr>
+        <w:tabs>
+          <w:tab w:val="num" w:pos="3240"/>
+        </w:tabs>
+        <w:ind w:left="3240" w:hanging="360"/>
+      </w:pPr>
+      <w:rPr>
+        <w:rFonts w:ascii="Wingdings" w:hAnsi="Wingdings" w:hint="default"/>
+        <w:sz w:val="20"/>
+      </w:rPr>
+    </w:lvl>
+    <w:lvl w:ilvl="5" w:tentative="1">
+      <w:start w:val="1"/>
+      <w:numFmt w:val="bullet"/>
+      <w:lvlText w:val=""/>
+      <w:lvlJc w:val="left"/>
+      <w:pPr>
+        <w:tabs>
+          <w:tab w:val="num" w:pos="3960"/>
+        </w:tabs>
+        <w:ind w:left="3960" w:hanging="360"/>
+      </w:pPr>
+      <w:rPr>
+        <w:rFonts w:ascii="Wingdings" w:hAnsi="Wingdings" w:hint="default"/>
+        <w:sz w:val="20"/>
+      </w:rPr>
+    </w:lvl>
+    <w:lvl w:ilvl="6" w:tentative="1">
+      <w:start w:val="1"/>
+      <w:numFmt w:val="bullet"/>
+      <w:lvlText w:val=""/>
+      <w:lvlJc w:val="left"/>
+      <w:pPr>
+        <w:tabs>
+          <w:tab w:val="num" w:pos="4680"/>
+        </w:tabs>
+        <w:ind w:left="4680" w:hanging="360"/>
+      </w:pPr>
+      <w:rPr>
+        <w:rFonts w:ascii="Wingdings" w:hAnsi="Wingdings" w:hint="default"/>
+        <w:sz w:val="20"/>
+      </w:rPr>
+    </w:lvl>
+    <w:lvl w:ilvl="7" w:tentative="1">
+      <w:start w:val="1"/>
+      <w:numFmt w:val="bullet"/>
+      <w:lvlText w:val=""/>
+      <w:lvlJc w:val="left"/>
+      <w:pPr>
+        <w:tabs>
+          <w:tab w:val="num" w:pos="5400"/>
+        </w:tabs>
+        <w:ind w:left="5400" w:hanging="360"/>
+      </w:pPr>
+      <w:rPr>
+        <w:rFonts w:ascii="Wingdings" w:hAnsi="Wingdings" w:hint="default"/>
+        <w:sz w:val="20"/>
+      </w:rPr>
+    </w:lvl>
+    <w:lvl w:ilvl="8" w:tentative="1">
+      <w:start w:val="1"/>
+      <w:numFmt w:val="bullet"/>
+      <w:lvlText w:val=""/>
+      <w:lvlJc w:val="left"/>
+      <w:pPr>
+        <w:tabs>
+          <w:tab w:val="num" w:pos="6120"/>
+        </w:tabs>
+        <w:ind w:left="6120" w:hanging="360"/>
+      </w:pPr>
+      <w:rPr>
+        <w:rFonts w:ascii="Wingdings" w:hAnsi="Wingdings" w:hint="default"/>
+        <w:sz w:val="20"/>
+      </w:rPr>
+    </w:lvl>
+  </w:abstractNum>
+  <w:abstractNum w:abstractNumId="15" w15:restartNumberingAfterBreak="0">
+    <w:nsid w:val="6FF00B7C"/>
+    <w:multiLevelType w:val="multilevel"/>
+    <w:tmpl w:val="1EB672C0"/>
+    <w:lvl w:ilvl="0">
+      <w:start w:val="1"/>
+      <w:numFmt w:val="bullet"/>
+      <w:lvlText w:val=""/>
+      <w:lvlJc w:val="left"/>
+      <w:pPr>
+        <w:tabs>
+          <w:tab w:val="num" w:pos="360"/>
+        </w:tabs>
+        <w:ind w:left="360" w:hanging="360"/>
+      </w:pPr>
+      <w:rPr>
+        <w:rFonts w:ascii="Symbol" w:hAnsi="Symbol" w:hint="default"/>
+        <w:sz w:val="20"/>
+      </w:rPr>
+    </w:lvl>
+    <w:lvl w:ilvl="1">
+      <w:start w:val="1"/>
+      <w:numFmt w:val="bullet"/>
+      <w:lvlText w:val="o"/>
+      <w:lvlJc w:val="left"/>
+      <w:pPr>
+        <w:tabs>
+          <w:tab w:val="num" w:pos="1080"/>
+        </w:tabs>
+        <w:ind w:left="1080" w:hanging="360"/>
+      </w:pPr>
+      <w:rPr>
+        <w:rFonts w:ascii="Courier New" w:hAnsi="Courier New" w:hint="default"/>
+        <w:sz w:val="20"/>
+      </w:rPr>
+    </w:lvl>
+    <w:lvl w:ilvl="2">
+      <w:start w:val="1"/>
+      <w:numFmt w:val="bullet"/>
+      <w:lvlText w:val=""/>
+      <w:lvlJc w:val="left"/>
+      <w:pPr>
+        <w:tabs>
+          <w:tab w:val="num" w:pos="1800"/>
+        </w:tabs>
+        <w:ind w:left="1800" w:hanging="360"/>
+      </w:pPr>
+      <w:rPr>
+        <w:rFonts w:ascii="Wingdings" w:hAnsi="Wingdings" w:hint="default"/>
+        <w:sz w:val="20"/>
+      </w:rPr>
+    </w:lvl>
+    <w:lvl w:ilvl="3" w:tentative="1">
+      <w:start w:val="1"/>
+      <w:numFmt w:val="bullet"/>
+      <w:lvlText w:val=""/>
+      <w:lvlJc w:val="left"/>
+      <w:pPr>
+        <w:tabs>
+          <w:tab w:val="num" w:pos="2520"/>
+        </w:tabs>
+        <w:ind w:left="2520" w:hanging="360"/>
+      </w:pPr>
+      <w:rPr>
+        <w:rFonts w:ascii="Wingdings" w:hAnsi="Wingdings" w:hint="default"/>
+        <w:sz w:val="20"/>
+      </w:rPr>
+    </w:lvl>
+    <w:lvl w:ilvl="4" w:tentative="1">
+      <w:start w:val="1"/>
+      <w:numFmt w:val="bullet"/>
+      <w:lvlText w:val=""/>
+      <w:lvlJc w:val="left"/>
+      <w:pPr>
+        <w:tabs>
+          <w:tab w:val="num" w:pos="3240"/>
+        </w:tabs>
+        <w:ind w:left="3240" w:hanging="360"/>
+      </w:pPr>
+      <w:rPr>
+        <w:rFonts w:ascii="Wingdings" w:hAnsi="Wingdings" w:hint="default"/>
+        <w:sz w:val="20"/>
+      </w:rPr>
+    </w:lvl>
+    <w:lvl w:ilvl="5" w:tentative="1">
+      <w:start w:val="1"/>
+      <w:numFmt w:val="bullet"/>
+      <w:lvlText w:val=""/>
+      <w:lvlJc w:val="left"/>
+      <w:pPr>
+        <w:tabs>
+          <w:tab w:val="num" w:pos="3960"/>
+        </w:tabs>
+        <w:ind w:left="3960" w:hanging="360"/>
+      </w:pPr>
+      <w:rPr>
+        <w:rFonts w:ascii="Wingdings" w:hAnsi="Wingdings" w:hint="default"/>
+        <w:sz w:val="20"/>
+      </w:rPr>
+    </w:lvl>
+    <w:lvl w:ilvl="6" w:tentative="1">
+      <w:start w:val="1"/>
+      <w:numFmt w:val="bullet"/>
+      <w:lvlText w:val=""/>
+      <w:lvlJc w:val="left"/>
+      <w:pPr>
+        <w:tabs>
+          <w:tab w:val="num" w:pos="4680"/>
+        </w:tabs>
+        <w:ind w:left="4680" w:hanging="360"/>
+      </w:pPr>
+      <w:rPr>
+        <w:rFonts w:ascii="Wingdings" w:hAnsi="Wingdings" w:hint="default"/>
+        <w:sz w:val="20"/>
+      </w:rPr>
+    </w:lvl>
+    <w:lvl w:ilvl="7" w:tentative="1">
+      <w:start w:val="1"/>
+      <w:numFmt w:val="bullet"/>
+      <w:lvlText w:val=""/>
+      <w:lvlJc w:val="left"/>
+      <w:pPr>
+        <w:tabs>
+          <w:tab w:val="num" w:pos="5400"/>
+        </w:tabs>
+        <w:ind w:left="5400" w:hanging="360"/>
+      </w:pPr>
+      <w:rPr>
+        <w:rFonts w:ascii="Wingdings" w:hAnsi="Wingdings" w:hint="default"/>
+        <w:sz w:val="20"/>
+      </w:rPr>
+    </w:lvl>
+    <w:lvl w:ilvl="8" w:tentative="1">
+      <w:start w:val="1"/>
+      <w:numFmt w:val="bullet"/>
+      <w:lvlText w:val=""/>
+      <w:lvlJc w:val="left"/>
+      <w:pPr>
+        <w:tabs>
+          <w:tab w:val="num" w:pos="6120"/>
+        </w:tabs>
+        <w:ind w:left="6120" w:hanging="360"/>
+      </w:pPr>
+      <w:rPr>
+        <w:rFonts w:ascii="Wingdings" w:hAnsi="Wingdings" w:hint="default"/>
+        <w:sz w:val="20"/>
+      </w:rPr>
+    </w:lvl>
+  </w:abstractNum>
+  <w:abstractNum w:abstractNumId="16" w15:restartNumberingAfterBreak="0">
     <w:nsid w:val="74453C31"/>
     <w:multiLevelType w:val="multilevel"/>
     <w:tmpl w:val="C78E360A"/>
@@ -2634,7 +4225,305 @@
       </w:rPr>
     </w:lvl>
   </w:abstractNum>
-  <w:abstractNum w:abstractNumId="11" w15:restartNumberingAfterBreak="0">
+  <w:abstractNum w:abstractNumId="17" w15:restartNumberingAfterBreak="0">
+    <w:nsid w:val="78605045"/>
+    <w:multiLevelType w:val="multilevel"/>
+    <w:tmpl w:val="5518E5BA"/>
+    <w:lvl w:ilvl="0">
+      <w:start w:val="1"/>
+      <w:numFmt w:val="bullet"/>
+      <w:lvlText w:val=""/>
+      <w:lvlJc w:val="left"/>
+      <w:pPr>
+        <w:tabs>
+          <w:tab w:val="num" w:pos="720"/>
+        </w:tabs>
+        <w:ind w:left="720" w:hanging="360"/>
+      </w:pPr>
+      <w:rPr>
+        <w:rFonts w:ascii="Symbol" w:hAnsi="Symbol" w:hint="default"/>
+        <w:sz w:val="20"/>
+      </w:rPr>
+    </w:lvl>
+    <w:lvl w:ilvl="1" w:tentative="1">
+      <w:start w:val="1"/>
+      <w:numFmt w:val="bullet"/>
+      <w:lvlText w:val="o"/>
+      <w:lvlJc w:val="left"/>
+      <w:pPr>
+        <w:tabs>
+          <w:tab w:val="num" w:pos="1440"/>
+        </w:tabs>
+        <w:ind w:left="1440" w:hanging="360"/>
+      </w:pPr>
+      <w:rPr>
+        <w:rFonts w:ascii="Courier New" w:hAnsi="Courier New" w:hint="default"/>
+        <w:sz w:val="20"/>
+      </w:rPr>
+    </w:lvl>
+    <w:lvl w:ilvl="2" w:tentative="1">
+      <w:start w:val="1"/>
+      <w:numFmt w:val="bullet"/>
+      <w:lvlText w:val=""/>
+      <w:lvlJc w:val="left"/>
+      <w:pPr>
+        <w:tabs>
+          <w:tab w:val="num" w:pos="2160"/>
+        </w:tabs>
+        <w:ind w:left="2160" w:hanging="360"/>
+      </w:pPr>
+      <w:rPr>
+        <w:rFonts w:ascii="Wingdings" w:hAnsi="Wingdings" w:hint="default"/>
+        <w:sz w:val="20"/>
+      </w:rPr>
+    </w:lvl>
+    <w:lvl w:ilvl="3" w:tentative="1">
+      <w:start w:val="1"/>
+      <w:numFmt w:val="bullet"/>
+      <w:lvlText w:val=""/>
+      <w:lvlJc w:val="left"/>
+      <w:pPr>
+        <w:tabs>
+          <w:tab w:val="num" w:pos="2880"/>
+        </w:tabs>
+        <w:ind w:left="2880" w:hanging="360"/>
+      </w:pPr>
+      <w:rPr>
+        <w:rFonts w:ascii="Wingdings" w:hAnsi="Wingdings" w:hint="default"/>
+        <w:sz w:val="20"/>
+      </w:rPr>
+    </w:lvl>
+    <w:lvl w:ilvl="4" w:tentative="1">
+      <w:start w:val="1"/>
+      <w:numFmt w:val="bullet"/>
+      <w:lvlText w:val=""/>
+      <w:lvlJc w:val="left"/>
+      <w:pPr>
+        <w:tabs>
+          <w:tab w:val="num" w:pos="3600"/>
+        </w:tabs>
+        <w:ind w:left="3600" w:hanging="360"/>
+      </w:pPr>
+      <w:rPr>
+        <w:rFonts w:ascii="Wingdings" w:hAnsi="Wingdings" w:hint="default"/>
+        <w:sz w:val="20"/>
+      </w:rPr>
+    </w:lvl>
+    <w:lvl w:ilvl="5" w:tentative="1">
+      <w:start w:val="1"/>
+      <w:numFmt w:val="bullet"/>
+      <w:lvlText w:val=""/>
+      <w:lvlJc w:val="left"/>
+      <w:pPr>
+        <w:tabs>
+          <w:tab w:val="num" w:pos="4320"/>
+        </w:tabs>
+        <w:ind w:left="4320" w:hanging="360"/>
+      </w:pPr>
+      <w:rPr>
+        <w:rFonts w:ascii="Wingdings" w:hAnsi="Wingdings" w:hint="default"/>
+        <w:sz w:val="20"/>
+      </w:rPr>
+    </w:lvl>
+    <w:lvl w:ilvl="6" w:tentative="1">
+      <w:start w:val="1"/>
+      <w:numFmt w:val="bullet"/>
+      <w:lvlText w:val=""/>
+      <w:lvlJc w:val="left"/>
+      <w:pPr>
+        <w:tabs>
+          <w:tab w:val="num" w:pos="5040"/>
+        </w:tabs>
+        <w:ind w:left="5040" w:hanging="360"/>
+      </w:pPr>
+      <w:rPr>
+        <w:rFonts w:ascii="Wingdings" w:hAnsi="Wingdings" w:hint="default"/>
+        <w:sz w:val="20"/>
+      </w:rPr>
+    </w:lvl>
+    <w:lvl w:ilvl="7" w:tentative="1">
+      <w:start w:val="1"/>
+      <w:numFmt w:val="bullet"/>
+      <w:lvlText w:val=""/>
+      <w:lvlJc w:val="left"/>
+      <w:pPr>
+        <w:tabs>
+          <w:tab w:val="num" w:pos="5760"/>
+        </w:tabs>
+        <w:ind w:left="5760" w:hanging="360"/>
+      </w:pPr>
+      <w:rPr>
+        <w:rFonts w:ascii="Wingdings" w:hAnsi="Wingdings" w:hint="default"/>
+        <w:sz w:val="20"/>
+      </w:rPr>
+    </w:lvl>
+    <w:lvl w:ilvl="8" w:tentative="1">
+      <w:start w:val="1"/>
+      <w:numFmt w:val="bullet"/>
+      <w:lvlText w:val=""/>
+      <w:lvlJc w:val="left"/>
+      <w:pPr>
+        <w:tabs>
+          <w:tab w:val="num" w:pos="6480"/>
+        </w:tabs>
+        <w:ind w:left="6480" w:hanging="360"/>
+      </w:pPr>
+      <w:rPr>
+        <w:rFonts w:ascii="Wingdings" w:hAnsi="Wingdings" w:hint="default"/>
+        <w:sz w:val="20"/>
+      </w:rPr>
+    </w:lvl>
+  </w:abstractNum>
+  <w:abstractNum w:abstractNumId="18" w15:restartNumberingAfterBreak="0">
+    <w:nsid w:val="7B5E23FE"/>
+    <w:multiLevelType w:val="multilevel"/>
+    <w:tmpl w:val="5518E5BA"/>
+    <w:lvl w:ilvl="0">
+      <w:start w:val="1"/>
+      <w:numFmt w:val="bullet"/>
+      <w:lvlText w:val=""/>
+      <w:lvlJc w:val="left"/>
+      <w:pPr>
+        <w:tabs>
+          <w:tab w:val="num" w:pos="360"/>
+        </w:tabs>
+        <w:ind w:left="360" w:hanging="360"/>
+      </w:pPr>
+      <w:rPr>
+        <w:rFonts w:ascii="Symbol" w:hAnsi="Symbol" w:hint="default"/>
+        <w:sz w:val="20"/>
+      </w:rPr>
+    </w:lvl>
+    <w:lvl w:ilvl="1">
+      <w:start w:val="1"/>
+      <w:numFmt w:val="bullet"/>
+      <w:lvlText w:val="o"/>
+      <w:lvlJc w:val="left"/>
+      <w:pPr>
+        <w:tabs>
+          <w:tab w:val="num" w:pos="1080"/>
+        </w:tabs>
+        <w:ind w:left="1080" w:hanging="360"/>
+      </w:pPr>
+      <w:rPr>
+        <w:rFonts w:ascii="Courier New" w:hAnsi="Courier New" w:hint="default"/>
+        <w:sz w:val="20"/>
+      </w:rPr>
+    </w:lvl>
+    <w:lvl w:ilvl="2">
+      <w:start w:val="1"/>
+      <w:numFmt w:val="bullet"/>
+      <w:lvlText w:val=""/>
+      <w:lvlJc w:val="left"/>
+      <w:pPr>
+        <w:tabs>
+          <w:tab w:val="num" w:pos="1800"/>
+        </w:tabs>
+        <w:ind w:left="1800" w:hanging="360"/>
+      </w:pPr>
+      <w:rPr>
+        <w:rFonts w:ascii="Wingdings" w:hAnsi="Wingdings" w:hint="default"/>
+        <w:sz w:val="20"/>
+      </w:rPr>
+    </w:lvl>
+    <w:lvl w:ilvl="3" w:tentative="1">
+      <w:start w:val="1"/>
+      <w:numFmt w:val="bullet"/>
+      <w:lvlText w:val=""/>
+      <w:lvlJc w:val="left"/>
+      <w:pPr>
+        <w:tabs>
+          <w:tab w:val="num" w:pos="2520"/>
+        </w:tabs>
+        <w:ind w:left="2520" w:hanging="360"/>
+      </w:pPr>
+      <w:rPr>
+        <w:rFonts w:ascii="Wingdings" w:hAnsi="Wingdings" w:hint="default"/>
+        <w:sz w:val="20"/>
+      </w:rPr>
+    </w:lvl>
+    <w:lvl w:ilvl="4" w:tentative="1">
+      <w:start w:val="1"/>
+      <w:numFmt w:val="bullet"/>
+      <w:lvlText w:val=""/>
+      <w:lvlJc w:val="left"/>
+      <w:pPr>
+        <w:tabs>
+          <w:tab w:val="num" w:pos="3240"/>
+        </w:tabs>
+        <w:ind w:left="3240" w:hanging="360"/>
+      </w:pPr>
+      <w:rPr>
+        <w:rFonts w:ascii="Wingdings" w:hAnsi="Wingdings" w:hint="default"/>
+        <w:sz w:val="20"/>
+      </w:rPr>
+    </w:lvl>
+    <w:lvl w:ilvl="5" w:tentative="1">
+      <w:start w:val="1"/>
+      <w:numFmt w:val="bullet"/>
+      <w:lvlText w:val=""/>
+      <w:lvlJc w:val="left"/>
+      <w:pPr>
+        <w:tabs>
+          <w:tab w:val="num" w:pos="3960"/>
+        </w:tabs>
+        <w:ind w:left="3960" w:hanging="360"/>
+      </w:pPr>
+      <w:rPr>
+        <w:rFonts w:ascii="Wingdings" w:hAnsi="Wingdings" w:hint="default"/>
+        <w:sz w:val="20"/>
+      </w:rPr>
+    </w:lvl>
+    <w:lvl w:ilvl="6" w:tentative="1">
+      <w:start w:val="1"/>
+      <w:numFmt w:val="bullet"/>
+      <w:lvlText w:val=""/>
+      <w:lvlJc w:val="left"/>
+      <w:pPr>
+        <w:tabs>
+          <w:tab w:val="num" w:pos="4680"/>
+        </w:tabs>
+        <w:ind w:left="4680" w:hanging="360"/>
+      </w:pPr>
+      <w:rPr>
+        <w:rFonts w:ascii="Wingdings" w:hAnsi="Wingdings" w:hint="default"/>
+        <w:sz w:val="20"/>
+      </w:rPr>
+    </w:lvl>
+    <w:lvl w:ilvl="7" w:tentative="1">
+      <w:start w:val="1"/>
+      <w:numFmt w:val="bullet"/>
+      <w:lvlText w:val=""/>
+      <w:lvlJc w:val="left"/>
+      <w:pPr>
+        <w:tabs>
+          <w:tab w:val="num" w:pos="5400"/>
+        </w:tabs>
+        <w:ind w:left="5400" w:hanging="360"/>
+      </w:pPr>
+      <w:rPr>
+        <w:rFonts w:ascii="Wingdings" w:hAnsi="Wingdings" w:hint="default"/>
+        <w:sz w:val="20"/>
+      </w:rPr>
+    </w:lvl>
+    <w:lvl w:ilvl="8" w:tentative="1">
+      <w:start w:val="1"/>
+      <w:numFmt w:val="bullet"/>
+      <w:lvlText w:val=""/>
+      <w:lvlJc w:val="left"/>
+      <w:pPr>
+        <w:tabs>
+          <w:tab w:val="num" w:pos="6120"/>
+        </w:tabs>
+        <w:ind w:left="6120" w:hanging="360"/>
+      </w:pPr>
+      <w:rPr>
+        <w:rFonts w:ascii="Wingdings" w:hAnsi="Wingdings" w:hint="default"/>
+        <w:sz w:val="20"/>
+      </w:rPr>
+    </w:lvl>
+  </w:abstractNum>
+  <w:abstractNum w:abstractNumId="19" w15:restartNumberingAfterBreak="0">
     <w:nsid w:val="7D032864"/>
     <w:multiLevelType w:val="hybridMultilevel"/>
     <w:tmpl w:val="57FAAA42"/>
@@ -2749,7 +4638,7 @@
     <w:abstractNumId w:val="9"/>
   </w:num>
   <w:num w:numId="2" w16cid:durableId="1068723663">
-    <w:abstractNumId w:val="10"/>
+    <w:abstractNumId w:val="16"/>
   </w:num>
   <w:num w:numId="3" w16cid:durableId="1296252068">
     <w:abstractNumId w:val="5"/>
@@ -2766,20 +4655,47 @@
   <w:num w:numId="7" w16cid:durableId="1138064133">
     <w:abstractNumId w:val="8"/>
   </w:num>
-  <w:num w:numId="8" w16cid:durableId="773747205">
+  <w:num w:numId="8" w16cid:durableId="111633649">
+    <w:abstractNumId w:val="13"/>
+  </w:num>
+  <w:num w:numId="9" w16cid:durableId="773747205">
     <w:abstractNumId w:val="1"/>
   </w:num>
-  <w:num w:numId="9" w16cid:durableId="501361886">
+  <w:num w:numId="10" w16cid:durableId="501361886">
     <w:abstractNumId w:val="4"/>
   </w:num>
-  <w:num w:numId="10" w16cid:durableId="1291400648">
+  <w:num w:numId="11" w16cid:durableId="1291400648">
+    <w:abstractNumId w:val="19"/>
+  </w:num>
+  <w:num w:numId="12" w16cid:durableId="939332898">
+    <w:abstractNumId w:val="6"/>
+  </w:num>
+  <w:num w:numId="13" w16cid:durableId="1650094034">
+    <w:abstractNumId w:val="2"/>
+  </w:num>
+  <w:num w:numId="14" w16cid:durableId="342585953">
+    <w:abstractNumId w:val="2"/>
+  </w:num>
+  <w:num w:numId="15" w16cid:durableId="1745832314">
+    <w:abstractNumId w:val="12"/>
+  </w:num>
+  <w:num w:numId="16" w16cid:durableId="1782453462">
+    <w:abstractNumId w:val="17"/>
+  </w:num>
+  <w:num w:numId="17" w16cid:durableId="527253841">
     <w:abstractNumId w:val="11"/>
   </w:num>
-  <w:num w:numId="11" w16cid:durableId="939332898">
-    <w:abstractNumId w:val="6"/>
+  <w:num w:numId="18" w16cid:durableId="2120908637">
+    <w:abstractNumId w:val="14"/>
   </w:num>
-  <w:num w:numId="12" w16cid:durableId="1650094034">
-    <w:abstractNumId w:val="2"/>
+  <w:num w:numId="19" w16cid:durableId="278031556">
+    <w:abstractNumId w:val="18"/>
+  </w:num>
+  <w:num w:numId="20" w16cid:durableId="1031027404">
+    <w:abstractNumId w:val="10"/>
+  </w:num>
+  <w:num w:numId="21" w16cid:durableId="1598248491">
+    <w:abstractNumId w:val="15"/>
   </w:num>
 </w:numbering>
 </file>
@@ -3184,7 +5100,6 @@
   <w:style w:type="paragraph" w:default="1" w:styleId="Normal">
     <w:name w:val="Normal"/>
     <w:qFormat/>
-    <w:rsid w:val="00E44A6F"/>
   </w:style>
   <w:style w:type="paragraph" w:styleId="Heading1">
     <w:name w:val="heading 1"/>

--- a/Capstone Time Tracking.docx
+++ b/Capstone Time Tracking.docx
@@ -1735,7 +1735,21 @@
           <w:b/>
           <w:bCs/>
         </w:rPr>
-        <w:t xml:space="preserve"> total (9 hours)</w:t>
+        <w:t xml:space="preserve"> total (</w:t>
+      </w:r>
+      <w:r>
+        <w:rPr>
+          <w:b/>
+          <w:bCs/>
+        </w:rPr>
+        <w:t>20</w:t>
+      </w:r>
+      <w:r>
+        <w:rPr>
+          <w:b/>
+          <w:bCs/>
+        </w:rPr>
+        <w:t xml:space="preserve"> hours)</w:t>
       </w:r>
     </w:p>
     <w:p>
@@ -2041,6 +2055,223 @@
       </w:r>
     </w:p>
     <w:p/>
+    <w:p/>
+    <w:p>
+      <w:pPr>
+        <w:rPr>
+          <w:b/>
+          <w:bCs/>
+        </w:rPr>
+      </w:pPr>
+      <w:r>
+        <w:rPr>
+          <w:b/>
+          <w:bCs/>
+        </w:rPr>
+        <w:lastRenderedPageBreak/>
+        <w:t>Wednesday 4:00 PM – 7:30 PM (3.5 hours)</w:t>
+      </w:r>
+    </w:p>
+    <w:p>
+      <w:pPr>
+        <w:numPr>
+          <w:ilvl w:val="0"/>
+          <w:numId w:val="22"/>
+        </w:numPr>
+      </w:pPr>
+      <w:r>
+        <w:t>Created and executed a MongoDB seed script to generate multiple synthetic user accounts with hashed passwords, balances, account numbers, and initial transactions</w:t>
+      </w:r>
+    </w:p>
+    <w:p>
+      <w:pPr>
+        <w:numPr>
+          <w:ilvl w:val="0"/>
+          <w:numId w:val="22"/>
+        </w:numPr>
+      </w:pPr>
+      <w:r>
+        <w:t>Verified seeded users by testing login, transfers, transaction history, and admin account views</w:t>
+      </w:r>
+    </w:p>
+    <w:p>
+      <w:pPr>
+        <w:numPr>
+          <w:ilvl w:val="0"/>
+          <w:numId w:val="22"/>
+        </w:numPr>
+      </w:pPr>
+      <w:r>
+        <w:t>Debugged minor issues related to seeded data and ensured compatibility with existing application logic</w:t>
+      </w:r>
+    </w:p>
+    <w:p>
+      <w:pPr>
+        <w:numPr>
+          <w:ilvl w:val="0"/>
+          <w:numId w:val="22"/>
+        </w:numPr>
+      </w:pPr>
+      <w:r>
+        <w:t>Logged progress and noted observations for future security testing</w:t>
+      </w:r>
+    </w:p>
+    <w:p/>
+    <w:p>
+      <w:pPr>
+        <w:rPr>
+          <w:b/>
+          <w:bCs/>
+        </w:rPr>
+      </w:pPr>
+      <w:r>
+        <w:rPr>
+          <w:b/>
+          <w:bCs/>
+        </w:rPr>
+        <w:t>Thursday 5:00 PM – 8:30 PM (3.5 hours)</w:t>
+      </w:r>
+    </w:p>
+    <w:p>
+      <w:pPr>
+        <w:numPr>
+          <w:ilvl w:val="0"/>
+          <w:numId w:val="23"/>
+        </w:numPr>
+      </w:pPr>
+      <w:r>
+        <w:t>Refactored and improved site-wide CSS styling to better resemble a professional online banking portal</w:t>
+      </w:r>
+    </w:p>
+    <w:p>
+      <w:pPr>
+        <w:numPr>
+          <w:ilvl w:val="0"/>
+          <w:numId w:val="23"/>
+        </w:numPr>
+      </w:pPr>
+      <w:r>
+        <w:t>Updated layout, spacing, buttons, and table styling for improved readability and consistency</w:t>
+      </w:r>
+    </w:p>
+    <w:p>
+      <w:pPr>
+        <w:numPr>
+          <w:ilvl w:val="0"/>
+          <w:numId w:val="23"/>
+        </w:numPr>
+      </w:pPr>
+      <w:proofErr w:type="gramStart"/>
+      <w:r>
+        <w:t>Rebuilt</w:t>
+      </w:r>
+      <w:proofErr w:type="gramEnd"/>
+      <w:r>
+        <w:t xml:space="preserve"> the home page (</w:t>
+      </w:r>
+      <w:proofErr w:type="spellStart"/>
+      <w:r>
+        <w:t>index.ejs</w:t>
+      </w:r>
+      <w:proofErr w:type="spellEnd"/>
+      <w:r>
+        <w:t>) with a cleaner layout and clear Login and Register call-to-action buttons</w:t>
+      </w:r>
+    </w:p>
+    <w:p>
+      <w:pPr>
+        <w:numPr>
+          <w:ilvl w:val="0"/>
+          <w:numId w:val="23"/>
+        </w:numPr>
+      </w:pPr>
+      <w:r>
+        <w:t>Conducted cross-page UI regression testing and fixed minor display and usability issues</w:t>
+      </w:r>
+    </w:p>
+    <w:p/>
+    <w:p>
+      <w:pPr>
+        <w:rPr>
+          <w:b/>
+          <w:bCs/>
+        </w:rPr>
+      </w:pPr>
+      <w:r>
+        <w:rPr>
+          <w:b/>
+          <w:bCs/>
+        </w:rPr>
+        <w:t>Friday 1:30 PM – 5:30 PM (4 hours)</w:t>
+      </w:r>
+    </w:p>
+    <w:p>
+      <w:pPr>
+        <w:numPr>
+          <w:ilvl w:val="0"/>
+          <w:numId w:val="24"/>
+        </w:numPr>
+      </w:pPr>
+      <w:r>
+        <w:t>Conducted full regression testing after user seeding and UI updates to verify system stability</w:t>
+      </w:r>
+    </w:p>
+    <w:p>
+      <w:pPr>
+        <w:numPr>
+          <w:ilvl w:val="0"/>
+          <w:numId w:val="24"/>
+        </w:numPr>
+      </w:pPr>
+      <w:r>
+        <w:t>Re-tested authentication, transfers, transaction history, admin views, and password reset flows</w:t>
+      </w:r>
+    </w:p>
+    <w:p>
+      <w:pPr>
+        <w:numPr>
+          <w:ilvl w:val="0"/>
+          <w:numId w:val="24"/>
+        </w:numPr>
+      </w:pPr>
+      <w:r>
+        <w:t>Verified role-based access controls and proper behavior across multiple seeded accounts</w:t>
+      </w:r>
+    </w:p>
+    <w:p>
+      <w:pPr>
+        <w:numPr>
+          <w:ilvl w:val="0"/>
+          <w:numId w:val="24"/>
+        </w:numPr>
+      </w:pPr>
+      <w:r>
+        <w:t>Updated project documentation to reflect new features and baseline functionality</w:t>
+      </w:r>
+    </w:p>
+    <w:p>
+      <w:pPr>
+        <w:numPr>
+          <w:ilvl w:val="0"/>
+          <w:numId w:val="24"/>
+        </w:numPr>
+      </w:pPr>
+      <w:r>
+        <w:t>Reviewed application routes and features to identify candidates for future vulnerability introduction</w:t>
+      </w:r>
+    </w:p>
+    <w:p>
+      <w:pPr>
+        <w:numPr>
+          <w:ilvl w:val="0"/>
+          <w:numId w:val="24"/>
+        </w:numPr>
+      </w:pPr>
+      <w:r>
+        <w:lastRenderedPageBreak/>
+        <w:t>Planned next development phase focused on intentional vulnerability insertion and security testing</w:t>
+      </w:r>
+    </w:p>
     <w:p/>
     <w:sectPr>
       <w:pgSz w:w="12240" w:h="15840"/>
@@ -2394,6 +2625,155 @@
     </w:lvl>
   </w:abstractNum>
   <w:abstractNum w:abstractNumId="3" w15:restartNumberingAfterBreak="0">
+    <w:nsid w:val="1C702D3C"/>
+    <w:multiLevelType w:val="multilevel"/>
+    <w:tmpl w:val="4142D52E"/>
+    <w:lvl w:ilvl="0">
+      <w:start w:val="1"/>
+      <w:numFmt w:val="bullet"/>
+      <w:lvlText w:val=""/>
+      <w:lvlJc w:val="left"/>
+      <w:pPr>
+        <w:tabs>
+          <w:tab w:val="num" w:pos="720"/>
+        </w:tabs>
+        <w:ind w:left="720" w:hanging="360"/>
+      </w:pPr>
+      <w:rPr>
+        <w:rFonts w:ascii="Symbol" w:hAnsi="Symbol" w:hint="default"/>
+        <w:sz w:val="20"/>
+      </w:rPr>
+    </w:lvl>
+    <w:lvl w:ilvl="1" w:tentative="1">
+      <w:start w:val="1"/>
+      <w:numFmt w:val="bullet"/>
+      <w:lvlText w:val="o"/>
+      <w:lvlJc w:val="left"/>
+      <w:pPr>
+        <w:tabs>
+          <w:tab w:val="num" w:pos="1440"/>
+        </w:tabs>
+        <w:ind w:left="1440" w:hanging="360"/>
+      </w:pPr>
+      <w:rPr>
+        <w:rFonts w:ascii="Courier New" w:hAnsi="Courier New" w:hint="default"/>
+        <w:sz w:val="20"/>
+      </w:rPr>
+    </w:lvl>
+    <w:lvl w:ilvl="2" w:tentative="1">
+      <w:start w:val="1"/>
+      <w:numFmt w:val="bullet"/>
+      <w:lvlText w:val=""/>
+      <w:lvlJc w:val="left"/>
+      <w:pPr>
+        <w:tabs>
+          <w:tab w:val="num" w:pos="2160"/>
+        </w:tabs>
+        <w:ind w:left="2160" w:hanging="360"/>
+      </w:pPr>
+      <w:rPr>
+        <w:rFonts w:ascii="Wingdings" w:hAnsi="Wingdings" w:hint="default"/>
+        <w:sz w:val="20"/>
+      </w:rPr>
+    </w:lvl>
+    <w:lvl w:ilvl="3" w:tentative="1">
+      <w:start w:val="1"/>
+      <w:numFmt w:val="bullet"/>
+      <w:lvlText w:val=""/>
+      <w:lvlJc w:val="left"/>
+      <w:pPr>
+        <w:tabs>
+          <w:tab w:val="num" w:pos="2880"/>
+        </w:tabs>
+        <w:ind w:left="2880" w:hanging="360"/>
+      </w:pPr>
+      <w:rPr>
+        <w:rFonts w:ascii="Wingdings" w:hAnsi="Wingdings" w:hint="default"/>
+        <w:sz w:val="20"/>
+      </w:rPr>
+    </w:lvl>
+    <w:lvl w:ilvl="4" w:tentative="1">
+      <w:start w:val="1"/>
+      <w:numFmt w:val="bullet"/>
+      <w:lvlText w:val=""/>
+      <w:lvlJc w:val="left"/>
+      <w:pPr>
+        <w:tabs>
+          <w:tab w:val="num" w:pos="3600"/>
+        </w:tabs>
+        <w:ind w:left="3600" w:hanging="360"/>
+      </w:pPr>
+      <w:rPr>
+        <w:rFonts w:ascii="Wingdings" w:hAnsi="Wingdings" w:hint="default"/>
+        <w:sz w:val="20"/>
+      </w:rPr>
+    </w:lvl>
+    <w:lvl w:ilvl="5" w:tentative="1">
+      <w:start w:val="1"/>
+      <w:numFmt w:val="bullet"/>
+      <w:lvlText w:val=""/>
+      <w:lvlJc w:val="left"/>
+      <w:pPr>
+        <w:tabs>
+          <w:tab w:val="num" w:pos="4320"/>
+        </w:tabs>
+        <w:ind w:left="4320" w:hanging="360"/>
+      </w:pPr>
+      <w:rPr>
+        <w:rFonts w:ascii="Wingdings" w:hAnsi="Wingdings" w:hint="default"/>
+        <w:sz w:val="20"/>
+      </w:rPr>
+    </w:lvl>
+    <w:lvl w:ilvl="6" w:tentative="1">
+      <w:start w:val="1"/>
+      <w:numFmt w:val="bullet"/>
+      <w:lvlText w:val=""/>
+      <w:lvlJc w:val="left"/>
+      <w:pPr>
+        <w:tabs>
+          <w:tab w:val="num" w:pos="5040"/>
+        </w:tabs>
+        <w:ind w:left="5040" w:hanging="360"/>
+      </w:pPr>
+      <w:rPr>
+        <w:rFonts w:ascii="Wingdings" w:hAnsi="Wingdings" w:hint="default"/>
+        <w:sz w:val="20"/>
+      </w:rPr>
+    </w:lvl>
+    <w:lvl w:ilvl="7" w:tentative="1">
+      <w:start w:val="1"/>
+      <w:numFmt w:val="bullet"/>
+      <w:lvlText w:val=""/>
+      <w:lvlJc w:val="left"/>
+      <w:pPr>
+        <w:tabs>
+          <w:tab w:val="num" w:pos="5760"/>
+        </w:tabs>
+        <w:ind w:left="5760" w:hanging="360"/>
+      </w:pPr>
+      <w:rPr>
+        <w:rFonts w:ascii="Wingdings" w:hAnsi="Wingdings" w:hint="default"/>
+        <w:sz w:val="20"/>
+      </w:rPr>
+    </w:lvl>
+    <w:lvl w:ilvl="8" w:tentative="1">
+      <w:start w:val="1"/>
+      <w:numFmt w:val="bullet"/>
+      <w:lvlText w:val=""/>
+      <w:lvlJc w:val="left"/>
+      <w:pPr>
+        <w:tabs>
+          <w:tab w:val="num" w:pos="6480"/>
+        </w:tabs>
+        <w:ind w:left="6480" w:hanging="360"/>
+      </w:pPr>
+      <w:rPr>
+        <w:rFonts w:ascii="Wingdings" w:hAnsi="Wingdings" w:hint="default"/>
+        <w:sz w:val="20"/>
+      </w:rPr>
+    </w:lvl>
+  </w:abstractNum>
+  <w:abstractNum w:abstractNumId="4" w15:restartNumberingAfterBreak="0">
     <w:nsid w:val="1D5156B6"/>
     <w:multiLevelType w:val="hybridMultilevel"/>
     <w:tmpl w:val="69DCA4C6"/>
@@ -2506,7 +2886,7 @@
       </w:rPr>
     </w:lvl>
   </w:abstractNum>
-  <w:abstractNum w:abstractNumId="4" w15:restartNumberingAfterBreak="0">
+  <w:abstractNum w:abstractNumId="5" w15:restartNumberingAfterBreak="0">
     <w:nsid w:val="247D11B2"/>
     <w:multiLevelType w:val="hybridMultilevel"/>
     <w:tmpl w:val="C8C6D8BE"/>
@@ -2618,7 +2998,7 @@
       </w:rPr>
     </w:lvl>
   </w:abstractNum>
-  <w:abstractNum w:abstractNumId="5" w15:restartNumberingAfterBreak="0">
+  <w:abstractNum w:abstractNumId="6" w15:restartNumberingAfterBreak="0">
     <w:nsid w:val="25893D0B"/>
     <w:multiLevelType w:val="hybridMultilevel"/>
     <w:tmpl w:val="FE548478"/>
@@ -2731,7 +3111,156 @@
       </w:rPr>
     </w:lvl>
   </w:abstractNum>
-  <w:abstractNum w:abstractNumId="6" w15:restartNumberingAfterBreak="0">
+  <w:abstractNum w:abstractNumId="7" w15:restartNumberingAfterBreak="0">
+    <w:nsid w:val="32813877"/>
+    <w:multiLevelType w:val="multilevel"/>
+    <w:tmpl w:val="E82A3370"/>
+    <w:lvl w:ilvl="0">
+      <w:start w:val="1"/>
+      <w:numFmt w:val="bullet"/>
+      <w:lvlText w:val=""/>
+      <w:lvlJc w:val="left"/>
+      <w:pPr>
+        <w:tabs>
+          <w:tab w:val="num" w:pos="720"/>
+        </w:tabs>
+        <w:ind w:left="720" w:hanging="360"/>
+      </w:pPr>
+      <w:rPr>
+        <w:rFonts w:ascii="Symbol" w:hAnsi="Symbol" w:hint="default"/>
+        <w:sz w:val="20"/>
+      </w:rPr>
+    </w:lvl>
+    <w:lvl w:ilvl="1" w:tentative="1">
+      <w:start w:val="1"/>
+      <w:numFmt w:val="bullet"/>
+      <w:lvlText w:val="o"/>
+      <w:lvlJc w:val="left"/>
+      <w:pPr>
+        <w:tabs>
+          <w:tab w:val="num" w:pos="1440"/>
+        </w:tabs>
+        <w:ind w:left="1440" w:hanging="360"/>
+      </w:pPr>
+      <w:rPr>
+        <w:rFonts w:ascii="Courier New" w:hAnsi="Courier New" w:hint="default"/>
+        <w:sz w:val="20"/>
+      </w:rPr>
+    </w:lvl>
+    <w:lvl w:ilvl="2" w:tentative="1">
+      <w:start w:val="1"/>
+      <w:numFmt w:val="bullet"/>
+      <w:lvlText w:val=""/>
+      <w:lvlJc w:val="left"/>
+      <w:pPr>
+        <w:tabs>
+          <w:tab w:val="num" w:pos="2160"/>
+        </w:tabs>
+        <w:ind w:left="2160" w:hanging="360"/>
+      </w:pPr>
+      <w:rPr>
+        <w:rFonts w:ascii="Wingdings" w:hAnsi="Wingdings" w:hint="default"/>
+        <w:sz w:val="20"/>
+      </w:rPr>
+    </w:lvl>
+    <w:lvl w:ilvl="3" w:tentative="1">
+      <w:start w:val="1"/>
+      <w:numFmt w:val="bullet"/>
+      <w:lvlText w:val=""/>
+      <w:lvlJc w:val="left"/>
+      <w:pPr>
+        <w:tabs>
+          <w:tab w:val="num" w:pos="2880"/>
+        </w:tabs>
+        <w:ind w:left="2880" w:hanging="360"/>
+      </w:pPr>
+      <w:rPr>
+        <w:rFonts w:ascii="Wingdings" w:hAnsi="Wingdings" w:hint="default"/>
+        <w:sz w:val="20"/>
+      </w:rPr>
+    </w:lvl>
+    <w:lvl w:ilvl="4" w:tentative="1">
+      <w:start w:val="1"/>
+      <w:numFmt w:val="bullet"/>
+      <w:lvlText w:val=""/>
+      <w:lvlJc w:val="left"/>
+      <w:pPr>
+        <w:tabs>
+          <w:tab w:val="num" w:pos="3600"/>
+        </w:tabs>
+        <w:ind w:left="3600" w:hanging="360"/>
+      </w:pPr>
+      <w:rPr>
+        <w:rFonts w:ascii="Wingdings" w:hAnsi="Wingdings" w:hint="default"/>
+        <w:sz w:val="20"/>
+      </w:rPr>
+    </w:lvl>
+    <w:lvl w:ilvl="5" w:tentative="1">
+      <w:start w:val="1"/>
+      <w:numFmt w:val="bullet"/>
+      <w:lvlText w:val=""/>
+      <w:lvlJc w:val="left"/>
+      <w:pPr>
+        <w:tabs>
+          <w:tab w:val="num" w:pos="4320"/>
+        </w:tabs>
+        <w:ind w:left="4320" w:hanging="360"/>
+      </w:pPr>
+      <w:rPr>
+        <w:rFonts w:ascii="Wingdings" w:hAnsi="Wingdings" w:hint="default"/>
+        <w:sz w:val="20"/>
+      </w:rPr>
+    </w:lvl>
+    <w:lvl w:ilvl="6" w:tentative="1">
+      <w:start w:val="1"/>
+      <w:numFmt w:val="bullet"/>
+      <w:lvlText w:val=""/>
+      <w:lvlJc w:val="left"/>
+      <w:pPr>
+        <w:tabs>
+          <w:tab w:val="num" w:pos="5040"/>
+        </w:tabs>
+        <w:ind w:left="5040" w:hanging="360"/>
+      </w:pPr>
+      <w:rPr>
+        <w:rFonts w:ascii="Wingdings" w:hAnsi="Wingdings" w:hint="default"/>
+        <w:sz w:val="20"/>
+      </w:rPr>
+    </w:lvl>
+    <w:lvl w:ilvl="7" w:tentative="1">
+      <w:start w:val="1"/>
+      <w:numFmt w:val="bullet"/>
+      <w:lvlText w:val=""/>
+      <w:lvlJc w:val="left"/>
+      <w:pPr>
+        <w:tabs>
+          <w:tab w:val="num" w:pos="5760"/>
+        </w:tabs>
+        <w:ind w:left="5760" w:hanging="360"/>
+      </w:pPr>
+      <w:rPr>
+        <w:rFonts w:ascii="Wingdings" w:hAnsi="Wingdings" w:hint="default"/>
+        <w:sz w:val="20"/>
+      </w:rPr>
+    </w:lvl>
+    <w:lvl w:ilvl="8" w:tentative="1">
+      <w:start w:val="1"/>
+      <w:numFmt w:val="bullet"/>
+      <w:lvlText w:val=""/>
+      <w:lvlJc w:val="left"/>
+      <w:pPr>
+        <w:tabs>
+          <w:tab w:val="num" w:pos="6480"/>
+        </w:tabs>
+        <w:ind w:left="6480" w:hanging="360"/>
+      </w:pPr>
+      <w:rPr>
+        <w:rFonts w:ascii="Wingdings" w:hAnsi="Wingdings" w:hint="default"/>
+        <w:sz w:val="20"/>
+      </w:rPr>
+    </w:lvl>
+  </w:abstractNum>
+  <w:abstractNum w:abstractNumId="8" w15:restartNumberingAfterBreak="0">
     <w:nsid w:val="328C570C"/>
     <w:multiLevelType w:val="hybridMultilevel"/>
     <w:tmpl w:val="E020B602"/>
@@ -2844,7 +3373,7 @@
       </w:rPr>
     </w:lvl>
   </w:abstractNum>
-  <w:abstractNum w:abstractNumId="7" w15:restartNumberingAfterBreak="0">
+  <w:abstractNum w:abstractNumId="9" w15:restartNumberingAfterBreak="0">
     <w:nsid w:val="339B6E3E"/>
     <w:multiLevelType w:val="hybridMultilevel"/>
     <w:tmpl w:val="35009E9C"/>
@@ -2957,7 +3486,7 @@
       </w:rPr>
     </w:lvl>
   </w:abstractNum>
-  <w:abstractNum w:abstractNumId="8" w15:restartNumberingAfterBreak="0">
+  <w:abstractNum w:abstractNumId="10" w15:restartNumberingAfterBreak="0">
     <w:nsid w:val="34112C4E"/>
     <w:multiLevelType w:val="hybridMultilevel"/>
     <w:tmpl w:val="BAAAAD0A"/>
@@ -3070,7 +3599,7 @@
       </w:rPr>
     </w:lvl>
   </w:abstractNum>
-  <w:abstractNum w:abstractNumId="9" w15:restartNumberingAfterBreak="0">
+  <w:abstractNum w:abstractNumId="11" w15:restartNumberingAfterBreak="0">
     <w:nsid w:val="4F8F6283"/>
     <w:multiLevelType w:val="multilevel"/>
     <w:tmpl w:val="1FDE1004"/>
@@ -3219,7 +3748,7 @@
       </w:rPr>
     </w:lvl>
   </w:abstractNum>
-  <w:abstractNum w:abstractNumId="10" w15:restartNumberingAfterBreak="0">
+  <w:abstractNum w:abstractNumId="12" w15:restartNumberingAfterBreak="0">
     <w:nsid w:val="59031ABD"/>
     <w:multiLevelType w:val="multilevel"/>
     <w:tmpl w:val="5518E5BA"/>
@@ -3368,7 +3897,7 @@
       </w:rPr>
     </w:lvl>
   </w:abstractNum>
-  <w:abstractNum w:abstractNumId="11" w15:restartNumberingAfterBreak="0">
+  <w:abstractNum w:abstractNumId="13" w15:restartNumberingAfterBreak="0">
     <w:nsid w:val="595854E0"/>
     <w:multiLevelType w:val="multilevel"/>
     <w:tmpl w:val="AA5AD5F8"/>
@@ -3517,7 +4046,7 @@
       </w:rPr>
     </w:lvl>
   </w:abstractNum>
-  <w:abstractNum w:abstractNumId="12" w15:restartNumberingAfterBreak="0">
+  <w:abstractNum w:abstractNumId="14" w15:restartNumberingAfterBreak="0">
     <w:nsid w:val="5CC36B56"/>
     <w:multiLevelType w:val="multilevel"/>
     <w:tmpl w:val="1EB672C0"/>
@@ -3666,7 +4195,156 @@
       </w:rPr>
     </w:lvl>
   </w:abstractNum>
-  <w:abstractNum w:abstractNumId="13" w15:restartNumberingAfterBreak="0">
+  <w:abstractNum w:abstractNumId="15" w15:restartNumberingAfterBreak="0">
+    <w:nsid w:val="5D5A0DD2"/>
+    <w:multiLevelType w:val="multilevel"/>
+    <w:tmpl w:val="EA0429A2"/>
+    <w:lvl w:ilvl="0">
+      <w:start w:val="1"/>
+      <w:numFmt w:val="bullet"/>
+      <w:lvlText w:val=""/>
+      <w:lvlJc w:val="left"/>
+      <w:pPr>
+        <w:tabs>
+          <w:tab w:val="num" w:pos="720"/>
+        </w:tabs>
+        <w:ind w:left="720" w:hanging="360"/>
+      </w:pPr>
+      <w:rPr>
+        <w:rFonts w:ascii="Symbol" w:hAnsi="Symbol" w:hint="default"/>
+        <w:sz w:val="20"/>
+      </w:rPr>
+    </w:lvl>
+    <w:lvl w:ilvl="1" w:tentative="1">
+      <w:start w:val="1"/>
+      <w:numFmt w:val="bullet"/>
+      <w:lvlText w:val="o"/>
+      <w:lvlJc w:val="left"/>
+      <w:pPr>
+        <w:tabs>
+          <w:tab w:val="num" w:pos="1440"/>
+        </w:tabs>
+        <w:ind w:left="1440" w:hanging="360"/>
+      </w:pPr>
+      <w:rPr>
+        <w:rFonts w:ascii="Courier New" w:hAnsi="Courier New" w:hint="default"/>
+        <w:sz w:val="20"/>
+      </w:rPr>
+    </w:lvl>
+    <w:lvl w:ilvl="2" w:tentative="1">
+      <w:start w:val="1"/>
+      <w:numFmt w:val="bullet"/>
+      <w:lvlText w:val=""/>
+      <w:lvlJc w:val="left"/>
+      <w:pPr>
+        <w:tabs>
+          <w:tab w:val="num" w:pos="2160"/>
+        </w:tabs>
+        <w:ind w:left="2160" w:hanging="360"/>
+      </w:pPr>
+      <w:rPr>
+        <w:rFonts w:ascii="Wingdings" w:hAnsi="Wingdings" w:hint="default"/>
+        <w:sz w:val="20"/>
+      </w:rPr>
+    </w:lvl>
+    <w:lvl w:ilvl="3" w:tentative="1">
+      <w:start w:val="1"/>
+      <w:numFmt w:val="bullet"/>
+      <w:lvlText w:val=""/>
+      <w:lvlJc w:val="left"/>
+      <w:pPr>
+        <w:tabs>
+          <w:tab w:val="num" w:pos="2880"/>
+        </w:tabs>
+        <w:ind w:left="2880" w:hanging="360"/>
+      </w:pPr>
+      <w:rPr>
+        <w:rFonts w:ascii="Wingdings" w:hAnsi="Wingdings" w:hint="default"/>
+        <w:sz w:val="20"/>
+      </w:rPr>
+    </w:lvl>
+    <w:lvl w:ilvl="4" w:tentative="1">
+      <w:start w:val="1"/>
+      <w:numFmt w:val="bullet"/>
+      <w:lvlText w:val=""/>
+      <w:lvlJc w:val="left"/>
+      <w:pPr>
+        <w:tabs>
+          <w:tab w:val="num" w:pos="3600"/>
+        </w:tabs>
+        <w:ind w:left="3600" w:hanging="360"/>
+      </w:pPr>
+      <w:rPr>
+        <w:rFonts w:ascii="Wingdings" w:hAnsi="Wingdings" w:hint="default"/>
+        <w:sz w:val="20"/>
+      </w:rPr>
+    </w:lvl>
+    <w:lvl w:ilvl="5" w:tentative="1">
+      <w:start w:val="1"/>
+      <w:numFmt w:val="bullet"/>
+      <w:lvlText w:val=""/>
+      <w:lvlJc w:val="left"/>
+      <w:pPr>
+        <w:tabs>
+          <w:tab w:val="num" w:pos="4320"/>
+        </w:tabs>
+        <w:ind w:left="4320" w:hanging="360"/>
+      </w:pPr>
+      <w:rPr>
+        <w:rFonts w:ascii="Wingdings" w:hAnsi="Wingdings" w:hint="default"/>
+        <w:sz w:val="20"/>
+      </w:rPr>
+    </w:lvl>
+    <w:lvl w:ilvl="6" w:tentative="1">
+      <w:start w:val="1"/>
+      <w:numFmt w:val="bullet"/>
+      <w:lvlText w:val=""/>
+      <w:lvlJc w:val="left"/>
+      <w:pPr>
+        <w:tabs>
+          <w:tab w:val="num" w:pos="5040"/>
+        </w:tabs>
+        <w:ind w:left="5040" w:hanging="360"/>
+      </w:pPr>
+      <w:rPr>
+        <w:rFonts w:ascii="Wingdings" w:hAnsi="Wingdings" w:hint="default"/>
+        <w:sz w:val="20"/>
+      </w:rPr>
+    </w:lvl>
+    <w:lvl w:ilvl="7" w:tentative="1">
+      <w:start w:val="1"/>
+      <w:numFmt w:val="bullet"/>
+      <w:lvlText w:val=""/>
+      <w:lvlJc w:val="left"/>
+      <w:pPr>
+        <w:tabs>
+          <w:tab w:val="num" w:pos="5760"/>
+        </w:tabs>
+        <w:ind w:left="5760" w:hanging="360"/>
+      </w:pPr>
+      <w:rPr>
+        <w:rFonts w:ascii="Wingdings" w:hAnsi="Wingdings" w:hint="default"/>
+        <w:sz w:val="20"/>
+      </w:rPr>
+    </w:lvl>
+    <w:lvl w:ilvl="8" w:tentative="1">
+      <w:start w:val="1"/>
+      <w:numFmt w:val="bullet"/>
+      <w:lvlText w:val=""/>
+      <w:lvlJc w:val="left"/>
+      <w:pPr>
+        <w:tabs>
+          <w:tab w:val="num" w:pos="6480"/>
+        </w:tabs>
+        <w:ind w:left="6480" w:hanging="360"/>
+      </w:pPr>
+      <w:rPr>
+        <w:rFonts w:ascii="Wingdings" w:hAnsi="Wingdings" w:hint="default"/>
+        <w:sz w:val="20"/>
+      </w:rPr>
+    </w:lvl>
+  </w:abstractNum>
+  <w:abstractNum w:abstractNumId="16" w15:restartNumberingAfterBreak="0">
     <w:nsid w:val="5D913B64"/>
     <w:multiLevelType w:val="hybridMultilevel"/>
     <w:tmpl w:val="A8541892"/>
@@ -3778,7 +4456,7 @@
       </w:rPr>
     </w:lvl>
   </w:abstractNum>
-  <w:abstractNum w:abstractNumId="14" w15:restartNumberingAfterBreak="0">
+  <w:abstractNum w:abstractNumId="17" w15:restartNumberingAfterBreak="0">
     <w:nsid w:val="616E0603"/>
     <w:multiLevelType w:val="multilevel"/>
     <w:tmpl w:val="AA5AD5F8"/>
@@ -3927,7 +4605,7 @@
       </w:rPr>
     </w:lvl>
   </w:abstractNum>
-  <w:abstractNum w:abstractNumId="15" w15:restartNumberingAfterBreak="0">
+  <w:abstractNum w:abstractNumId="18" w15:restartNumberingAfterBreak="0">
     <w:nsid w:val="6FF00B7C"/>
     <w:multiLevelType w:val="multilevel"/>
     <w:tmpl w:val="1EB672C0"/>
@@ -4076,7 +4754,7 @@
       </w:rPr>
     </w:lvl>
   </w:abstractNum>
-  <w:abstractNum w:abstractNumId="16" w15:restartNumberingAfterBreak="0">
+  <w:abstractNum w:abstractNumId="19" w15:restartNumberingAfterBreak="0">
     <w:nsid w:val="74453C31"/>
     <w:multiLevelType w:val="multilevel"/>
     <w:tmpl w:val="C78E360A"/>
@@ -4225,7 +4903,7 @@
       </w:rPr>
     </w:lvl>
   </w:abstractNum>
-  <w:abstractNum w:abstractNumId="17" w15:restartNumberingAfterBreak="0">
+  <w:abstractNum w:abstractNumId="20" w15:restartNumberingAfterBreak="0">
     <w:nsid w:val="78605045"/>
     <w:multiLevelType w:val="multilevel"/>
     <w:tmpl w:val="5518E5BA"/>
@@ -4374,7 +5052,7 @@
       </w:rPr>
     </w:lvl>
   </w:abstractNum>
-  <w:abstractNum w:abstractNumId="18" w15:restartNumberingAfterBreak="0">
+  <w:abstractNum w:abstractNumId="21" w15:restartNumberingAfterBreak="0">
     <w:nsid w:val="7B5E23FE"/>
     <w:multiLevelType w:val="multilevel"/>
     <w:tmpl w:val="5518E5BA"/>
@@ -4523,7 +5201,7 @@
       </w:rPr>
     </w:lvl>
   </w:abstractNum>
-  <w:abstractNum w:abstractNumId="19" w15:restartNumberingAfterBreak="0">
+  <w:abstractNum w:abstractNumId="22" w15:restartNumberingAfterBreak="0">
     <w:nsid w:val="7D032864"/>
     <w:multiLevelType w:val="hybridMultilevel"/>
     <w:tmpl w:val="57FAAA42"/>
@@ -4635,40 +5313,40 @@
     </w:lvl>
   </w:abstractNum>
   <w:num w:numId="1" w16cid:durableId="1556509472">
-    <w:abstractNumId w:val="9"/>
+    <w:abstractNumId w:val="11"/>
   </w:num>
   <w:num w:numId="2" w16cid:durableId="1068723663">
-    <w:abstractNumId w:val="16"/>
+    <w:abstractNumId w:val="19"/>
   </w:num>
   <w:num w:numId="3" w16cid:durableId="1296252068">
-    <w:abstractNumId w:val="5"/>
+    <w:abstractNumId w:val="6"/>
   </w:num>
   <w:num w:numId="4" w16cid:durableId="1113404040">
-    <w:abstractNumId w:val="3"/>
+    <w:abstractNumId w:val="4"/>
   </w:num>
   <w:num w:numId="5" w16cid:durableId="660695914">
     <w:abstractNumId w:val="0"/>
   </w:num>
   <w:num w:numId="6" w16cid:durableId="1385955945">
-    <w:abstractNumId w:val="7"/>
+    <w:abstractNumId w:val="9"/>
   </w:num>
   <w:num w:numId="7" w16cid:durableId="1138064133">
-    <w:abstractNumId w:val="8"/>
+    <w:abstractNumId w:val="10"/>
   </w:num>
   <w:num w:numId="8" w16cid:durableId="111633649">
-    <w:abstractNumId w:val="13"/>
+    <w:abstractNumId w:val="16"/>
   </w:num>
   <w:num w:numId="9" w16cid:durableId="773747205">
     <w:abstractNumId w:val="1"/>
   </w:num>
   <w:num w:numId="10" w16cid:durableId="501361886">
-    <w:abstractNumId w:val="4"/>
+    <w:abstractNumId w:val="5"/>
   </w:num>
   <w:num w:numId="11" w16cid:durableId="1291400648">
-    <w:abstractNumId w:val="19"/>
+    <w:abstractNumId w:val="22"/>
   </w:num>
   <w:num w:numId="12" w16cid:durableId="939332898">
-    <w:abstractNumId w:val="6"/>
+    <w:abstractNumId w:val="8"/>
   </w:num>
   <w:num w:numId="13" w16cid:durableId="1650094034">
     <w:abstractNumId w:val="2"/>
@@ -4677,25 +5355,34 @@
     <w:abstractNumId w:val="2"/>
   </w:num>
   <w:num w:numId="15" w16cid:durableId="1745832314">
+    <w:abstractNumId w:val="14"/>
+  </w:num>
+  <w:num w:numId="16" w16cid:durableId="1782453462">
+    <w:abstractNumId w:val="20"/>
+  </w:num>
+  <w:num w:numId="17" w16cid:durableId="527253841">
+    <w:abstractNumId w:val="13"/>
+  </w:num>
+  <w:num w:numId="18" w16cid:durableId="2120908637">
+    <w:abstractNumId w:val="17"/>
+  </w:num>
+  <w:num w:numId="19" w16cid:durableId="278031556">
+    <w:abstractNumId w:val="21"/>
+  </w:num>
+  <w:num w:numId="20" w16cid:durableId="1031027404">
     <w:abstractNumId w:val="12"/>
   </w:num>
-  <w:num w:numId="16" w16cid:durableId="1782453462">
-    <w:abstractNumId w:val="17"/>
-  </w:num>
-  <w:num w:numId="17" w16cid:durableId="527253841">
-    <w:abstractNumId w:val="11"/>
-  </w:num>
-  <w:num w:numId="18" w16cid:durableId="2120908637">
-    <w:abstractNumId w:val="14"/>
-  </w:num>
-  <w:num w:numId="19" w16cid:durableId="278031556">
+  <w:num w:numId="21" w16cid:durableId="1598248491">
     <w:abstractNumId w:val="18"/>
   </w:num>
-  <w:num w:numId="20" w16cid:durableId="1031027404">
-    <w:abstractNumId w:val="10"/>
+  <w:num w:numId="22" w16cid:durableId="1493643013">
+    <w:abstractNumId w:val="15"/>
   </w:num>
-  <w:num w:numId="21" w16cid:durableId="1598248491">
-    <w:abstractNumId w:val="15"/>
+  <w:num w:numId="23" w16cid:durableId="1949657900">
+    <w:abstractNumId w:val="3"/>
+  </w:num>
+  <w:num w:numId="24" w16cid:durableId="1776100148">
+    <w:abstractNumId w:val="7"/>
   </w:num>
 </w:numbering>
 </file>
@@ -5303,7 +5990,6 @@
   <w:style w:type="character" w:default="1" w:styleId="DefaultParagraphFont">
     <w:name w:val="Default Paragraph Font"/>
     <w:uiPriority w:val="1"/>
-    <w:semiHidden/>
     <w:unhideWhenUsed/>
   </w:style>
   <w:style w:type="table" w:default="1" w:styleId="TableNormal">

--- a/Capstone Time Tracking.docx
+++ b/Capstone Time Tracking.docx
@@ -2270,6 +2270,525 @@
       <w:r>
         <w:lastRenderedPageBreak/>
         <w:t>Planned next development phase focused on intentional vulnerability insertion and security testing</w:t>
+      </w:r>
+    </w:p>
+    <w:p/>
+    <w:p>
+      <w:r>
+        <w:t>Week 4 total (</w:t>
+      </w:r>
+      <w:r>
+        <w:t>20</w:t>
+      </w:r>
+      <w:r>
+        <w:t xml:space="preserve"> hours)</w:t>
+      </w:r>
+    </w:p>
+    <w:p>
+      <w:r>
+        <w:rPr>
+          <w:b/>
+          <w:bCs/>
+        </w:rPr>
+        <w:t>Monday 2:00 PM – 6:30 PM (4.5 hours)</w:t>
+      </w:r>
+    </w:p>
+    <w:p>
+      <w:pPr>
+        <w:pStyle w:val="ListParagraph"/>
+        <w:numPr>
+          <w:ilvl w:val="0"/>
+          <w:numId w:val="26"/>
+        </w:numPr>
+      </w:pPr>
+      <w:r>
+        <w:t>Reviewed Capstone proposal to identify planned intentional vulnerabilities for Week 4</w:t>
+      </w:r>
+    </w:p>
+    <w:p>
+      <w:pPr>
+        <w:pStyle w:val="ListParagraph"/>
+        <w:numPr>
+          <w:ilvl w:val="0"/>
+          <w:numId w:val="25"/>
+        </w:numPr>
+      </w:pPr>
+      <w:r>
+        <w:t>Researched NoSQL injection vulnerabilities in MongoDB authentication logic</w:t>
+      </w:r>
+    </w:p>
+    <w:p>
+      <w:pPr>
+        <w:pStyle w:val="ListParagraph"/>
+        <w:numPr>
+          <w:ilvl w:val="0"/>
+          <w:numId w:val="25"/>
+        </w:numPr>
+      </w:pPr>
+      <w:r>
+        <w:t>Downloaded and installed Postman for API testing</w:t>
+      </w:r>
+    </w:p>
+    <w:p>
+      <w:pPr>
+        <w:pStyle w:val="ListParagraph"/>
+        <w:numPr>
+          <w:ilvl w:val="0"/>
+          <w:numId w:val="25"/>
+        </w:numPr>
+      </w:pPr>
+      <w:r>
+        <w:t>Learned Postman request configuration (HTTP methods, headers, JSON body formatting)</w:t>
+      </w:r>
+    </w:p>
+    <w:p>
+      <w:pPr>
+        <w:pStyle w:val="ListParagraph"/>
+        <w:numPr>
+          <w:ilvl w:val="0"/>
+          <w:numId w:val="25"/>
+        </w:numPr>
+      </w:pPr>
+      <w:r>
+        <w:t>Modified POST /login authentication logic to intentionally introduce a NoSQL injection vulnerability</w:t>
+      </w:r>
+    </w:p>
+    <w:p>
+      <w:pPr>
+        <w:pStyle w:val="ListParagraph"/>
+        <w:numPr>
+          <w:ilvl w:val="0"/>
+          <w:numId w:val="25"/>
+        </w:numPr>
+      </w:pPr>
+      <w:r>
+        <w:t>Tested NoSQL injection payloads to confirm authentication bypass behavior</w:t>
+      </w:r>
+    </w:p>
+    <w:p>
+      <w:pPr>
+        <w:pStyle w:val="ListParagraph"/>
+        <w:numPr>
+          <w:ilvl w:val="0"/>
+          <w:numId w:val="25"/>
+        </w:numPr>
+      </w:pPr>
+      <w:r>
+        <w:t>Debugged request formatting and routing issues during testing</w:t>
+      </w:r>
+    </w:p>
+    <w:p>
+      <w:pPr>
+        <w:pStyle w:val="ListParagraph"/>
+        <w:numPr>
+          <w:ilvl w:val="0"/>
+          <w:numId w:val="25"/>
+        </w:numPr>
+      </w:pPr>
+      <w:r>
+        <w:t>Documented the NoSQL injection vulnerability, including cause, impact, and OWASP mapping</w:t>
+      </w:r>
+    </w:p>
+    <w:p/>
+    <w:p>
+      <w:pPr>
+        <w:rPr>
+          <w:b/>
+          <w:bCs/>
+        </w:rPr>
+      </w:pPr>
+      <w:r>
+        <w:rPr>
+          <w:b/>
+          <w:bCs/>
+        </w:rPr>
+        <w:t>Tuesday 3:30 PM – 7:00 PM (3.5 hours)</w:t>
+      </w:r>
+    </w:p>
+    <w:p>
+      <w:r>
+        <w:t>• Refactored backend architecture by separating MongoDB connection logic into a dedicated db.js module</w:t>
+      </w:r>
+      <w:r>
+        <w:br/>
+        <w:t>• Rewrote server.js to improve structure, readability, and maintainability</w:t>
+      </w:r>
+      <w:r>
+        <w:br/>
+        <w:t>• Implemented environment-based configuration using a .env file for database connection, session secrets, and lab mode toggling</w:t>
+      </w:r>
+      <w:r>
+        <w:br/>
+        <w:t>• Debugged environment variable loading issues and verified application startup stability</w:t>
+      </w:r>
+      <w:r>
+        <w:br/>
+        <w:t xml:space="preserve">• Updated session configuration and validated proper authentication behavior after </w:t>
+      </w:r>
+      <w:proofErr w:type="gramStart"/>
+      <w:r>
+        <w:t>refactor</w:t>
+      </w:r>
+      <w:proofErr w:type="gramEnd"/>
+    </w:p>
+    <w:p/>
+    <w:p>
+      <w:pPr>
+        <w:rPr>
+          <w:b/>
+          <w:bCs/>
+        </w:rPr>
+      </w:pPr>
+      <w:r>
+        <w:rPr>
+          <w:b/>
+          <w:bCs/>
+        </w:rPr>
+        <w:t>Wednesday 4:00 PM – 6:30 PM (2.5 hours)</w:t>
+      </w:r>
+    </w:p>
+    <w:p>
+      <w:r>
+        <w:t>• Reconfigured and re-tested NoSQL injection attack using Postman after backend refactor</w:t>
+      </w:r>
+      <w:r>
+        <w:br/>
+        <w:t>• Debugged Postman request formatting, headers, and cookie persistence</w:t>
+      </w:r>
+      <w:r>
+        <w:br/>
+        <w:t>• Verified session creation and authenticated access to protected routes (/dashboard) via injected login</w:t>
+      </w:r>
+      <w:r>
+        <w:br/>
+      </w:r>
+      <w:r>
+        <w:lastRenderedPageBreak/>
+        <w:t>• Validated exploit impact by accessing sensitive account data through protected views</w:t>
+      </w:r>
+      <w:r>
+        <w:br/>
+        <w:t>• Prepared Postman-based exploit flow for clean demonstration and presentation use</w:t>
+      </w:r>
+    </w:p>
+    <w:p/>
+    <w:p>
+      <w:pPr>
+        <w:rPr>
+          <w:b/>
+          <w:bCs/>
+        </w:rPr>
+      </w:pPr>
+      <w:r>
+        <w:rPr>
+          <w:b/>
+          <w:bCs/>
+        </w:rPr>
+        <w:t xml:space="preserve">Thursday </w:t>
+      </w:r>
+      <w:r>
+        <w:rPr>
+          <w:b/>
+          <w:bCs/>
+        </w:rPr>
+        <w:t>4</w:t>
+      </w:r>
+      <w:r>
+        <w:rPr>
+          <w:b/>
+          <w:bCs/>
+        </w:rPr>
+        <w:t xml:space="preserve">:00 PM – </w:t>
+      </w:r>
+      <w:r>
+        <w:rPr>
+          <w:b/>
+          <w:bCs/>
+        </w:rPr>
+        <w:t>6</w:t>
+      </w:r>
+      <w:r>
+        <w:rPr>
+          <w:b/>
+          <w:bCs/>
+        </w:rPr>
+        <w:t>:30 PM (2.5 hours)</w:t>
+      </w:r>
+    </w:p>
+    <w:p>
+      <w:r>
+        <w:t>• Reviewed all front-end EJS templates to assess existing input handling and output encoding</w:t>
+      </w:r>
+      <w:r>
+        <w:br/>
+        <w:t>• Identified safe output patterns and verified baseline resistance to XSS</w:t>
+      </w:r>
+      <w:r>
+        <w:br/>
+        <w:t>• Intentionally introduced a stored XSS vulnerability by rendering transaction memo content as raw HTML</w:t>
+      </w:r>
+      <w:r>
+        <w:br/>
+        <w:t>• Executed stored XSS payload via transfer memo field</w:t>
+      </w:r>
+      <w:r>
+        <w:br/>
+        <w:t>• Verified JavaScript execution on the transactions page</w:t>
+      </w:r>
+      <w:r>
+        <w:br/>
+        <w:t>• Captured visual proof of exploit behavior</w:t>
+      </w:r>
+    </w:p>
+    <w:p/>
+    <w:p>
+      <w:pPr>
+        <w:rPr>
+          <w:b/>
+          <w:bCs/>
+        </w:rPr>
+      </w:pPr>
+      <w:r>
+        <w:rPr>
+          <w:b/>
+          <w:bCs/>
+        </w:rPr>
+        <w:t xml:space="preserve">Thursday 7:30 PM – </w:t>
+      </w:r>
+      <w:r>
+        <w:rPr>
+          <w:b/>
+          <w:bCs/>
+        </w:rPr>
+        <w:t>10</w:t>
+      </w:r>
+      <w:r>
+        <w:rPr>
+          <w:b/>
+          <w:bCs/>
+        </w:rPr>
+        <w:t>:</w:t>
+      </w:r>
+      <w:r>
+        <w:rPr>
+          <w:b/>
+          <w:bCs/>
+        </w:rPr>
+        <w:t>3</w:t>
+      </w:r>
+      <w:r>
+        <w:rPr>
+          <w:b/>
+          <w:bCs/>
+        </w:rPr>
+        <w:t>0 PM (</w:t>
+      </w:r>
+      <w:r>
+        <w:rPr>
+          <w:b/>
+          <w:bCs/>
+        </w:rPr>
+        <w:t>3</w:t>
+      </w:r>
+      <w:r>
+        <w:rPr>
+          <w:b/>
+          <w:bCs/>
+        </w:rPr>
+        <w:t xml:space="preserve"> hours)</w:t>
+      </w:r>
+    </w:p>
+    <w:p>
+      <w:r>
+        <w:t>• Created a formal vulnerability documentation document for Week 4</w:t>
+      </w:r>
+      <w:r>
+        <w:br/>
+        <w:t>• Documented NoSQL injection exploit including endpoint, payload, impact, and OWASP mapping</w:t>
+      </w:r>
+      <w:r>
+        <w:br/>
+        <w:t>• Documented stored XSS vulnerability including input vector, execution point, and impact</w:t>
+      </w:r>
+      <w:r>
+        <w:br/>
+        <w:t>• Summarized findings and prepared documentation for later remediation comparison</w:t>
+      </w:r>
+    </w:p>
+    <w:p>
+      <w:r>
+        <w:t>• Organized project file structure to support vulnerability documentation and presentation readiness</w:t>
+      </w:r>
+      <w:r>
+        <w:br/>
+        <w:t>• Created a dedicated documentation directory for security findings and exploit tracking</w:t>
+      </w:r>
+      <w:r>
+        <w:br/>
+        <w:t>• Sorted and labeled screenshots by vulnerability type (NoSQL injection, XSS)</w:t>
+      </w:r>
+      <w:r>
+        <w:br/>
+        <w:t>• Captured and verified clean screenshots of Postman requests, responses, and dashboard access</w:t>
+      </w:r>
+      <w:r>
+        <w:br/>
+        <w:t>• Captured browser-based screenshots demonstrating stored XSS execution</w:t>
+      </w:r>
+      <w:r>
+        <w:br/>
+        <w:t>• Ensured screenshots clearly show attack input, execution point, and resulting impact</w:t>
+      </w:r>
+      <w:r>
+        <w:br/>
+        <w:t>• Prepared visual artifacts for inclusion in vulnerability documentation and final presentation</w:t>
+      </w:r>
+    </w:p>
+    <w:p>
+      <w:pPr>
+        <w:rPr>
+          <w:b/>
+          <w:bCs/>
+        </w:rPr>
+      </w:pPr>
+    </w:p>
+    <w:p>
+      <w:r>
+        <w:rPr>
+          <w:b/>
+          <w:bCs/>
+        </w:rPr>
+        <w:t>Friday 1:30 PM – 5:30 PM (4 hours):</w:t>
+      </w:r>
+    </w:p>
+    <w:p>
+      <w:pPr>
+        <w:numPr>
+          <w:ilvl w:val="0"/>
+          <w:numId w:val="30"/>
+        </w:numPr>
+      </w:pPr>
+      <w:r>
+        <w:t>Refactored session handling to support intentional session misconfiguration using a VULN_MODE toggle</w:t>
+      </w:r>
+    </w:p>
+    <w:p>
+      <w:pPr>
+        <w:numPr>
+          <w:ilvl w:val="0"/>
+          <w:numId w:val="30"/>
+        </w:numPr>
+      </w:pPr>
+      <w:r>
+        <w:lastRenderedPageBreak/>
+        <w:t>Implemented conditional cookie configuration (</w:t>
+      </w:r>
+      <w:proofErr w:type="spellStart"/>
+      <w:r>
+        <w:t>cookieConfig</w:t>
+      </w:r>
+      <w:proofErr w:type="spellEnd"/>
+      <w:r>
+        <w:t>) to safely demonstrate insecure session attributes without breaking application functionality</w:t>
+      </w:r>
+    </w:p>
+    <w:p>
+      <w:pPr>
+        <w:numPr>
+          <w:ilvl w:val="0"/>
+          <w:numId w:val="30"/>
+        </w:numPr>
+      </w:pPr>
+      <w:r>
+        <w:t>Debugged session issues caused by improper cookie flags and restored stable authentication flow</w:t>
+      </w:r>
+    </w:p>
+    <w:p>
+      <w:pPr>
+        <w:numPr>
+          <w:ilvl w:val="0"/>
+          <w:numId w:val="30"/>
+        </w:numPr>
+      </w:pPr>
+      <w:r>
+        <w:t>Verified session behavior using browser Developer Tools and confirmed cookie attribute changes</w:t>
+      </w:r>
+    </w:p>
+    <w:p>
+      <w:pPr>
+        <w:numPr>
+          <w:ilvl w:val="0"/>
+          <w:numId w:val="30"/>
+        </w:numPr>
+      </w:pPr>
+      <w:r>
+        <w:t>Captured screenshots of session cookies for vulnerability evidence</w:t>
+      </w:r>
+    </w:p>
+    <w:p>
+      <w:pPr>
+        <w:numPr>
+          <w:ilvl w:val="0"/>
+          <w:numId w:val="30"/>
+        </w:numPr>
+      </w:pPr>
+      <w:r>
+        <w:t>Updated Week 4 Vulnerabilities document to include:</w:t>
+      </w:r>
+    </w:p>
+    <w:p>
+      <w:pPr>
+        <w:numPr>
+          <w:ilvl w:val="1"/>
+          <w:numId w:val="30"/>
+        </w:numPr>
+      </w:pPr>
+      <w:r>
+        <w:t>Insecure session cookie configuration</w:t>
+      </w:r>
+    </w:p>
+    <w:p>
+      <w:pPr>
+        <w:numPr>
+          <w:ilvl w:val="1"/>
+          <w:numId w:val="30"/>
+        </w:numPr>
+      </w:pPr>
+      <w:r>
+        <w:t>Accurate code references matching lab implementation</w:t>
+      </w:r>
+    </w:p>
+    <w:p>
+      <w:pPr>
+        <w:numPr>
+          <w:ilvl w:val="1"/>
+          <w:numId w:val="30"/>
+        </w:numPr>
+      </w:pPr>
+      <w:r>
+        <w:t>Chained attack discussion with stored XSS</w:t>
+      </w:r>
+    </w:p>
+    <w:p>
+      <w:pPr>
+        <w:numPr>
+          <w:ilvl w:val="0"/>
+          <w:numId w:val="30"/>
+        </w:numPr>
+      </w:pPr>
+      <w:r>
+        <w:t>Finalized Summary of Findings table for Week 4</w:t>
+      </w:r>
+    </w:p>
+    <w:p>
+      <w:pPr>
+        <w:numPr>
+          <w:ilvl w:val="0"/>
+          <w:numId w:val="30"/>
+        </w:numPr>
+      </w:pPr>
+      <w:r>
+        <w:t>Added AI assistance disclosure to vulnerability documentation</w:t>
       </w:r>
     </w:p>
     <w:p/>
@@ -2625,6 +3144,232 @@
     </w:lvl>
   </w:abstractNum>
   <w:abstractNum w:abstractNumId="3" w15:restartNumberingAfterBreak="0">
+    <w:nsid w:val="190C281C"/>
+    <w:multiLevelType w:val="hybridMultilevel"/>
+    <w:tmpl w:val="F45AD2BC"/>
+    <w:lvl w:ilvl="0" w:tplc="04090001">
+      <w:start w:val="1"/>
+      <w:numFmt w:val="bullet"/>
+      <w:lvlText w:val=""/>
+      <w:lvlJc w:val="left"/>
+      <w:pPr>
+        <w:ind w:left="360" w:hanging="360"/>
+      </w:pPr>
+      <w:rPr>
+        <w:rFonts w:ascii="Symbol" w:hAnsi="Symbol" w:hint="default"/>
+      </w:rPr>
+    </w:lvl>
+    <w:lvl w:ilvl="1" w:tplc="04090003" w:tentative="1">
+      <w:start w:val="1"/>
+      <w:numFmt w:val="bullet"/>
+      <w:lvlText w:val="o"/>
+      <w:lvlJc w:val="left"/>
+      <w:pPr>
+        <w:ind w:left="1080" w:hanging="360"/>
+      </w:pPr>
+      <w:rPr>
+        <w:rFonts w:ascii="Courier New" w:hAnsi="Courier New" w:cs="Courier New" w:hint="default"/>
+      </w:rPr>
+    </w:lvl>
+    <w:lvl w:ilvl="2" w:tplc="04090005" w:tentative="1">
+      <w:start w:val="1"/>
+      <w:numFmt w:val="bullet"/>
+      <w:lvlText w:val=""/>
+      <w:lvlJc w:val="left"/>
+      <w:pPr>
+        <w:ind w:left="1800" w:hanging="360"/>
+      </w:pPr>
+      <w:rPr>
+        <w:rFonts w:ascii="Wingdings" w:hAnsi="Wingdings" w:hint="default"/>
+      </w:rPr>
+    </w:lvl>
+    <w:lvl w:ilvl="3" w:tplc="04090001" w:tentative="1">
+      <w:start w:val="1"/>
+      <w:numFmt w:val="bullet"/>
+      <w:lvlText w:val=""/>
+      <w:lvlJc w:val="left"/>
+      <w:pPr>
+        <w:ind w:left="2520" w:hanging="360"/>
+      </w:pPr>
+      <w:rPr>
+        <w:rFonts w:ascii="Symbol" w:hAnsi="Symbol" w:hint="default"/>
+      </w:rPr>
+    </w:lvl>
+    <w:lvl w:ilvl="4" w:tplc="04090003" w:tentative="1">
+      <w:start w:val="1"/>
+      <w:numFmt w:val="bullet"/>
+      <w:lvlText w:val="o"/>
+      <w:lvlJc w:val="left"/>
+      <w:pPr>
+        <w:ind w:left="3240" w:hanging="360"/>
+      </w:pPr>
+      <w:rPr>
+        <w:rFonts w:ascii="Courier New" w:hAnsi="Courier New" w:cs="Courier New" w:hint="default"/>
+      </w:rPr>
+    </w:lvl>
+    <w:lvl w:ilvl="5" w:tplc="04090005" w:tentative="1">
+      <w:start w:val="1"/>
+      <w:numFmt w:val="bullet"/>
+      <w:lvlText w:val=""/>
+      <w:lvlJc w:val="left"/>
+      <w:pPr>
+        <w:ind w:left="3960" w:hanging="360"/>
+      </w:pPr>
+      <w:rPr>
+        <w:rFonts w:ascii="Wingdings" w:hAnsi="Wingdings" w:hint="default"/>
+      </w:rPr>
+    </w:lvl>
+    <w:lvl w:ilvl="6" w:tplc="04090001" w:tentative="1">
+      <w:start w:val="1"/>
+      <w:numFmt w:val="bullet"/>
+      <w:lvlText w:val=""/>
+      <w:lvlJc w:val="left"/>
+      <w:pPr>
+        <w:ind w:left="4680" w:hanging="360"/>
+      </w:pPr>
+      <w:rPr>
+        <w:rFonts w:ascii="Symbol" w:hAnsi="Symbol" w:hint="default"/>
+      </w:rPr>
+    </w:lvl>
+    <w:lvl w:ilvl="7" w:tplc="04090003" w:tentative="1">
+      <w:start w:val="1"/>
+      <w:numFmt w:val="bullet"/>
+      <w:lvlText w:val="o"/>
+      <w:lvlJc w:val="left"/>
+      <w:pPr>
+        <w:ind w:left="5400" w:hanging="360"/>
+      </w:pPr>
+      <w:rPr>
+        <w:rFonts w:ascii="Courier New" w:hAnsi="Courier New" w:cs="Courier New" w:hint="default"/>
+      </w:rPr>
+    </w:lvl>
+    <w:lvl w:ilvl="8" w:tplc="04090005" w:tentative="1">
+      <w:start w:val="1"/>
+      <w:numFmt w:val="bullet"/>
+      <w:lvlText w:val=""/>
+      <w:lvlJc w:val="left"/>
+      <w:pPr>
+        <w:ind w:left="6120" w:hanging="360"/>
+      </w:pPr>
+      <w:rPr>
+        <w:rFonts w:ascii="Wingdings" w:hAnsi="Wingdings" w:hint="default"/>
+      </w:rPr>
+    </w:lvl>
+  </w:abstractNum>
+  <w:abstractNum w:abstractNumId="4" w15:restartNumberingAfterBreak="0">
+    <w:nsid w:val="1B984AB6"/>
+    <w:multiLevelType w:val="hybridMultilevel"/>
+    <w:tmpl w:val="DDACC186"/>
+    <w:lvl w:ilvl="0" w:tplc="04090001">
+      <w:start w:val="1"/>
+      <w:numFmt w:val="bullet"/>
+      <w:lvlText w:val=""/>
+      <w:lvlJc w:val="left"/>
+      <w:pPr>
+        <w:ind w:left="360" w:hanging="360"/>
+      </w:pPr>
+      <w:rPr>
+        <w:rFonts w:ascii="Symbol" w:hAnsi="Symbol" w:hint="default"/>
+      </w:rPr>
+    </w:lvl>
+    <w:lvl w:ilvl="1" w:tplc="04090003" w:tentative="1">
+      <w:start w:val="1"/>
+      <w:numFmt w:val="bullet"/>
+      <w:lvlText w:val="o"/>
+      <w:lvlJc w:val="left"/>
+      <w:pPr>
+        <w:ind w:left="1080" w:hanging="360"/>
+      </w:pPr>
+      <w:rPr>
+        <w:rFonts w:ascii="Courier New" w:hAnsi="Courier New" w:cs="Courier New" w:hint="default"/>
+      </w:rPr>
+    </w:lvl>
+    <w:lvl w:ilvl="2" w:tplc="04090005" w:tentative="1">
+      <w:start w:val="1"/>
+      <w:numFmt w:val="bullet"/>
+      <w:lvlText w:val=""/>
+      <w:lvlJc w:val="left"/>
+      <w:pPr>
+        <w:ind w:left="1800" w:hanging="360"/>
+      </w:pPr>
+      <w:rPr>
+        <w:rFonts w:ascii="Wingdings" w:hAnsi="Wingdings" w:hint="default"/>
+      </w:rPr>
+    </w:lvl>
+    <w:lvl w:ilvl="3" w:tplc="04090001" w:tentative="1">
+      <w:start w:val="1"/>
+      <w:numFmt w:val="bullet"/>
+      <w:lvlText w:val=""/>
+      <w:lvlJc w:val="left"/>
+      <w:pPr>
+        <w:ind w:left="2520" w:hanging="360"/>
+      </w:pPr>
+      <w:rPr>
+        <w:rFonts w:ascii="Symbol" w:hAnsi="Symbol" w:hint="default"/>
+      </w:rPr>
+    </w:lvl>
+    <w:lvl w:ilvl="4" w:tplc="04090003" w:tentative="1">
+      <w:start w:val="1"/>
+      <w:numFmt w:val="bullet"/>
+      <w:lvlText w:val="o"/>
+      <w:lvlJc w:val="left"/>
+      <w:pPr>
+        <w:ind w:left="3240" w:hanging="360"/>
+      </w:pPr>
+      <w:rPr>
+        <w:rFonts w:ascii="Courier New" w:hAnsi="Courier New" w:cs="Courier New" w:hint="default"/>
+      </w:rPr>
+    </w:lvl>
+    <w:lvl w:ilvl="5" w:tplc="04090005" w:tentative="1">
+      <w:start w:val="1"/>
+      <w:numFmt w:val="bullet"/>
+      <w:lvlText w:val=""/>
+      <w:lvlJc w:val="left"/>
+      <w:pPr>
+        <w:ind w:left="3960" w:hanging="360"/>
+      </w:pPr>
+      <w:rPr>
+        <w:rFonts w:ascii="Wingdings" w:hAnsi="Wingdings" w:hint="default"/>
+      </w:rPr>
+    </w:lvl>
+    <w:lvl w:ilvl="6" w:tplc="04090001" w:tentative="1">
+      <w:start w:val="1"/>
+      <w:numFmt w:val="bullet"/>
+      <w:lvlText w:val=""/>
+      <w:lvlJc w:val="left"/>
+      <w:pPr>
+        <w:ind w:left="4680" w:hanging="360"/>
+      </w:pPr>
+      <w:rPr>
+        <w:rFonts w:ascii="Symbol" w:hAnsi="Symbol" w:hint="default"/>
+      </w:rPr>
+    </w:lvl>
+    <w:lvl w:ilvl="7" w:tplc="04090003" w:tentative="1">
+      <w:start w:val="1"/>
+      <w:numFmt w:val="bullet"/>
+      <w:lvlText w:val="o"/>
+      <w:lvlJc w:val="left"/>
+      <w:pPr>
+        <w:ind w:left="5400" w:hanging="360"/>
+      </w:pPr>
+      <w:rPr>
+        <w:rFonts w:ascii="Courier New" w:hAnsi="Courier New" w:cs="Courier New" w:hint="default"/>
+      </w:rPr>
+    </w:lvl>
+    <w:lvl w:ilvl="8" w:tplc="04090005" w:tentative="1">
+      <w:start w:val="1"/>
+      <w:numFmt w:val="bullet"/>
+      <w:lvlText w:val=""/>
+      <w:lvlJc w:val="left"/>
+      <w:pPr>
+        <w:ind w:left="6120" w:hanging="360"/>
+      </w:pPr>
+      <w:rPr>
+        <w:rFonts w:ascii="Wingdings" w:hAnsi="Wingdings" w:hint="default"/>
+      </w:rPr>
+    </w:lvl>
+  </w:abstractNum>
+  <w:abstractNum w:abstractNumId="5" w15:restartNumberingAfterBreak="0">
     <w:nsid w:val="1C702D3C"/>
     <w:multiLevelType w:val="multilevel"/>
     <w:tmpl w:val="4142D52E"/>
@@ -2773,7 +3518,7 @@
       </w:rPr>
     </w:lvl>
   </w:abstractNum>
-  <w:abstractNum w:abstractNumId="4" w15:restartNumberingAfterBreak="0">
+  <w:abstractNum w:abstractNumId="6" w15:restartNumberingAfterBreak="0">
     <w:nsid w:val="1D5156B6"/>
     <w:multiLevelType w:val="hybridMultilevel"/>
     <w:tmpl w:val="69DCA4C6"/>
@@ -2886,7 +3631,7 @@
       </w:rPr>
     </w:lvl>
   </w:abstractNum>
-  <w:abstractNum w:abstractNumId="5" w15:restartNumberingAfterBreak="0">
+  <w:abstractNum w:abstractNumId="7" w15:restartNumberingAfterBreak="0">
     <w:nsid w:val="247D11B2"/>
     <w:multiLevelType w:val="hybridMultilevel"/>
     <w:tmpl w:val="C8C6D8BE"/>
@@ -2998,7 +3743,7 @@
       </w:rPr>
     </w:lvl>
   </w:abstractNum>
-  <w:abstractNum w:abstractNumId="6" w15:restartNumberingAfterBreak="0">
+  <w:abstractNum w:abstractNumId="8" w15:restartNumberingAfterBreak="0">
     <w:nsid w:val="25893D0B"/>
     <w:multiLevelType w:val="hybridMultilevel"/>
     <w:tmpl w:val="FE548478"/>
@@ -3111,7 +3856,120 @@
       </w:rPr>
     </w:lvl>
   </w:abstractNum>
-  <w:abstractNum w:abstractNumId="7" w15:restartNumberingAfterBreak="0">
+  <w:abstractNum w:abstractNumId="9" w15:restartNumberingAfterBreak="0">
+    <w:nsid w:val="28644839"/>
+    <w:multiLevelType w:val="hybridMultilevel"/>
+    <w:tmpl w:val="FD5C544A"/>
+    <w:lvl w:ilvl="0" w:tplc="04090001">
+      <w:start w:val="1"/>
+      <w:numFmt w:val="bullet"/>
+      <w:lvlText w:val=""/>
+      <w:lvlJc w:val="left"/>
+      <w:pPr>
+        <w:ind w:left="720" w:hanging="360"/>
+      </w:pPr>
+      <w:rPr>
+        <w:rFonts w:ascii="Symbol" w:hAnsi="Symbol" w:hint="default"/>
+      </w:rPr>
+    </w:lvl>
+    <w:lvl w:ilvl="1" w:tplc="04090003" w:tentative="1">
+      <w:start w:val="1"/>
+      <w:numFmt w:val="bullet"/>
+      <w:lvlText w:val="o"/>
+      <w:lvlJc w:val="left"/>
+      <w:pPr>
+        <w:ind w:left="1440" w:hanging="360"/>
+      </w:pPr>
+      <w:rPr>
+        <w:rFonts w:ascii="Courier New" w:hAnsi="Courier New" w:cs="Courier New" w:hint="default"/>
+      </w:rPr>
+    </w:lvl>
+    <w:lvl w:ilvl="2" w:tplc="04090005" w:tentative="1">
+      <w:start w:val="1"/>
+      <w:numFmt w:val="bullet"/>
+      <w:lvlText w:val=""/>
+      <w:lvlJc w:val="left"/>
+      <w:pPr>
+        <w:ind w:left="2160" w:hanging="360"/>
+      </w:pPr>
+      <w:rPr>
+        <w:rFonts w:ascii="Wingdings" w:hAnsi="Wingdings" w:hint="default"/>
+      </w:rPr>
+    </w:lvl>
+    <w:lvl w:ilvl="3" w:tplc="04090001" w:tentative="1">
+      <w:start w:val="1"/>
+      <w:numFmt w:val="bullet"/>
+      <w:lvlText w:val=""/>
+      <w:lvlJc w:val="left"/>
+      <w:pPr>
+        <w:ind w:left="2880" w:hanging="360"/>
+      </w:pPr>
+      <w:rPr>
+        <w:rFonts w:ascii="Symbol" w:hAnsi="Symbol" w:hint="default"/>
+      </w:rPr>
+    </w:lvl>
+    <w:lvl w:ilvl="4" w:tplc="04090003" w:tentative="1">
+      <w:start w:val="1"/>
+      <w:numFmt w:val="bullet"/>
+      <w:lvlText w:val="o"/>
+      <w:lvlJc w:val="left"/>
+      <w:pPr>
+        <w:ind w:left="3600" w:hanging="360"/>
+      </w:pPr>
+      <w:rPr>
+        <w:rFonts w:ascii="Courier New" w:hAnsi="Courier New" w:cs="Courier New" w:hint="default"/>
+      </w:rPr>
+    </w:lvl>
+    <w:lvl w:ilvl="5" w:tplc="04090005" w:tentative="1">
+      <w:start w:val="1"/>
+      <w:numFmt w:val="bullet"/>
+      <w:lvlText w:val=""/>
+      <w:lvlJc w:val="left"/>
+      <w:pPr>
+        <w:ind w:left="4320" w:hanging="360"/>
+      </w:pPr>
+      <w:rPr>
+        <w:rFonts w:ascii="Wingdings" w:hAnsi="Wingdings" w:hint="default"/>
+      </w:rPr>
+    </w:lvl>
+    <w:lvl w:ilvl="6" w:tplc="04090001" w:tentative="1">
+      <w:start w:val="1"/>
+      <w:numFmt w:val="bullet"/>
+      <w:lvlText w:val=""/>
+      <w:lvlJc w:val="left"/>
+      <w:pPr>
+        <w:ind w:left="5040" w:hanging="360"/>
+      </w:pPr>
+      <w:rPr>
+        <w:rFonts w:ascii="Symbol" w:hAnsi="Symbol" w:hint="default"/>
+      </w:rPr>
+    </w:lvl>
+    <w:lvl w:ilvl="7" w:tplc="04090003" w:tentative="1">
+      <w:start w:val="1"/>
+      <w:numFmt w:val="bullet"/>
+      <w:lvlText w:val="o"/>
+      <w:lvlJc w:val="left"/>
+      <w:pPr>
+        <w:ind w:left="5760" w:hanging="360"/>
+      </w:pPr>
+      <w:rPr>
+        <w:rFonts w:ascii="Courier New" w:hAnsi="Courier New" w:cs="Courier New" w:hint="default"/>
+      </w:rPr>
+    </w:lvl>
+    <w:lvl w:ilvl="8" w:tplc="04090005" w:tentative="1">
+      <w:start w:val="1"/>
+      <w:numFmt w:val="bullet"/>
+      <w:lvlText w:val=""/>
+      <w:lvlJc w:val="left"/>
+      <w:pPr>
+        <w:ind w:left="6480" w:hanging="360"/>
+      </w:pPr>
+      <w:rPr>
+        <w:rFonts w:ascii="Wingdings" w:hAnsi="Wingdings" w:hint="default"/>
+      </w:rPr>
+    </w:lvl>
+  </w:abstractNum>
+  <w:abstractNum w:abstractNumId="10" w15:restartNumberingAfterBreak="0">
     <w:nsid w:val="32813877"/>
     <w:multiLevelType w:val="multilevel"/>
     <w:tmpl w:val="E82A3370"/>
@@ -3260,7 +4118,7 @@
       </w:rPr>
     </w:lvl>
   </w:abstractNum>
-  <w:abstractNum w:abstractNumId="8" w15:restartNumberingAfterBreak="0">
+  <w:abstractNum w:abstractNumId="11" w15:restartNumberingAfterBreak="0">
     <w:nsid w:val="328C570C"/>
     <w:multiLevelType w:val="hybridMultilevel"/>
     <w:tmpl w:val="E020B602"/>
@@ -3373,7 +4231,7 @@
       </w:rPr>
     </w:lvl>
   </w:abstractNum>
-  <w:abstractNum w:abstractNumId="9" w15:restartNumberingAfterBreak="0">
+  <w:abstractNum w:abstractNumId="12" w15:restartNumberingAfterBreak="0">
     <w:nsid w:val="339B6E3E"/>
     <w:multiLevelType w:val="hybridMultilevel"/>
     <w:tmpl w:val="35009E9C"/>
@@ -3486,7 +4344,7 @@
       </w:rPr>
     </w:lvl>
   </w:abstractNum>
-  <w:abstractNum w:abstractNumId="10" w15:restartNumberingAfterBreak="0">
+  <w:abstractNum w:abstractNumId="13" w15:restartNumberingAfterBreak="0">
     <w:nsid w:val="34112C4E"/>
     <w:multiLevelType w:val="hybridMultilevel"/>
     <w:tmpl w:val="BAAAAD0A"/>
@@ -3599,7 +4457,7 @@
       </w:rPr>
     </w:lvl>
   </w:abstractNum>
-  <w:abstractNum w:abstractNumId="11" w15:restartNumberingAfterBreak="0">
+  <w:abstractNum w:abstractNumId="14" w15:restartNumberingAfterBreak="0">
     <w:nsid w:val="4F8F6283"/>
     <w:multiLevelType w:val="multilevel"/>
     <w:tmpl w:val="1FDE1004"/>
@@ -3748,7 +4606,120 @@
       </w:rPr>
     </w:lvl>
   </w:abstractNum>
-  <w:abstractNum w:abstractNumId="12" w15:restartNumberingAfterBreak="0">
+  <w:abstractNum w:abstractNumId="15" w15:restartNumberingAfterBreak="0">
+    <w:nsid w:val="55851C26"/>
+    <w:multiLevelType w:val="hybridMultilevel"/>
+    <w:tmpl w:val="0D76BCFA"/>
+    <w:lvl w:ilvl="0" w:tplc="04090001">
+      <w:start w:val="1"/>
+      <w:numFmt w:val="bullet"/>
+      <w:lvlText w:val=""/>
+      <w:lvlJc w:val="left"/>
+      <w:pPr>
+        <w:ind w:left="360" w:hanging="360"/>
+      </w:pPr>
+      <w:rPr>
+        <w:rFonts w:ascii="Symbol" w:hAnsi="Symbol" w:hint="default"/>
+      </w:rPr>
+    </w:lvl>
+    <w:lvl w:ilvl="1" w:tplc="04090003" w:tentative="1">
+      <w:start w:val="1"/>
+      <w:numFmt w:val="bullet"/>
+      <w:lvlText w:val="o"/>
+      <w:lvlJc w:val="left"/>
+      <w:pPr>
+        <w:ind w:left="1080" w:hanging="360"/>
+      </w:pPr>
+      <w:rPr>
+        <w:rFonts w:ascii="Courier New" w:hAnsi="Courier New" w:cs="Courier New" w:hint="default"/>
+      </w:rPr>
+    </w:lvl>
+    <w:lvl w:ilvl="2" w:tplc="04090005" w:tentative="1">
+      <w:start w:val="1"/>
+      <w:numFmt w:val="bullet"/>
+      <w:lvlText w:val=""/>
+      <w:lvlJc w:val="left"/>
+      <w:pPr>
+        <w:ind w:left="1800" w:hanging="360"/>
+      </w:pPr>
+      <w:rPr>
+        <w:rFonts w:ascii="Wingdings" w:hAnsi="Wingdings" w:hint="default"/>
+      </w:rPr>
+    </w:lvl>
+    <w:lvl w:ilvl="3" w:tplc="04090001" w:tentative="1">
+      <w:start w:val="1"/>
+      <w:numFmt w:val="bullet"/>
+      <w:lvlText w:val=""/>
+      <w:lvlJc w:val="left"/>
+      <w:pPr>
+        <w:ind w:left="2520" w:hanging="360"/>
+      </w:pPr>
+      <w:rPr>
+        <w:rFonts w:ascii="Symbol" w:hAnsi="Symbol" w:hint="default"/>
+      </w:rPr>
+    </w:lvl>
+    <w:lvl w:ilvl="4" w:tplc="04090003" w:tentative="1">
+      <w:start w:val="1"/>
+      <w:numFmt w:val="bullet"/>
+      <w:lvlText w:val="o"/>
+      <w:lvlJc w:val="left"/>
+      <w:pPr>
+        <w:ind w:left="3240" w:hanging="360"/>
+      </w:pPr>
+      <w:rPr>
+        <w:rFonts w:ascii="Courier New" w:hAnsi="Courier New" w:cs="Courier New" w:hint="default"/>
+      </w:rPr>
+    </w:lvl>
+    <w:lvl w:ilvl="5" w:tplc="04090005" w:tentative="1">
+      <w:start w:val="1"/>
+      <w:numFmt w:val="bullet"/>
+      <w:lvlText w:val=""/>
+      <w:lvlJc w:val="left"/>
+      <w:pPr>
+        <w:ind w:left="3960" w:hanging="360"/>
+      </w:pPr>
+      <w:rPr>
+        <w:rFonts w:ascii="Wingdings" w:hAnsi="Wingdings" w:hint="default"/>
+      </w:rPr>
+    </w:lvl>
+    <w:lvl w:ilvl="6" w:tplc="04090001" w:tentative="1">
+      <w:start w:val="1"/>
+      <w:numFmt w:val="bullet"/>
+      <w:lvlText w:val=""/>
+      <w:lvlJc w:val="left"/>
+      <w:pPr>
+        <w:ind w:left="4680" w:hanging="360"/>
+      </w:pPr>
+      <w:rPr>
+        <w:rFonts w:ascii="Symbol" w:hAnsi="Symbol" w:hint="default"/>
+      </w:rPr>
+    </w:lvl>
+    <w:lvl w:ilvl="7" w:tplc="04090003" w:tentative="1">
+      <w:start w:val="1"/>
+      <w:numFmt w:val="bullet"/>
+      <w:lvlText w:val="o"/>
+      <w:lvlJc w:val="left"/>
+      <w:pPr>
+        <w:ind w:left="5400" w:hanging="360"/>
+      </w:pPr>
+      <w:rPr>
+        <w:rFonts w:ascii="Courier New" w:hAnsi="Courier New" w:cs="Courier New" w:hint="default"/>
+      </w:rPr>
+    </w:lvl>
+    <w:lvl w:ilvl="8" w:tplc="04090005" w:tentative="1">
+      <w:start w:val="1"/>
+      <w:numFmt w:val="bullet"/>
+      <w:lvlText w:val=""/>
+      <w:lvlJc w:val="left"/>
+      <w:pPr>
+        <w:ind w:left="6120" w:hanging="360"/>
+      </w:pPr>
+      <w:rPr>
+        <w:rFonts w:ascii="Wingdings" w:hAnsi="Wingdings" w:hint="default"/>
+      </w:rPr>
+    </w:lvl>
+  </w:abstractNum>
+  <w:abstractNum w:abstractNumId="16" w15:restartNumberingAfterBreak="0">
     <w:nsid w:val="59031ABD"/>
     <w:multiLevelType w:val="multilevel"/>
     <w:tmpl w:val="5518E5BA"/>
@@ -3897,7 +4868,7 @@
       </w:rPr>
     </w:lvl>
   </w:abstractNum>
-  <w:abstractNum w:abstractNumId="13" w15:restartNumberingAfterBreak="0">
+  <w:abstractNum w:abstractNumId="17" w15:restartNumberingAfterBreak="0">
     <w:nsid w:val="595854E0"/>
     <w:multiLevelType w:val="multilevel"/>
     <w:tmpl w:val="AA5AD5F8"/>
@@ -4046,7 +5017,7 @@
       </w:rPr>
     </w:lvl>
   </w:abstractNum>
-  <w:abstractNum w:abstractNumId="14" w15:restartNumberingAfterBreak="0">
+  <w:abstractNum w:abstractNumId="18" w15:restartNumberingAfterBreak="0">
     <w:nsid w:val="5CC36B56"/>
     <w:multiLevelType w:val="multilevel"/>
     <w:tmpl w:val="1EB672C0"/>
@@ -4195,7 +5166,7 @@
       </w:rPr>
     </w:lvl>
   </w:abstractNum>
-  <w:abstractNum w:abstractNumId="15" w15:restartNumberingAfterBreak="0">
+  <w:abstractNum w:abstractNumId="19" w15:restartNumberingAfterBreak="0">
     <w:nsid w:val="5D5A0DD2"/>
     <w:multiLevelType w:val="multilevel"/>
     <w:tmpl w:val="EA0429A2"/>
@@ -4344,7 +5315,7 @@
       </w:rPr>
     </w:lvl>
   </w:abstractNum>
-  <w:abstractNum w:abstractNumId="16" w15:restartNumberingAfterBreak="0">
+  <w:abstractNum w:abstractNumId="20" w15:restartNumberingAfterBreak="0">
     <w:nsid w:val="5D913B64"/>
     <w:multiLevelType w:val="hybridMultilevel"/>
     <w:tmpl w:val="A8541892"/>
@@ -4456,7 +5427,7 @@
       </w:rPr>
     </w:lvl>
   </w:abstractNum>
-  <w:abstractNum w:abstractNumId="17" w15:restartNumberingAfterBreak="0">
+  <w:abstractNum w:abstractNumId="21" w15:restartNumberingAfterBreak="0">
     <w:nsid w:val="616E0603"/>
     <w:multiLevelType w:val="multilevel"/>
     <w:tmpl w:val="AA5AD5F8"/>
@@ -4605,7 +5576,156 @@
       </w:rPr>
     </w:lvl>
   </w:abstractNum>
-  <w:abstractNum w:abstractNumId="18" w15:restartNumberingAfterBreak="0">
+  <w:abstractNum w:abstractNumId="22" w15:restartNumberingAfterBreak="0">
+    <w:nsid w:val="621103D4"/>
+    <w:multiLevelType w:val="multilevel"/>
+    <w:tmpl w:val="266C6364"/>
+    <w:lvl w:ilvl="0">
+      <w:start w:val="1"/>
+      <w:numFmt w:val="bullet"/>
+      <w:lvlText w:val=""/>
+      <w:lvlJc w:val="left"/>
+      <w:pPr>
+        <w:tabs>
+          <w:tab w:val="num" w:pos="720"/>
+        </w:tabs>
+        <w:ind w:left="720" w:hanging="360"/>
+      </w:pPr>
+      <w:rPr>
+        <w:rFonts w:ascii="Symbol" w:hAnsi="Symbol" w:hint="default"/>
+        <w:sz w:val="20"/>
+      </w:rPr>
+    </w:lvl>
+    <w:lvl w:ilvl="1">
+      <w:start w:val="1"/>
+      <w:numFmt w:val="bullet"/>
+      <w:lvlText w:val="o"/>
+      <w:lvlJc w:val="left"/>
+      <w:pPr>
+        <w:tabs>
+          <w:tab w:val="num" w:pos="1440"/>
+        </w:tabs>
+        <w:ind w:left="1440" w:hanging="360"/>
+      </w:pPr>
+      <w:rPr>
+        <w:rFonts w:ascii="Courier New" w:hAnsi="Courier New" w:hint="default"/>
+        <w:sz w:val="20"/>
+      </w:rPr>
+    </w:lvl>
+    <w:lvl w:ilvl="2" w:tentative="1">
+      <w:start w:val="1"/>
+      <w:numFmt w:val="bullet"/>
+      <w:lvlText w:val=""/>
+      <w:lvlJc w:val="left"/>
+      <w:pPr>
+        <w:tabs>
+          <w:tab w:val="num" w:pos="2160"/>
+        </w:tabs>
+        <w:ind w:left="2160" w:hanging="360"/>
+      </w:pPr>
+      <w:rPr>
+        <w:rFonts w:ascii="Wingdings" w:hAnsi="Wingdings" w:hint="default"/>
+        <w:sz w:val="20"/>
+      </w:rPr>
+    </w:lvl>
+    <w:lvl w:ilvl="3" w:tentative="1">
+      <w:start w:val="1"/>
+      <w:numFmt w:val="bullet"/>
+      <w:lvlText w:val=""/>
+      <w:lvlJc w:val="left"/>
+      <w:pPr>
+        <w:tabs>
+          <w:tab w:val="num" w:pos="2880"/>
+        </w:tabs>
+        <w:ind w:left="2880" w:hanging="360"/>
+      </w:pPr>
+      <w:rPr>
+        <w:rFonts w:ascii="Wingdings" w:hAnsi="Wingdings" w:hint="default"/>
+        <w:sz w:val="20"/>
+      </w:rPr>
+    </w:lvl>
+    <w:lvl w:ilvl="4" w:tentative="1">
+      <w:start w:val="1"/>
+      <w:numFmt w:val="bullet"/>
+      <w:lvlText w:val=""/>
+      <w:lvlJc w:val="left"/>
+      <w:pPr>
+        <w:tabs>
+          <w:tab w:val="num" w:pos="3600"/>
+        </w:tabs>
+        <w:ind w:left="3600" w:hanging="360"/>
+      </w:pPr>
+      <w:rPr>
+        <w:rFonts w:ascii="Wingdings" w:hAnsi="Wingdings" w:hint="default"/>
+        <w:sz w:val="20"/>
+      </w:rPr>
+    </w:lvl>
+    <w:lvl w:ilvl="5" w:tentative="1">
+      <w:start w:val="1"/>
+      <w:numFmt w:val="bullet"/>
+      <w:lvlText w:val=""/>
+      <w:lvlJc w:val="left"/>
+      <w:pPr>
+        <w:tabs>
+          <w:tab w:val="num" w:pos="4320"/>
+        </w:tabs>
+        <w:ind w:left="4320" w:hanging="360"/>
+      </w:pPr>
+      <w:rPr>
+        <w:rFonts w:ascii="Wingdings" w:hAnsi="Wingdings" w:hint="default"/>
+        <w:sz w:val="20"/>
+      </w:rPr>
+    </w:lvl>
+    <w:lvl w:ilvl="6" w:tentative="1">
+      <w:start w:val="1"/>
+      <w:numFmt w:val="bullet"/>
+      <w:lvlText w:val=""/>
+      <w:lvlJc w:val="left"/>
+      <w:pPr>
+        <w:tabs>
+          <w:tab w:val="num" w:pos="5040"/>
+        </w:tabs>
+        <w:ind w:left="5040" w:hanging="360"/>
+      </w:pPr>
+      <w:rPr>
+        <w:rFonts w:ascii="Wingdings" w:hAnsi="Wingdings" w:hint="default"/>
+        <w:sz w:val="20"/>
+      </w:rPr>
+    </w:lvl>
+    <w:lvl w:ilvl="7" w:tentative="1">
+      <w:start w:val="1"/>
+      <w:numFmt w:val="bullet"/>
+      <w:lvlText w:val=""/>
+      <w:lvlJc w:val="left"/>
+      <w:pPr>
+        <w:tabs>
+          <w:tab w:val="num" w:pos="5760"/>
+        </w:tabs>
+        <w:ind w:left="5760" w:hanging="360"/>
+      </w:pPr>
+      <w:rPr>
+        <w:rFonts w:ascii="Wingdings" w:hAnsi="Wingdings" w:hint="default"/>
+        <w:sz w:val="20"/>
+      </w:rPr>
+    </w:lvl>
+    <w:lvl w:ilvl="8" w:tentative="1">
+      <w:start w:val="1"/>
+      <w:numFmt w:val="bullet"/>
+      <w:lvlText w:val=""/>
+      <w:lvlJc w:val="left"/>
+      <w:pPr>
+        <w:tabs>
+          <w:tab w:val="num" w:pos="6480"/>
+        </w:tabs>
+        <w:ind w:left="6480" w:hanging="360"/>
+      </w:pPr>
+      <w:rPr>
+        <w:rFonts w:ascii="Wingdings" w:hAnsi="Wingdings" w:hint="default"/>
+        <w:sz w:val="20"/>
+      </w:rPr>
+    </w:lvl>
+  </w:abstractNum>
+  <w:abstractNum w:abstractNumId="23" w15:restartNumberingAfterBreak="0">
     <w:nsid w:val="6FF00B7C"/>
     <w:multiLevelType w:val="multilevel"/>
     <w:tmpl w:val="1EB672C0"/>
@@ -4754,7 +5874,7 @@
       </w:rPr>
     </w:lvl>
   </w:abstractNum>
-  <w:abstractNum w:abstractNumId="19" w15:restartNumberingAfterBreak="0">
+  <w:abstractNum w:abstractNumId="24" w15:restartNumberingAfterBreak="0">
     <w:nsid w:val="74453C31"/>
     <w:multiLevelType w:val="multilevel"/>
     <w:tmpl w:val="C78E360A"/>
@@ -4903,7 +6023,7 @@
       </w:rPr>
     </w:lvl>
   </w:abstractNum>
-  <w:abstractNum w:abstractNumId="20" w15:restartNumberingAfterBreak="0">
+  <w:abstractNum w:abstractNumId="25" w15:restartNumberingAfterBreak="0">
     <w:nsid w:val="78605045"/>
     <w:multiLevelType w:val="multilevel"/>
     <w:tmpl w:val="5518E5BA"/>
@@ -5052,7 +6172,7 @@
       </w:rPr>
     </w:lvl>
   </w:abstractNum>
-  <w:abstractNum w:abstractNumId="21" w15:restartNumberingAfterBreak="0">
+  <w:abstractNum w:abstractNumId="26" w15:restartNumberingAfterBreak="0">
     <w:nsid w:val="7B5E23FE"/>
     <w:multiLevelType w:val="multilevel"/>
     <w:tmpl w:val="5518E5BA"/>
@@ -5201,7 +6321,7 @@
       </w:rPr>
     </w:lvl>
   </w:abstractNum>
-  <w:abstractNum w:abstractNumId="22" w15:restartNumberingAfterBreak="0">
+  <w:abstractNum w:abstractNumId="27" w15:restartNumberingAfterBreak="0">
     <w:nsid w:val="7D032864"/>
     <w:multiLevelType w:val="hybridMultilevel"/>
     <w:tmpl w:val="57FAAA42"/>
@@ -5312,41 +6432,154 @@
       </w:rPr>
     </w:lvl>
   </w:abstractNum>
+  <w:abstractNum w:abstractNumId="28" w15:restartNumberingAfterBreak="0">
+    <w:nsid w:val="7F275574"/>
+    <w:multiLevelType w:val="hybridMultilevel"/>
+    <w:tmpl w:val="11B831E2"/>
+    <w:lvl w:ilvl="0" w:tplc="04090001">
+      <w:start w:val="1"/>
+      <w:numFmt w:val="bullet"/>
+      <w:lvlText w:val=""/>
+      <w:lvlJc w:val="left"/>
+      <w:pPr>
+        <w:ind w:left="720" w:hanging="360"/>
+      </w:pPr>
+      <w:rPr>
+        <w:rFonts w:ascii="Symbol" w:hAnsi="Symbol" w:hint="default"/>
+      </w:rPr>
+    </w:lvl>
+    <w:lvl w:ilvl="1" w:tplc="04090003" w:tentative="1">
+      <w:start w:val="1"/>
+      <w:numFmt w:val="bullet"/>
+      <w:lvlText w:val="o"/>
+      <w:lvlJc w:val="left"/>
+      <w:pPr>
+        <w:ind w:left="1440" w:hanging="360"/>
+      </w:pPr>
+      <w:rPr>
+        <w:rFonts w:ascii="Courier New" w:hAnsi="Courier New" w:cs="Courier New" w:hint="default"/>
+      </w:rPr>
+    </w:lvl>
+    <w:lvl w:ilvl="2" w:tplc="04090005" w:tentative="1">
+      <w:start w:val="1"/>
+      <w:numFmt w:val="bullet"/>
+      <w:lvlText w:val=""/>
+      <w:lvlJc w:val="left"/>
+      <w:pPr>
+        <w:ind w:left="2160" w:hanging="360"/>
+      </w:pPr>
+      <w:rPr>
+        <w:rFonts w:ascii="Wingdings" w:hAnsi="Wingdings" w:hint="default"/>
+      </w:rPr>
+    </w:lvl>
+    <w:lvl w:ilvl="3" w:tplc="04090001" w:tentative="1">
+      <w:start w:val="1"/>
+      <w:numFmt w:val="bullet"/>
+      <w:lvlText w:val=""/>
+      <w:lvlJc w:val="left"/>
+      <w:pPr>
+        <w:ind w:left="2880" w:hanging="360"/>
+      </w:pPr>
+      <w:rPr>
+        <w:rFonts w:ascii="Symbol" w:hAnsi="Symbol" w:hint="default"/>
+      </w:rPr>
+    </w:lvl>
+    <w:lvl w:ilvl="4" w:tplc="04090003" w:tentative="1">
+      <w:start w:val="1"/>
+      <w:numFmt w:val="bullet"/>
+      <w:lvlText w:val="o"/>
+      <w:lvlJc w:val="left"/>
+      <w:pPr>
+        <w:ind w:left="3600" w:hanging="360"/>
+      </w:pPr>
+      <w:rPr>
+        <w:rFonts w:ascii="Courier New" w:hAnsi="Courier New" w:cs="Courier New" w:hint="default"/>
+      </w:rPr>
+    </w:lvl>
+    <w:lvl w:ilvl="5" w:tplc="04090005" w:tentative="1">
+      <w:start w:val="1"/>
+      <w:numFmt w:val="bullet"/>
+      <w:lvlText w:val=""/>
+      <w:lvlJc w:val="left"/>
+      <w:pPr>
+        <w:ind w:left="4320" w:hanging="360"/>
+      </w:pPr>
+      <w:rPr>
+        <w:rFonts w:ascii="Wingdings" w:hAnsi="Wingdings" w:hint="default"/>
+      </w:rPr>
+    </w:lvl>
+    <w:lvl w:ilvl="6" w:tplc="04090001" w:tentative="1">
+      <w:start w:val="1"/>
+      <w:numFmt w:val="bullet"/>
+      <w:lvlText w:val=""/>
+      <w:lvlJc w:val="left"/>
+      <w:pPr>
+        <w:ind w:left="5040" w:hanging="360"/>
+      </w:pPr>
+      <w:rPr>
+        <w:rFonts w:ascii="Symbol" w:hAnsi="Symbol" w:hint="default"/>
+      </w:rPr>
+    </w:lvl>
+    <w:lvl w:ilvl="7" w:tplc="04090003" w:tentative="1">
+      <w:start w:val="1"/>
+      <w:numFmt w:val="bullet"/>
+      <w:lvlText w:val="o"/>
+      <w:lvlJc w:val="left"/>
+      <w:pPr>
+        <w:ind w:left="5760" w:hanging="360"/>
+      </w:pPr>
+      <w:rPr>
+        <w:rFonts w:ascii="Courier New" w:hAnsi="Courier New" w:cs="Courier New" w:hint="default"/>
+      </w:rPr>
+    </w:lvl>
+    <w:lvl w:ilvl="8" w:tplc="04090005" w:tentative="1">
+      <w:start w:val="1"/>
+      <w:numFmt w:val="bullet"/>
+      <w:lvlText w:val=""/>
+      <w:lvlJc w:val="left"/>
+      <w:pPr>
+        <w:ind w:left="6480" w:hanging="360"/>
+      </w:pPr>
+      <w:rPr>
+        <w:rFonts w:ascii="Wingdings" w:hAnsi="Wingdings" w:hint="default"/>
+      </w:rPr>
+    </w:lvl>
+  </w:abstractNum>
   <w:num w:numId="1" w16cid:durableId="1556509472">
-    <w:abstractNumId w:val="11"/>
+    <w:abstractNumId w:val="14"/>
   </w:num>
   <w:num w:numId="2" w16cid:durableId="1068723663">
-    <w:abstractNumId w:val="19"/>
+    <w:abstractNumId w:val="24"/>
   </w:num>
   <w:num w:numId="3" w16cid:durableId="1296252068">
-    <w:abstractNumId w:val="6"/>
+    <w:abstractNumId w:val="8"/>
   </w:num>
   <w:num w:numId="4" w16cid:durableId="1113404040">
-    <w:abstractNumId w:val="4"/>
+    <w:abstractNumId w:val="6"/>
   </w:num>
   <w:num w:numId="5" w16cid:durableId="660695914">
     <w:abstractNumId w:val="0"/>
   </w:num>
   <w:num w:numId="6" w16cid:durableId="1385955945">
-    <w:abstractNumId w:val="9"/>
+    <w:abstractNumId w:val="12"/>
   </w:num>
   <w:num w:numId="7" w16cid:durableId="1138064133">
-    <w:abstractNumId w:val="10"/>
+    <w:abstractNumId w:val="13"/>
   </w:num>
   <w:num w:numId="8" w16cid:durableId="111633649">
-    <w:abstractNumId w:val="16"/>
+    <w:abstractNumId w:val="20"/>
   </w:num>
   <w:num w:numId="9" w16cid:durableId="773747205">
     <w:abstractNumId w:val="1"/>
   </w:num>
   <w:num w:numId="10" w16cid:durableId="501361886">
-    <w:abstractNumId w:val="5"/>
+    <w:abstractNumId w:val="7"/>
   </w:num>
   <w:num w:numId="11" w16cid:durableId="1291400648">
-    <w:abstractNumId w:val="22"/>
+    <w:abstractNumId w:val="27"/>
   </w:num>
   <w:num w:numId="12" w16cid:durableId="939332898">
-    <w:abstractNumId w:val="8"/>
+    <w:abstractNumId w:val="11"/>
   </w:num>
   <w:num w:numId="13" w16cid:durableId="1650094034">
     <w:abstractNumId w:val="2"/>
@@ -5355,34 +6588,52 @@
     <w:abstractNumId w:val="2"/>
   </w:num>
   <w:num w:numId="15" w16cid:durableId="1745832314">
-    <w:abstractNumId w:val="14"/>
+    <w:abstractNumId w:val="18"/>
   </w:num>
   <w:num w:numId="16" w16cid:durableId="1782453462">
-    <w:abstractNumId w:val="20"/>
+    <w:abstractNumId w:val="25"/>
   </w:num>
   <w:num w:numId="17" w16cid:durableId="527253841">
-    <w:abstractNumId w:val="13"/>
+    <w:abstractNumId w:val="17"/>
   </w:num>
   <w:num w:numId="18" w16cid:durableId="2120908637">
-    <w:abstractNumId w:val="17"/>
+    <w:abstractNumId w:val="21"/>
   </w:num>
   <w:num w:numId="19" w16cid:durableId="278031556">
-    <w:abstractNumId w:val="21"/>
+    <w:abstractNumId w:val="26"/>
   </w:num>
   <w:num w:numId="20" w16cid:durableId="1031027404">
-    <w:abstractNumId w:val="12"/>
+    <w:abstractNumId w:val="16"/>
   </w:num>
   <w:num w:numId="21" w16cid:durableId="1598248491">
-    <w:abstractNumId w:val="18"/>
+    <w:abstractNumId w:val="23"/>
   </w:num>
   <w:num w:numId="22" w16cid:durableId="1493643013">
+    <w:abstractNumId w:val="19"/>
+  </w:num>
+  <w:num w:numId="23" w16cid:durableId="1949657900">
+    <w:abstractNumId w:val="5"/>
+  </w:num>
+  <w:num w:numId="24" w16cid:durableId="1776100148">
+    <w:abstractNumId w:val="10"/>
+  </w:num>
+  <w:num w:numId="25" w16cid:durableId="669068670">
+    <w:abstractNumId w:val="28"/>
+  </w:num>
+  <w:num w:numId="26" w16cid:durableId="1339036446">
+    <w:abstractNumId w:val="9"/>
+  </w:num>
+  <w:num w:numId="27" w16cid:durableId="651954815">
     <w:abstractNumId w:val="15"/>
   </w:num>
-  <w:num w:numId="23" w16cid:durableId="1949657900">
+  <w:num w:numId="28" w16cid:durableId="1354768870">
+    <w:abstractNumId w:val="4"/>
+  </w:num>
+  <w:num w:numId="29" w16cid:durableId="726611434">
     <w:abstractNumId w:val="3"/>
   </w:num>
-  <w:num w:numId="24" w16cid:durableId="1776100148">
-    <w:abstractNumId w:val="7"/>
+  <w:num w:numId="30" w16cid:durableId="901329715">
+    <w:abstractNumId w:val="22"/>
   </w:num>
 </w:numbering>
 </file>

--- a/Capstone Time Tracking.docx
+++ b/Capstone Time Tracking.docx
@@ -2789,6 +2789,331 @@
       </w:pPr>
       <w:r>
         <w:t>Added AI assistance disclosure to vulnerability documentation</w:t>
+      </w:r>
+    </w:p>
+    <w:p/>
+    <w:p/>
+    <w:p>
+      <w:r>
+        <w:t>Week 5 total (</w:t>
+      </w:r>
+      <w:r>
+        <w:t>20</w:t>
+      </w:r>
+      <w:r>
+        <w:t xml:space="preserve"> hours)</w:t>
+      </w:r>
+    </w:p>
+    <w:p>
+      <w:pPr>
+        <w:rPr>
+          <w:b/>
+          <w:bCs/>
+        </w:rPr>
+      </w:pPr>
+      <w:r>
+        <w:rPr>
+          <w:b/>
+          <w:bCs/>
+        </w:rPr>
+        <w:t>Monday 1:30 PM – 6:30 PM (5.0 hours)</w:t>
+      </w:r>
+    </w:p>
+    <w:p>
+      <w:r>
+        <w:t>• Executed controlled attack testing against intentionally vulnerable web application</w:t>
+      </w:r>
+      <w:r>
+        <w:br/>
+        <w:t>• Performed NoSQL injection authentication bypass using Postman</w:t>
+      </w:r>
+      <w:r>
+        <w:br/>
+        <w:t>• Verified session creation and reuse to access protected routes</w:t>
+      </w:r>
+      <w:r>
+        <w:br/>
+        <w:t>• Captured Postman request, response, and session cookie evidence</w:t>
+      </w:r>
+      <w:r>
+        <w:br/>
+        <w:t>• Executed stored XSS attack via transfer memo field</w:t>
+      </w:r>
+      <w:r>
+        <w:br/>
+        <w:t>• Verified persistent JavaScript execution on the transactions page</w:t>
+      </w:r>
+      <w:r>
+        <w:br/>
+        <w:t>• Tested account enumeration via login and forgot-password workflows</w:t>
+      </w:r>
+      <w:r>
+        <w:br/>
+        <w:t>• Confirmed distinct error messages revealing account existence</w:t>
+      </w:r>
+      <w:r>
+        <w:br/>
+        <w:t>• Demonstrated chained attack scenario combining stored XSS and insecure session cookies</w:t>
+      </w:r>
+      <w:r>
+        <w:br/>
+        <w:t>• Inspected session cookies using browser Developer Tools</w:t>
+      </w:r>
+      <w:r>
+        <w:br/>
+        <w:t>• Collected and organized screenshots for all attack scenarios</w:t>
+      </w:r>
+      <w:r>
+        <w:br/>
+        <w:t>• Verified exploit reliability for repeatable demonstration</w:t>
+      </w:r>
+      <w:r>
+        <w:br/>
+        <w:t>• Began drafting Week 5 Controlled Attack Testing documentation</w:t>
+      </w:r>
+    </w:p>
+    <w:p>
+      <w:pPr>
+        <w:rPr>
+          <w:b/>
+          <w:bCs/>
+        </w:rPr>
+      </w:pPr>
+    </w:p>
+    <w:p>
+      <w:pPr>
+        <w:rPr>
+          <w:b/>
+          <w:bCs/>
+        </w:rPr>
+      </w:pPr>
+      <w:r>
+        <w:rPr>
+          <w:b/>
+          <w:bCs/>
+        </w:rPr>
+        <w:t>Tuesday 2:00 PM – 7:00 PM (5.0 hours)</w:t>
+      </w:r>
+    </w:p>
+    <w:p>
+      <w:r>
+        <w:t>• Wrote the Week 5 Controlled Attack Testing document</w:t>
+      </w:r>
+      <w:r>
+        <w:br/>
+        <w:t>• Translated technical attack execution into formal academic documentation</w:t>
+      </w:r>
+      <w:r>
+        <w:br/>
+        <w:t>• Structured attack scenarios with clear steps, results, and impact</w:t>
+      </w:r>
+      <w:r>
+        <w:br/>
+        <w:t>• Added OWASP mappings and consistent terminology across all sections</w:t>
+      </w:r>
+      <w:r>
+        <w:br/>
+        <w:t>• Integrated attack descriptions for NoSQL injection, stored XSS, account enumeration, and chained attacks</w:t>
+      </w:r>
+      <w:r>
+        <w:br/>
+        <w:t>• Refined explanations to clearly demonstrate exploit cause and effect</w:t>
+      </w:r>
+      <w:r>
+        <w:br/>
+        <w:t>• Ensured alignment between Week 4 vulnerability documentation and Week 5 attack testing results</w:t>
+      </w:r>
+    </w:p>
+    <w:p/>
+    <w:p>
+      <w:pPr>
+        <w:rPr>
+          <w:b/>
+          <w:bCs/>
+        </w:rPr>
+      </w:pPr>
+      <w:r>
+        <w:rPr>
+          <w:b/>
+          <w:bCs/>
+        </w:rPr>
+        <w:t>Wednesday 3:00 PM – 8:00 PM (5.0 hours)</w:t>
+      </w:r>
+    </w:p>
+    <w:p>
+      <w:pPr>
+        <w:pStyle w:val="ListParagraph"/>
+        <w:numPr>
+          <w:ilvl w:val="0"/>
+          <w:numId w:val="31"/>
+        </w:numPr>
+        <w:ind w:left="360"/>
+        <w:rPr>
+          <w:b/>
+          <w:bCs/>
+        </w:rPr>
+      </w:pPr>
+      <w:r>
+        <w:t>Finished some steps from yesterday that weren’t completed</w:t>
+      </w:r>
+    </w:p>
+    <w:p>
+      <w:pPr>
+        <w:pStyle w:val="ListParagraph"/>
+        <w:numPr>
+          <w:ilvl w:val="0"/>
+          <w:numId w:val="7"/>
+        </w:numPr>
+        <w:ind w:left="360"/>
+      </w:pPr>
+      <w:r>
+        <w:t>Organized and reviewed all screenshots collected during attack testin</w:t>
+      </w:r>
+      <w:r>
+        <w:t>g</w:t>
+      </w:r>
+    </w:p>
+    <w:p>
+      <w:pPr>
+        <w:pStyle w:val="ListParagraph"/>
+        <w:numPr>
+          <w:ilvl w:val="0"/>
+          <w:numId w:val="7"/>
+        </w:numPr>
+        <w:ind w:left="360"/>
+      </w:pPr>
+      <w:r>
+        <w:t>Matched screenshots to corresponding attack scenarios</w:t>
+      </w:r>
+    </w:p>
+    <w:p>
+      <w:pPr>
+        <w:pStyle w:val="ListParagraph"/>
+        <w:numPr>
+          <w:ilvl w:val="0"/>
+          <w:numId w:val="7"/>
+        </w:numPr>
+        <w:ind w:left="360"/>
+      </w:pPr>
+      <w:r>
+        <w:t>Verified screenshots clearly demonstrated exploit input and resulting impact</w:t>
+      </w:r>
+    </w:p>
+    <w:p>
+      <w:pPr>
+        <w:pStyle w:val="ListParagraph"/>
+        <w:numPr>
+          <w:ilvl w:val="0"/>
+          <w:numId w:val="7"/>
+        </w:numPr>
+        <w:ind w:left="360"/>
+      </w:pPr>
+      <w:r>
+        <w:t>Integrated screenshot placement into the Week 5 document</w:t>
+      </w:r>
+    </w:p>
+    <w:p>
+      <w:pPr>
+        <w:pStyle w:val="ListParagraph"/>
+        <w:numPr>
+          <w:ilvl w:val="0"/>
+          <w:numId w:val="7"/>
+        </w:numPr>
+        <w:ind w:left="360"/>
+      </w:pPr>
+      <w:r>
+        <w:t>Renamed and organized image files for clarity and presentation readiness</w:t>
+      </w:r>
+    </w:p>
+    <w:p>
+      <w:pPr>
+        <w:pStyle w:val="ListParagraph"/>
+        <w:numPr>
+          <w:ilvl w:val="0"/>
+          <w:numId w:val="7"/>
+        </w:numPr>
+        <w:ind w:left="360"/>
+      </w:pPr>
+      <w:r>
+        <w:t>Reviewed document for consistency, formatting, and clarity</w:t>
+      </w:r>
+    </w:p>
+    <w:p>
+      <w:pPr>
+        <w:pStyle w:val="ListParagraph"/>
+        <w:numPr>
+          <w:ilvl w:val="0"/>
+          <w:numId w:val="7"/>
+        </w:numPr>
+        <w:ind w:left="360"/>
+      </w:pPr>
+      <w:r>
+        <w:t>Performed final proofreading and technical accuracy checks</w:t>
+      </w:r>
+    </w:p>
+    <w:p>
+      <w:pPr>
+        <w:pStyle w:val="ListParagraph"/>
+        <w:numPr>
+          <w:ilvl w:val="0"/>
+          <w:numId w:val="7"/>
+        </w:numPr>
+        <w:ind w:left="360"/>
+      </w:pPr>
+      <w:r>
+        <w:t>Added AI assistance disclosure to the Week 5 attack testing document</w:t>
+      </w:r>
+    </w:p>
+    <w:p/>
+    <w:p>
+      <w:pPr>
+        <w:rPr>
+          <w:b/>
+          <w:bCs/>
+        </w:rPr>
+      </w:pPr>
+      <w:r>
+        <w:rPr>
+          <w:b/>
+          <w:bCs/>
+        </w:rPr>
+        <w:t>Thursday 11:00 PM – 4:00 AM (5.0 hours)</w:t>
+      </w:r>
+    </w:p>
+    <w:p>
+      <w:r>
+        <w:t>• Designed a comprehensive security remediation plan based on Week 4 vulnerabilities and Week 5 attack results</w:t>
+      </w:r>
+      <w:r>
+        <w:br/>
+        <w:t>• Analyzed root causes for each identified vulnerability (NoSQL injection, stored XSS, account enumeration, insecure session cookies)</w:t>
+      </w:r>
+      <w:r>
+        <w:br/>
+        <w:t>• Mapped each vulnerability to specific remediation strategies aligned with OWASP best practices</w:t>
+      </w:r>
+      <w:r>
+        <w:br/>
+        <w:t>• Created a remediation overview table linking vulnerabilities to fixes, affected files, and verification methods</w:t>
+      </w:r>
+      <w:r>
+        <w:br/>
+        <w:t>• Developed detailed remediation steps for each vulnerability, including implementation approach and expected outcomes</w:t>
+      </w:r>
+      <w:r>
+        <w:br/>
+      </w:r>
+      <w:r>
+        <w:lastRenderedPageBreak/>
+        <w:t>• Planned chained-attack mitigations using a defense-in-depth approach</w:t>
+      </w:r>
+      <w:r>
+        <w:br/>
+        <w:t>• Defined a structured retesting and validation strategy to confirm fixes in Week 6</w:t>
+      </w:r>
+      <w:r>
+        <w:br/>
+        <w:t>• Prepared documentation to serve as a roadmap for secure implementation and before/after comparison</w:t>
       </w:r>
     </w:p>
     <w:p/>
@@ -3031,6 +3356,119 @@
     </w:lvl>
   </w:abstractNum>
   <w:abstractNum w:abstractNumId="2" w15:restartNumberingAfterBreak="0">
+    <w:nsid w:val="0C28799F"/>
+    <w:multiLevelType w:val="hybridMultilevel"/>
+    <w:tmpl w:val="415CB516"/>
+    <w:lvl w:ilvl="0" w:tplc="04090001">
+      <w:start w:val="1"/>
+      <w:numFmt w:val="bullet"/>
+      <w:lvlText w:val=""/>
+      <w:lvlJc w:val="left"/>
+      <w:pPr>
+        <w:ind w:left="720" w:hanging="360"/>
+      </w:pPr>
+      <w:rPr>
+        <w:rFonts w:ascii="Symbol" w:hAnsi="Symbol" w:hint="default"/>
+      </w:rPr>
+    </w:lvl>
+    <w:lvl w:ilvl="1" w:tplc="04090003" w:tentative="1">
+      <w:start w:val="1"/>
+      <w:numFmt w:val="bullet"/>
+      <w:lvlText w:val="o"/>
+      <w:lvlJc w:val="left"/>
+      <w:pPr>
+        <w:ind w:left="1440" w:hanging="360"/>
+      </w:pPr>
+      <w:rPr>
+        <w:rFonts w:ascii="Courier New" w:hAnsi="Courier New" w:cs="Courier New" w:hint="default"/>
+      </w:rPr>
+    </w:lvl>
+    <w:lvl w:ilvl="2" w:tplc="04090005" w:tentative="1">
+      <w:start w:val="1"/>
+      <w:numFmt w:val="bullet"/>
+      <w:lvlText w:val=""/>
+      <w:lvlJc w:val="left"/>
+      <w:pPr>
+        <w:ind w:left="2160" w:hanging="360"/>
+      </w:pPr>
+      <w:rPr>
+        <w:rFonts w:ascii="Wingdings" w:hAnsi="Wingdings" w:hint="default"/>
+      </w:rPr>
+    </w:lvl>
+    <w:lvl w:ilvl="3" w:tplc="04090001" w:tentative="1">
+      <w:start w:val="1"/>
+      <w:numFmt w:val="bullet"/>
+      <w:lvlText w:val=""/>
+      <w:lvlJc w:val="left"/>
+      <w:pPr>
+        <w:ind w:left="2880" w:hanging="360"/>
+      </w:pPr>
+      <w:rPr>
+        <w:rFonts w:ascii="Symbol" w:hAnsi="Symbol" w:hint="default"/>
+      </w:rPr>
+    </w:lvl>
+    <w:lvl w:ilvl="4" w:tplc="04090003" w:tentative="1">
+      <w:start w:val="1"/>
+      <w:numFmt w:val="bullet"/>
+      <w:lvlText w:val="o"/>
+      <w:lvlJc w:val="left"/>
+      <w:pPr>
+        <w:ind w:left="3600" w:hanging="360"/>
+      </w:pPr>
+      <w:rPr>
+        <w:rFonts w:ascii="Courier New" w:hAnsi="Courier New" w:cs="Courier New" w:hint="default"/>
+      </w:rPr>
+    </w:lvl>
+    <w:lvl w:ilvl="5" w:tplc="04090005" w:tentative="1">
+      <w:start w:val="1"/>
+      <w:numFmt w:val="bullet"/>
+      <w:lvlText w:val=""/>
+      <w:lvlJc w:val="left"/>
+      <w:pPr>
+        <w:ind w:left="4320" w:hanging="360"/>
+      </w:pPr>
+      <w:rPr>
+        <w:rFonts w:ascii="Wingdings" w:hAnsi="Wingdings" w:hint="default"/>
+      </w:rPr>
+    </w:lvl>
+    <w:lvl w:ilvl="6" w:tplc="04090001" w:tentative="1">
+      <w:start w:val="1"/>
+      <w:numFmt w:val="bullet"/>
+      <w:lvlText w:val=""/>
+      <w:lvlJc w:val="left"/>
+      <w:pPr>
+        <w:ind w:left="5040" w:hanging="360"/>
+      </w:pPr>
+      <w:rPr>
+        <w:rFonts w:ascii="Symbol" w:hAnsi="Symbol" w:hint="default"/>
+      </w:rPr>
+    </w:lvl>
+    <w:lvl w:ilvl="7" w:tplc="04090003" w:tentative="1">
+      <w:start w:val="1"/>
+      <w:numFmt w:val="bullet"/>
+      <w:lvlText w:val="o"/>
+      <w:lvlJc w:val="left"/>
+      <w:pPr>
+        <w:ind w:left="5760" w:hanging="360"/>
+      </w:pPr>
+      <w:rPr>
+        <w:rFonts w:ascii="Courier New" w:hAnsi="Courier New" w:cs="Courier New" w:hint="default"/>
+      </w:rPr>
+    </w:lvl>
+    <w:lvl w:ilvl="8" w:tplc="04090005" w:tentative="1">
+      <w:start w:val="1"/>
+      <w:numFmt w:val="bullet"/>
+      <w:lvlText w:val=""/>
+      <w:lvlJc w:val="left"/>
+      <w:pPr>
+        <w:ind w:left="6480" w:hanging="360"/>
+      </w:pPr>
+      <w:rPr>
+        <w:rFonts w:ascii="Wingdings" w:hAnsi="Wingdings" w:hint="default"/>
+      </w:rPr>
+    </w:lvl>
+  </w:abstractNum>
+  <w:abstractNum w:abstractNumId="3" w15:restartNumberingAfterBreak="0">
     <w:nsid w:val="0FE62EE5"/>
     <w:multiLevelType w:val="hybridMultilevel"/>
     <w:tmpl w:val="DD04A054"/>
@@ -3143,7 +3581,7 @@
       </w:rPr>
     </w:lvl>
   </w:abstractNum>
-  <w:abstractNum w:abstractNumId="3" w15:restartNumberingAfterBreak="0">
+  <w:abstractNum w:abstractNumId="4" w15:restartNumberingAfterBreak="0">
     <w:nsid w:val="190C281C"/>
     <w:multiLevelType w:val="hybridMultilevel"/>
     <w:tmpl w:val="F45AD2BC"/>
@@ -3256,7 +3694,7 @@
       </w:rPr>
     </w:lvl>
   </w:abstractNum>
-  <w:abstractNum w:abstractNumId="4" w15:restartNumberingAfterBreak="0">
+  <w:abstractNum w:abstractNumId="5" w15:restartNumberingAfterBreak="0">
     <w:nsid w:val="1B984AB6"/>
     <w:multiLevelType w:val="hybridMultilevel"/>
     <w:tmpl w:val="DDACC186"/>
@@ -3369,7 +3807,7 @@
       </w:rPr>
     </w:lvl>
   </w:abstractNum>
-  <w:abstractNum w:abstractNumId="5" w15:restartNumberingAfterBreak="0">
+  <w:abstractNum w:abstractNumId="6" w15:restartNumberingAfterBreak="0">
     <w:nsid w:val="1C702D3C"/>
     <w:multiLevelType w:val="multilevel"/>
     <w:tmpl w:val="4142D52E"/>
@@ -3518,7 +3956,7 @@
       </w:rPr>
     </w:lvl>
   </w:abstractNum>
-  <w:abstractNum w:abstractNumId="6" w15:restartNumberingAfterBreak="0">
+  <w:abstractNum w:abstractNumId="7" w15:restartNumberingAfterBreak="0">
     <w:nsid w:val="1D5156B6"/>
     <w:multiLevelType w:val="hybridMultilevel"/>
     <w:tmpl w:val="69DCA4C6"/>
@@ -3631,7 +4069,7 @@
       </w:rPr>
     </w:lvl>
   </w:abstractNum>
-  <w:abstractNum w:abstractNumId="7" w15:restartNumberingAfterBreak="0">
+  <w:abstractNum w:abstractNumId="8" w15:restartNumberingAfterBreak="0">
     <w:nsid w:val="247D11B2"/>
     <w:multiLevelType w:val="hybridMultilevel"/>
     <w:tmpl w:val="C8C6D8BE"/>
@@ -3743,7 +4181,7 @@
       </w:rPr>
     </w:lvl>
   </w:abstractNum>
-  <w:abstractNum w:abstractNumId="8" w15:restartNumberingAfterBreak="0">
+  <w:abstractNum w:abstractNumId="9" w15:restartNumberingAfterBreak="0">
     <w:nsid w:val="25893D0B"/>
     <w:multiLevelType w:val="hybridMultilevel"/>
     <w:tmpl w:val="FE548478"/>
@@ -3856,7 +4294,7 @@
       </w:rPr>
     </w:lvl>
   </w:abstractNum>
-  <w:abstractNum w:abstractNumId="9" w15:restartNumberingAfterBreak="0">
+  <w:abstractNum w:abstractNumId="10" w15:restartNumberingAfterBreak="0">
     <w:nsid w:val="28644839"/>
     <w:multiLevelType w:val="hybridMultilevel"/>
     <w:tmpl w:val="FD5C544A"/>
@@ -3969,7 +4407,7 @@
       </w:rPr>
     </w:lvl>
   </w:abstractNum>
-  <w:abstractNum w:abstractNumId="10" w15:restartNumberingAfterBreak="0">
+  <w:abstractNum w:abstractNumId="11" w15:restartNumberingAfterBreak="0">
     <w:nsid w:val="32813877"/>
     <w:multiLevelType w:val="multilevel"/>
     <w:tmpl w:val="E82A3370"/>
@@ -4118,7 +4556,7 @@
       </w:rPr>
     </w:lvl>
   </w:abstractNum>
-  <w:abstractNum w:abstractNumId="11" w15:restartNumberingAfterBreak="0">
+  <w:abstractNum w:abstractNumId="12" w15:restartNumberingAfterBreak="0">
     <w:nsid w:val="328C570C"/>
     <w:multiLevelType w:val="hybridMultilevel"/>
     <w:tmpl w:val="E020B602"/>
@@ -4231,7 +4669,7 @@
       </w:rPr>
     </w:lvl>
   </w:abstractNum>
-  <w:abstractNum w:abstractNumId="12" w15:restartNumberingAfterBreak="0">
+  <w:abstractNum w:abstractNumId="13" w15:restartNumberingAfterBreak="0">
     <w:nsid w:val="339B6E3E"/>
     <w:multiLevelType w:val="hybridMultilevel"/>
     <w:tmpl w:val="35009E9C"/>
@@ -4344,7 +4782,7 @@
       </w:rPr>
     </w:lvl>
   </w:abstractNum>
-  <w:abstractNum w:abstractNumId="13" w15:restartNumberingAfterBreak="0">
+  <w:abstractNum w:abstractNumId="14" w15:restartNumberingAfterBreak="0">
     <w:nsid w:val="34112C4E"/>
     <w:multiLevelType w:val="hybridMultilevel"/>
     <w:tmpl w:val="BAAAAD0A"/>
@@ -4457,7 +4895,7 @@
       </w:rPr>
     </w:lvl>
   </w:abstractNum>
-  <w:abstractNum w:abstractNumId="14" w15:restartNumberingAfterBreak="0">
+  <w:abstractNum w:abstractNumId="15" w15:restartNumberingAfterBreak="0">
     <w:nsid w:val="4F8F6283"/>
     <w:multiLevelType w:val="multilevel"/>
     <w:tmpl w:val="1FDE1004"/>
@@ -4606,7 +5044,7 @@
       </w:rPr>
     </w:lvl>
   </w:abstractNum>
-  <w:abstractNum w:abstractNumId="15" w15:restartNumberingAfterBreak="0">
+  <w:abstractNum w:abstractNumId="16" w15:restartNumberingAfterBreak="0">
     <w:nsid w:val="55851C26"/>
     <w:multiLevelType w:val="hybridMultilevel"/>
     <w:tmpl w:val="0D76BCFA"/>
@@ -4719,7 +5157,7 @@
       </w:rPr>
     </w:lvl>
   </w:abstractNum>
-  <w:abstractNum w:abstractNumId="16" w15:restartNumberingAfterBreak="0">
+  <w:abstractNum w:abstractNumId="17" w15:restartNumberingAfterBreak="0">
     <w:nsid w:val="59031ABD"/>
     <w:multiLevelType w:val="multilevel"/>
     <w:tmpl w:val="5518E5BA"/>
@@ -4868,7 +5306,7 @@
       </w:rPr>
     </w:lvl>
   </w:abstractNum>
-  <w:abstractNum w:abstractNumId="17" w15:restartNumberingAfterBreak="0">
+  <w:abstractNum w:abstractNumId="18" w15:restartNumberingAfterBreak="0">
     <w:nsid w:val="595854E0"/>
     <w:multiLevelType w:val="multilevel"/>
     <w:tmpl w:val="AA5AD5F8"/>
@@ -5017,7 +5455,7 @@
       </w:rPr>
     </w:lvl>
   </w:abstractNum>
-  <w:abstractNum w:abstractNumId="18" w15:restartNumberingAfterBreak="0">
+  <w:abstractNum w:abstractNumId="19" w15:restartNumberingAfterBreak="0">
     <w:nsid w:val="5CC36B56"/>
     <w:multiLevelType w:val="multilevel"/>
     <w:tmpl w:val="1EB672C0"/>
@@ -5166,7 +5604,7 @@
       </w:rPr>
     </w:lvl>
   </w:abstractNum>
-  <w:abstractNum w:abstractNumId="19" w15:restartNumberingAfterBreak="0">
+  <w:abstractNum w:abstractNumId="20" w15:restartNumberingAfterBreak="0">
     <w:nsid w:val="5D5A0DD2"/>
     <w:multiLevelType w:val="multilevel"/>
     <w:tmpl w:val="EA0429A2"/>
@@ -5315,7 +5753,7 @@
       </w:rPr>
     </w:lvl>
   </w:abstractNum>
-  <w:abstractNum w:abstractNumId="20" w15:restartNumberingAfterBreak="0">
+  <w:abstractNum w:abstractNumId="21" w15:restartNumberingAfterBreak="0">
     <w:nsid w:val="5D913B64"/>
     <w:multiLevelType w:val="hybridMultilevel"/>
     <w:tmpl w:val="A8541892"/>
@@ -5427,7 +5865,7 @@
       </w:rPr>
     </w:lvl>
   </w:abstractNum>
-  <w:abstractNum w:abstractNumId="21" w15:restartNumberingAfterBreak="0">
+  <w:abstractNum w:abstractNumId="22" w15:restartNumberingAfterBreak="0">
     <w:nsid w:val="616E0603"/>
     <w:multiLevelType w:val="multilevel"/>
     <w:tmpl w:val="AA5AD5F8"/>
@@ -5576,7 +6014,7 @@
       </w:rPr>
     </w:lvl>
   </w:abstractNum>
-  <w:abstractNum w:abstractNumId="22" w15:restartNumberingAfterBreak="0">
+  <w:abstractNum w:abstractNumId="23" w15:restartNumberingAfterBreak="0">
     <w:nsid w:val="621103D4"/>
     <w:multiLevelType w:val="multilevel"/>
     <w:tmpl w:val="266C6364"/>
@@ -5725,7 +6163,7 @@
       </w:rPr>
     </w:lvl>
   </w:abstractNum>
-  <w:abstractNum w:abstractNumId="23" w15:restartNumberingAfterBreak="0">
+  <w:abstractNum w:abstractNumId="24" w15:restartNumberingAfterBreak="0">
     <w:nsid w:val="6FF00B7C"/>
     <w:multiLevelType w:val="multilevel"/>
     <w:tmpl w:val="1EB672C0"/>
@@ -5874,7 +6312,7 @@
       </w:rPr>
     </w:lvl>
   </w:abstractNum>
-  <w:abstractNum w:abstractNumId="24" w15:restartNumberingAfterBreak="0">
+  <w:abstractNum w:abstractNumId="25" w15:restartNumberingAfterBreak="0">
     <w:nsid w:val="74453C31"/>
     <w:multiLevelType w:val="multilevel"/>
     <w:tmpl w:val="C78E360A"/>
@@ -6023,7 +6461,7 @@
       </w:rPr>
     </w:lvl>
   </w:abstractNum>
-  <w:abstractNum w:abstractNumId="25" w15:restartNumberingAfterBreak="0">
+  <w:abstractNum w:abstractNumId="26" w15:restartNumberingAfterBreak="0">
     <w:nsid w:val="78605045"/>
     <w:multiLevelType w:val="multilevel"/>
     <w:tmpl w:val="5518E5BA"/>
@@ -6172,7 +6610,7 @@
       </w:rPr>
     </w:lvl>
   </w:abstractNum>
-  <w:abstractNum w:abstractNumId="26" w15:restartNumberingAfterBreak="0">
+  <w:abstractNum w:abstractNumId="27" w15:restartNumberingAfterBreak="0">
     <w:nsid w:val="7B5E23FE"/>
     <w:multiLevelType w:val="multilevel"/>
     <w:tmpl w:val="5518E5BA"/>
@@ -6321,7 +6759,7 @@
       </w:rPr>
     </w:lvl>
   </w:abstractNum>
-  <w:abstractNum w:abstractNumId="27" w15:restartNumberingAfterBreak="0">
+  <w:abstractNum w:abstractNumId="28" w15:restartNumberingAfterBreak="0">
     <w:nsid w:val="7D032864"/>
     <w:multiLevelType w:val="hybridMultilevel"/>
     <w:tmpl w:val="57FAAA42"/>
@@ -6432,7 +6870,7 @@
       </w:rPr>
     </w:lvl>
   </w:abstractNum>
-  <w:abstractNum w:abstractNumId="28" w15:restartNumberingAfterBreak="0">
+  <w:abstractNum w:abstractNumId="29" w15:restartNumberingAfterBreak="0">
     <w:nsid w:val="7F275574"/>
     <w:multiLevelType w:val="hybridMultilevel"/>
     <w:tmpl w:val="11B831E2"/>
@@ -6546,94 +6984,97 @@
     </w:lvl>
   </w:abstractNum>
   <w:num w:numId="1" w16cid:durableId="1556509472">
-    <w:abstractNumId w:val="14"/>
+    <w:abstractNumId w:val="15"/>
   </w:num>
   <w:num w:numId="2" w16cid:durableId="1068723663">
-    <w:abstractNumId w:val="24"/>
+    <w:abstractNumId w:val="25"/>
   </w:num>
   <w:num w:numId="3" w16cid:durableId="1296252068">
-    <w:abstractNumId w:val="8"/>
+    <w:abstractNumId w:val="9"/>
   </w:num>
   <w:num w:numId="4" w16cid:durableId="1113404040">
-    <w:abstractNumId w:val="6"/>
+    <w:abstractNumId w:val="7"/>
   </w:num>
   <w:num w:numId="5" w16cid:durableId="660695914">
     <w:abstractNumId w:val="0"/>
   </w:num>
   <w:num w:numId="6" w16cid:durableId="1385955945">
-    <w:abstractNumId w:val="12"/>
+    <w:abstractNumId w:val="13"/>
   </w:num>
   <w:num w:numId="7" w16cid:durableId="1138064133">
-    <w:abstractNumId w:val="13"/>
+    <w:abstractNumId w:val="14"/>
   </w:num>
   <w:num w:numId="8" w16cid:durableId="111633649">
-    <w:abstractNumId w:val="20"/>
+    <w:abstractNumId w:val="21"/>
   </w:num>
   <w:num w:numId="9" w16cid:durableId="773747205">
     <w:abstractNumId w:val="1"/>
   </w:num>
   <w:num w:numId="10" w16cid:durableId="501361886">
-    <w:abstractNumId w:val="7"/>
+    <w:abstractNumId w:val="8"/>
   </w:num>
   <w:num w:numId="11" w16cid:durableId="1291400648">
+    <w:abstractNumId w:val="28"/>
+  </w:num>
+  <w:num w:numId="12" w16cid:durableId="939332898">
+    <w:abstractNumId w:val="12"/>
+  </w:num>
+  <w:num w:numId="13" w16cid:durableId="1650094034">
+    <w:abstractNumId w:val="3"/>
+  </w:num>
+  <w:num w:numId="14" w16cid:durableId="342585953">
+    <w:abstractNumId w:val="3"/>
+  </w:num>
+  <w:num w:numId="15" w16cid:durableId="1745832314">
+    <w:abstractNumId w:val="19"/>
+  </w:num>
+  <w:num w:numId="16" w16cid:durableId="1782453462">
+    <w:abstractNumId w:val="26"/>
+  </w:num>
+  <w:num w:numId="17" w16cid:durableId="527253841">
+    <w:abstractNumId w:val="18"/>
+  </w:num>
+  <w:num w:numId="18" w16cid:durableId="2120908637">
+    <w:abstractNumId w:val="22"/>
+  </w:num>
+  <w:num w:numId="19" w16cid:durableId="278031556">
     <w:abstractNumId w:val="27"/>
   </w:num>
-  <w:num w:numId="12" w16cid:durableId="939332898">
+  <w:num w:numId="20" w16cid:durableId="1031027404">
+    <w:abstractNumId w:val="17"/>
+  </w:num>
+  <w:num w:numId="21" w16cid:durableId="1598248491">
+    <w:abstractNumId w:val="24"/>
+  </w:num>
+  <w:num w:numId="22" w16cid:durableId="1493643013">
+    <w:abstractNumId w:val="20"/>
+  </w:num>
+  <w:num w:numId="23" w16cid:durableId="1949657900">
+    <w:abstractNumId w:val="6"/>
+  </w:num>
+  <w:num w:numId="24" w16cid:durableId="1776100148">
     <w:abstractNumId w:val="11"/>
   </w:num>
-  <w:num w:numId="13" w16cid:durableId="1650094034">
-    <w:abstractNumId w:val="2"/>
+  <w:num w:numId="25" w16cid:durableId="669068670">
+    <w:abstractNumId w:val="29"/>
   </w:num>
-  <w:num w:numId="14" w16cid:durableId="342585953">
-    <w:abstractNumId w:val="2"/>
+  <w:num w:numId="26" w16cid:durableId="1339036446">
+    <w:abstractNumId w:val="10"/>
   </w:num>
-  <w:num w:numId="15" w16cid:durableId="1745832314">
-    <w:abstractNumId w:val="18"/>
-  </w:num>
-  <w:num w:numId="16" w16cid:durableId="1782453462">
-    <w:abstractNumId w:val="25"/>
-  </w:num>
-  <w:num w:numId="17" w16cid:durableId="527253841">
-    <w:abstractNumId w:val="17"/>
-  </w:num>
-  <w:num w:numId="18" w16cid:durableId="2120908637">
-    <w:abstractNumId w:val="21"/>
-  </w:num>
-  <w:num w:numId="19" w16cid:durableId="278031556">
-    <w:abstractNumId w:val="26"/>
-  </w:num>
-  <w:num w:numId="20" w16cid:durableId="1031027404">
+  <w:num w:numId="27" w16cid:durableId="651954815">
     <w:abstractNumId w:val="16"/>
   </w:num>
-  <w:num w:numId="21" w16cid:durableId="1598248491">
+  <w:num w:numId="28" w16cid:durableId="1354768870">
+    <w:abstractNumId w:val="5"/>
+  </w:num>
+  <w:num w:numId="29" w16cid:durableId="726611434">
+    <w:abstractNumId w:val="4"/>
+  </w:num>
+  <w:num w:numId="30" w16cid:durableId="901329715">
     <w:abstractNumId w:val="23"/>
   </w:num>
-  <w:num w:numId="22" w16cid:durableId="1493643013">
-    <w:abstractNumId w:val="19"/>
-  </w:num>
-  <w:num w:numId="23" w16cid:durableId="1949657900">
-    <w:abstractNumId w:val="5"/>
-  </w:num>
-  <w:num w:numId="24" w16cid:durableId="1776100148">
-    <w:abstractNumId w:val="10"/>
-  </w:num>
-  <w:num w:numId="25" w16cid:durableId="669068670">
-    <w:abstractNumId w:val="28"/>
-  </w:num>
-  <w:num w:numId="26" w16cid:durableId="1339036446">
-    <w:abstractNumId w:val="9"/>
-  </w:num>
-  <w:num w:numId="27" w16cid:durableId="651954815">
-    <w:abstractNumId w:val="15"/>
-  </w:num>
-  <w:num w:numId="28" w16cid:durableId="1354768870">
-    <w:abstractNumId w:val="4"/>
-  </w:num>
-  <w:num w:numId="29" w16cid:durableId="726611434">
-    <w:abstractNumId w:val="3"/>
-  </w:num>
-  <w:num w:numId="30" w16cid:durableId="901329715">
-    <w:abstractNumId w:val="22"/>
+  <w:num w:numId="31" w16cid:durableId="1812601710">
+    <w:abstractNumId w:val="2"/>
   </w:num>
 </w:numbering>
 </file>

--- a/Capstone Time Tracking.docx
+++ b/Capstone Time Tracking.docx
@@ -3114,6 +3114,532 @@
       <w:r>
         <w:br/>
         <w:t>• Prepared documentation to serve as a roadmap for secure implementation and before/after comparison</w:t>
+      </w:r>
+    </w:p>
+    <w:p/>
+    <w:p>
+      <w:r>
+        <w:t>Week 6 total (</w:t>
+      </w:r>
+      <w:r>
+        <w:t>2</w:t>
+      </w:r>
+      <w:r>
+        <w:t>0 hours)</w:t>
+      </w:r>
+    </w:p>
+    <w:p/>
+    <w:p>
+      <w:pPr>
+        <w:rPr>
+          <w:b/>
+          <w:bCs/>
+        </w:rPr>
+      </w:pPr>
+      <w:r>
+        <w:rPr>
+          <w:b/>
+          <w:bCs/>
+        </w:rPr>
+        <w:t xml:space="preserve">Monday </w:t>
+      </w:r>
+      <w:r>
+        <w:rPr>
+          <w:b/>
+          <w:bCs/>
+        </w:rPr>
+        <w:t>11:00 AM – 3:00 PM (4.0 hours)</w:t>
+      </w:r>
+    </w:p>
+    <w:p>
+      <w:r>
+        <w:t>• Reviewed Week 4–5 vulnerability documentation to plan remediation phase</w:t>
+      </w:r>
+      <w:r>
+        <w:br/>
+        <w:t>• Researched mitigation strategies for:</w:t>
+      </w:r>
+    </w:p>
+    <w:p>
+      <w:pPr>
+        <w:numPr>
+          <w:ilvl w:val="0"/>
+          <w:numId w:val="32"/>
+        </w:numPr>
+      </w:pPr>
+      <w:r>
+        <w:t>NoSQL injection prevention</w:t>
+      </w:r>
+    </w:p>
+    <w:p>
+      <w:pPr>
+        <w:numPr>
+          <w:ilvl w:val="0"/>
+          <w:numId w:val="32"/>
+        </w:numPr>
+      </w:pPr>
+      <w:r>
+        <w:t>Account enumeration protection</w:t>
+      </w:r>
+    </w:p>
+    <w:p>
+      <w:pPr>
+        <w:numPr>
+          <w:ilvl w:val="0"/>
+          <w:numId w:val="32"/>
+        </w:numPr>
+      </w:pPr>
+      <w:r>
+        <w:t>Stored XSS mitigation</w:t>
+      </w:r>
+    </w:p>
+    <w:p>
+      <w:pPr>
+        <w:numPr>
+          <w:ilvl w:val="0"/>
+          <w:numId w:val="32"/>
+        </w:numPr>
+      </w:pPr>
+      <w:r>
+        <w:t>Secure cookie configuration</w:t>
+      </w:r>
+      <w:r>
+        <w:br/>
+        <w:t>• Refactored authentication logic to enforce strict string handling and prevent operator injection</w:t>
+      </w:r>
+      <w:r>
+        <w:br/>
+        <w:t>• Updated login and forgot-password endpoints to remove verbose error messaging</w:t>
+      </w:r>
+      <w:r>
+        <w:br/>
+        <w:t>• Tested authentication flow to verify vulnerabilities were no longer exploitable</w:t>
+      </w:r>
+    </w:p>
+    <w:p/>
+    <w:p>
+      <w:pPr>
+        <w:rPr>
+          <w:b/>
+          <w:bCs/>
+        </w:rPr>
+      </w:pPr>
+      <w:r>
+        <w:rPr>
+          <w:b/>
+          <w:bCs/>
+        </w:rPr>
+        <w:t xml:space="preserve">Tuesday </w:t>
+      </w:r>
+      <w:r>
+        <w:rPr>
+          <w:b/>
+          <w:bCs/>
+        </w:rPr>
+        <w:t>4</w:t>
+      </w:r>
+      <w:r>
+        <w:rPr>
+          <w:b/>
+          <w:bCs/>
+        </w:rPr>
+        <w:t xml:space="preserve">:00 </w:t>
+      </w:r>
+      <w:r>
+        <w:rPr>
+          <w:b/>
+          <w:bCs/>
+        </w:rPr>
+        <w:t>P</w:t>
+      </w:r>
+      <w:r>
+        <w:rPr>
+          <w:b/>
+          <w:bCs/>
+        </w:rPr>
+        <w:t xml:space="preserve">M – </w:t>
+      </w:r>
+      <w:r>
+        <w:rPr>
+          <w:b/>
+          <w:bCs/>
+        </w:rPr>
+        <w:t>8</w:t>
+      </w:r>
+      <w:r>
+        <w:rPr>
+          <w:b/>
+          <w:bCs/>
+        </w:rPr>
+        <w:t>:00 PM (4.0 hours)</w:t>
+      </w:r>
+    </w:p>
+    <w:p>
+      <w:r>
+        <w:t>• Removed stored XSS vulnerability by restoring escaped EJS output</w:t>
+      </w:r>
+      <w:r>
+        <w:br/>
+        <w:t>• Reviewed all EJS templates for unsafe rendering patterns</w:t>
+      </w:r>
+      <w:r>
+        <w:br/>
+        <w:t>• Hardened session configuration (</w:t>
+      </w:r>
+      <w:proofErr w:type="spellStart"/>
+      <w:r>
+        <w:t>HttpOnly</w:t>
+      </w:r>
+      <w:proofErr w:type="spellEnd"/>
+      <w:r>
+        <w:t xml:space="preserve">, </w:t>
+      </w:r>
+      <w:proofErr w:type="spellStart"/>
+      <w:r>
+        <w:t>SameSite</w:t>
+      </w:r>
+      <w:proofErr w:type="spellEnd"/>
+      <w:r>
+        <w:t>)</w:t>
+      </w:r>
+      <w:r>
+        <w:br/>
+        <w:t xml:space="preserve">• Verified session cookie flags in browser </w:t>
+      </w:r>
+      <w:proofErr w:type="spellStart"/>
+      <w:r>
+        <w:t>DevTools</w:t>
+      </w:r>
+      <w:proofErr w:type="spellEnd"/>
+      <w:r>
+        <w:br/>
+        <w:t>• Retested XSS payloads to confirm JavaScript execution was blocked</w:t>
+      </w:r>
+    </w:p>
+    <w:p/>
+    <w:p>
+      <w:pPr>
+        <w:rPr>
+          <w:b/>
+          <w:bCs/>
+        </w:rPr>
+      </w:pPr>
+      <w:r>
+        <w:rPr>
+          <w:b/>
+          <w:bCs/>
+        </w:rPr>
+        <w:t xml:space="preserve">Wednesday </w:t>
+      </w:r>
+      <w:r>
+        <w:rPr>
+          <w:b/>
+          <w:bCs/>
+        </w:rPr>
+        <w:t>3</w:t>
+      </w:r>
+      <w:r>
+        <w:rPr>
+          <w:b/>
+          <w:bCs/>
+        </w:rPr>
+        <w:t xml:space="preserve">:00 </w:t>
+      </w:r>
+      <w:r>
+        <w:rPr>
+          <w:b/>
+          <w:bCs/>
+        </w:rPr>
+        <w:t>P</w:t>
+      </w:r>
+      <w:r>
+        <w:rPr>
+          <w:b/>
+          <w:bCs/>
+        </w:rPr>
+        <w:t xml:space="preserve">M – </w:t>
+      </w:r>
+      <w:r>
+        <w:rPr>
+          <w:b/>
+          <w:bCs/>
+        </w:rPr>
+        <w:t>7</w:t>
+      </w:r>
+      <w:r>
+        <w:rPr>
+          <w:b/>
+          <w:bCs/>
+        </w:rPr>
+        <w:t>:00 PM (4.0 hours)</w:t>
+      </w:r>
+    </w:p>
+    <w:p>
+      <w:r>
+        <w:t>• Implemented Helmet for HTTP security headers</w:t>
+      </w:r>
+      <w:r>
+        <w:br/>
+        <w:t>• Researched and configured Content Security Policy defaults</w:t>
+      </w:r>
+      <w:r>
+        <w:br/>
+        <w:t>• Installed and implemented express-rate-limit on authentication endpoints</w:t>
+      </w:r>
+      <w:r>
+        <w:br/>
+      </w:r>
+      <w:r>
+        <w:lastRenderedPageBreak/>
+        <w:t>• Installed and configured express-mongo-sanitize for NoSQL injection protection</w:t>
+      </w:r>
+      <w:r>
+        <w:br/>
+        <w:t>• Began testing middleware interactions and resolving conflicts</w:t>
+      </w:r>
+    </w:p>
+    <w:p/>
+    <w:p>
+      <w:pPr>
+        <w:rPr>
+          <w:b/>
+          <w:bCs/>
+        </w:rPr>
+      </w:pPr>
+      <w:r>
+        <w:rPr>
+          <w:b/>
+          <w:bCs/>
+        </w:rPr>
+        <w:t xml:space="preserve">Thursday </w:t>
+      </w:r>
+      <w:r>
+        <w:rPr>
+          <w:b/>
+          <w:bCs/>
+        </w:rPr>
+        <w:t>2</w:t>
+      </w:r>
+      <w:r>
+        <w:rPr>
+          <w:b/>
+          <w:bCs/>
+        </w:rPr>
+        <w:t xml:space="preserve">:00 </w:t>
+      </w:r>
+      <w:r>
+        <w:rPr>
+          <w:b/>
+          <w:bCs/>
+        </w:rPr>
+        <w:t>P</w:t>
+      </w:r>
+      <w:r>
+        <w:rPr>
+          <w:b/>
+          <w:bCs/>
+        </w:rPr>
+        <w:t xml:space="preserve">M – </w:t>
+      </w:r>
+      <w:r>
+        <w:rPr>
+          <w:b/>
+          <w:bCs/>
+        </w:rPr>
+        <w:t>6</w:t>
+      </w:r>
+      <w:r>
+        <w:rPr>
+          <w:b/>
+          <w:bCs/>
+        </w:rPr>
+        <w:t>:00 PM (4.0 hours)</w:t>
+      </w:r>
+    </w:p>
+    <w:p>
+      <w:r>
+        <w:t xml:space="preserve">• Implemented CSRF protection using </w:t>
+      </w:r>
+      <w:proofErr w:type="spellStart"/>
+      <w:r>
+        <w:t>csurf</w:t>
+      </w:r>
+      <w:proofErr w:type="spellEnd"/>
+      <w:r>
+        <w:t xml:space="preserve"> middleware</w:t>
+      </w:r>
+      <w:r>
+        <w:br/>
+        <w:t>• Added CSRF tokens to all form-based EJS templates</w:t>
+      </w:r>
+      <w:r>
+        <w:br/>
+        <w:t>• Debugged CSRF token validation failures</w:t>
+      </w:r>
+      <w:r>
+        <w:br/>
+        <w:t>• Fixed express-mongo-sanitize compatibility issue with Express 5 (</w:t>
+      </w:r>
+      <w:proofErr w:type="spellStart"/>
+      <w:r>
+        <w:t>req.query</w:t>
+      </w:r>
+      <w:proofErr w:type="spellEnd"/>
+      <w:r>
+        <w:t xml:space="preserve"> shim)</w:t>
+      </w:r>
+      <w:r>
+        <w:br/>
+        <w:t>• Repaired broken navigation and button functionality caused by CSP restrictions</w:t>
+      </w:r>
+    </w:p>
+    <w:p/>
+    <w:p>
+      <w:pPr>
+        <w:rPr>
+          <w:b/>
+          <w:bCs/>
+        </w:rPr>
+      </w:pPr>
+      <w:r>
+        <w:rPr>
+          <w:b/>
+          <w:bCs/>
+        </w:rPr>
+        <w:t xml:space="preserve">Friday </w:t>
+      </w:r>
+      <w:r>
+        <w:rPr>
+          <w:b/>
+          <w:bCs/>
+        </w:rPr>
+        <w:t>6</w:t>
+      </w:r>
+      <w:r>
+        <w:rPr>
+          <w:b/>
+          <w:bCs/>
+        </w:rPr>
+        <w:t xml:space="preserve">:00 </w:t>
+      </w:r>
+      <w:r>
+        <w:rPr>
+          <w:b/>
+          <w:bCs/>
+        </w:rPr>
+        <w:t>P</w:t>
+      </w:r>
+      <w:r>
+        <w:rPr>
+          <w:b/>
+          <w:bCs/>
+        </w:rPr>
+        <w:t xml:space="preserve">M – </w:t>
+      </w:r>
+      <w:r>
+        <w:rPr>
+          <w:b/>
+          <w:bCs/>
+        </w:rPr>
+        <w:t>10</w:t>
+      </w:r>
+      <w:r>
+        <w:rPr>
+          <w:b/>
+          <w:bCs/>
+        </w:rPr>
+        <w:t>:00 PM (4.0 hours)</w:t>
+      </w:r>
+    </w:p>
+    <w:p>
+      <w:r>
+        <w:t>• Conducted full regression testing across all application features:</w:t>
+      </w:r>
+    </w:p>
+    <w:p>
+      <w:pPr>
+        <w:numPr>
+          <w:ilvl w:val="0"/>
+          <w:numId w:val="33"/>
+        </w:numPr>
+      </w:pPr>
+      <w:r>
+        <w:t>Registration</w:t>
+      </w:r>
+    </w:p>
+    <w:p>
+      <w:pPr>
+        <w:numPr>
+          <w:ilvl w:val="0"/>
+          <w:numId w:val="33"/>
+        </w:numPr>
+      </w:pPr>
+      <w:r>
+        <w:t>Login</w:t>
+      </w:r>
+    </w:p>
+    <w:p>
+      <w:pPr>
+        <w:numPr>
+          <w:ilvl w:val="0"/>
+          <w:numId w:val="33"/>
+        </w:numPr>
+      </w:pPr>
+      <w:r>
+        <w:t>Password reset</w:t>
+      </w:r>
+    </w:p>
+    <w:p>
+      <w:pPr>
+        <w:numPr>
+          <w:ilvl w:val="0"/>
+          <w:numId w:val="33"/>
+        </w:numPr>
+      </w:pPr>
+      <w:r>
+        <w:t>Transfer funds</w:t>
+      </w:r>
+    </w:p>
+    <w:p>
+      <w:pPr>
+        <w:numPr>
+          <w:ilvl w:val="0"/>
+          <w:numId w:val="33"/>
+        </w:numPr>
+      </w:pPr>
+      <w:r>
+        <w:t>Transactions</w:t>
+      </w:r>
+    </w:p>
+    <w:p>
+      <w:pPr>
+        <w:numPr>
+          <w:ilvl w:val="0"/>
+          <w:numId w:val="33"/>
+        </w:numPr>
+      </w:pPr>
+      <w:r>
+        <w:t>Admin routes</w:t>
+      </w:r>
+      <w:r>
+        <w:br/>
+        <w:t>• Verified rate limiting behavior</w:t>
+      </w:r>
+      <w:r>
+        <w:br/>
+        <w:t>• Confirmed sanitized input handling</w:t>
+      </w:r>
+      <w:r>
+        <w:br/>
+        <w:t>• Validated session security configuration</w:t>
+      </w:r>
+      <w:r>
+        <w:br/>
+        <w:t>• Ensured all vulnerabilities from Week 4–5 were no longer exploitable</w:t>
+      </w:r>
+      <w:r>
+        <w:br/>
+        <w:t>• Logged remediation progress and prepared for Week 6 documentation phase</w:t>
       </w:r>
     </w:p>
     <w:p/>
@@ -3469,6 +3995,155 @@
     </w:lvl>
   </w:abstractNum>
   <w:abstractNum w:abstractNumId="3" w15:restartNumberingAfterBreak="0">
+    <w:nsid w:val="0CC47492"/>
+    <w:multiLevelType w:val="multilevel"/>
+    <w:tmpl w:val="CEE4A660"/>
+    <w:lvl w:ilvl="0">
+      <w:start w:val="1"/>
+      <w:numFmt w:val="bullet"/>
+      <w:lvlText w:val=""/>
+      <w:lvlJc w:val="left"/>
+      <w:pPr>
+        <w:tabs>
+          <w:tab w:val="num" w:pos="720"/>
+        </w:tabs>
+        <w:ind w:left="720" w:hanging="360"/>
+      </w:pPr>
+      <w:rPr>
+        <w:rFonts w:ascii="Symbol" w:hAnsi="Symbol" w:hint="default"/>
+        <w:sz w:val="20"/>
+      </w:rPr>
+    </w:lvl>
+    <w:lvl w:ilvl="1" w:tentative="1">
+      <w:start w:val="1"/>
+      <w:numFmt w:val="bullet"/>
+      <w:lvlText w:val="o"/>
+      <w:lvlJc w:val="left"/>
+      <w:pPr>
+        <w:tabs>
+          <w:tab w:val="num" w:pos="1440"/>
+        </w:tabs>
+        <w:ind w:left="1440" w:hanging="360"/>
+      </w:pPr>
+      <w:rPr>
+        <w:rFonts w:ascii="Courier New" w:hAnsi="Courier New" w:hint="default"/>
+        <w:sz w:val="20"/>
+      </w:rPr>
+    </w:lvl>
+    <w:lvl w:ilvl="2" w:tentative="1">
+      <w:start w:val="1"/>
+      <w:numFmt w:val="bullet"/>
+      <w:lvlText w:val=""/>
+      <w:lvlJc w:val="left"/>
+      <w:pPr>
+        <w:tabs>
+          <w:tab w:val="num" w:pos="2160"/>
+        </w:tabs>
+        <w:ind w:left="2160" w:hanging="360"/>
+      </w:pPr>
+      <w:rPr>
+        <w:rFonts w:ascii="Wingdings" w:hAnsi="Wingdings" w:hint="default"/>
+        <w:sz w:val="20"/>
+      </w:rPr>
+    </w:lvl>
+    <w:lvl w:ilvl="3" w:tentative="1">
+      <w:start w:val="1"/>
+      <w:numFmt w:val="bullet"/>
+      <w:lvlText w:val=""/>
+      <w:lvlJc w:val="left"/>
+      <w:pPr>
+        <w:tabs>
+          <w:tab w:val="num" w:pos="2880"/>
+        </w:tabs>
+        <w:ind w:left="2880" w:hanging="360"/>
+      </w:pPr>
+      <w:rPr>
+        <w:rFonts w:ascii="Wingdings" w:hAnsi="Wingdings" w:hint="default"/>
+        <w:sz w:val="20"/>
+      </w:rPr>
+    </w:lvl>
+    <w:lvl w:ilvl="4" w:tentative="1">
+      <w:start w:val="1"/>
+      <w:numFmt w:val="bullet"/>
+      <w:lvlText w:val=""/>
+      <w:lvlJc w:val="left"/>
+      <w:pPr>
+        <w:tabs>
+          <w:tab w:val="num" w:pos="3600"/>
+        </w:tabs>
+        <w:ind w:left="3600" w:hanging="360"/>
+      </w:pPr>
+      <w:rPr>
+        <w:rFonts w:ascii="Wingdings" w:hAnsi="Wingdings" w:hint="default"/>
+        <w:sz w:val="20"/>
+      </w:rPr>
+    </w:lvl>
+    <w:lvl w:ilvl="5" w:tentative="1">
+      <w:start w:val="1"/>
+      <w:numFmt w:val="bullet"/>
+      <w:lvlText w:val=""/>
+      <w:lvlJc w:val="left"/>
+      <w:pPr>
+        <w:tabs>
+          <w:tab w:val="num" w:pos="4320"/>
+        </w:tabs>
+        <w:ind w:left="4320" w:hanging="360"/>
+      </w:pPr>
+      <w:rPr>
+        <w:rFonts w:ascii="Wingdings" w:hAnsi="Wingdings" w:hint="default"/>
+        <w:sz w:val="20"/>
+      </w:rPr>
+    </w:lvl>
+    <w:lvl w:ilvl="6" w:tentative="1">
+      <w:start w:val="1"/>
+      <w:numFmt w:val="bullet"/>
+      <w:lvlText w:val=""/>
+      <w:lvlJc w:val="left"/>
+      <w:pPr>
+        <w:tabs>
+          <w:tab w:val="num" w:pos="5040"/>
+        </w:tabs>
+        <w:ind w:left="5040" w:hanging="360"/>
+      </w:pPr>
+      <w:rPr>
+        <w:rFonts w:ascii="Wingdings" w:hAnsi="Wingdings" w:hint="default"/>
+        <w:sz w:val="20"/>
+      </w:rPr>
+    </w:lvl>
+    <w:lvl w:ilvl="7" w:tentative="1">
+      <w:start w:val="1"/>
+      <w:numFmt w:val="bullet"/>
+      <w:lvlText w:val=""/>
+      <w:lvlJc w:val="left"/>
+      <w:pPr>
+        <w:tabs>
+          <w:tab w:val="num" w:pos="5760"/>
+        </w:tabs>
+        <w:ind w:left="5760" w:hanging="360"/>
+      </w:pPr>
+      <w:rPr>
+        <w:rFonts w:ascii="Wingdings" w:hAnsi="Wingdings" w:hint="default"/>
+        <w:sz w:val="20"/>
+      </w:rPr>
+    </w:lvl>
+    <w:lvl w:ilvl="8" w:tentative="1">
+      <w:start w:val="1"/>
+      <w:numFmt w:val="bullet"/>
+      <w:lvlText w:val=""/>
+      <w:lvlJc w:val="left"/>
+      <w:pPr>
+        <w:tabs>
+          <w:tab w:val="num" w:pos="6480"/>
+        </w:tabs>
+        <w:ind w:left="6480" w:hanging="360"/>
+      </w:pPr>
+      <w:rPr>
+        <w:rFonts w:ascii="Wingdings" w:hAnsi="Wingdings" w:hint="default"/>
+        <w:sz w:val="20"/>
+      </w:rPr>
+    </w:lvl>
+  </w:abstractNum>
+  <w:abstractNum w:abstractNumId="4" w15:restartNumberingAfterBreak="0">
     <w:nsid w:val="0FE62EE5"/>
     <w:multiLevelType w:val="hybridMultilevel"/>
     <w:tmpl w:val="DD04A054"/>
@@ -3581,7 +4256,7 @@
       </w:rPr>
     </w:lvl>
   </w:abstractNum>
-  <w:abstractNum w:abstractNumId="4" w15:restartNumberingAfterBreak="0">
+  <w:abstractNum w:abstractNumId="5" w15:restartNumberingAfterBreak="0">
     <w:nsid w:val="190C281C"/>
     <w:multiLevelType w:val="hybridMultilevel"/>
     <w:tmpl w:val="F45AD2BC"/>
@@ -3694,7 +4369,7 @@
       </w:rPr>
     </w:lvl>
   </w:abstractNum>
-  <w:abstractNum w:abstractNumId="5" w15:restartNumberingAfterBreak="0">
+  <w:abstractNum w:abstractNumId="6" w15:restartNumberingAfterBreak="0">
     <w:nsid w:val="1B984AB6"/>
     <w:multiLevelType w:val="hybridMultilevel"/>
     <w:tmpl w:val="DDACC186"/>
@@ -3807,7 +4482,7 @@
       </w:rPr>
     </w:lvl>
   </w:abstractNum>
-  <w:abstractNum w:abstractNumId="6" w15:restartNumberingAfterBreak="0">
+  <w:abstractNum w:abstractNumId="7" w15:restartNumberingAfterBreak="0">
     <w:nsid w:val="1C702D3C"/>
     <w:multiLevelType w:val="multilevel"/>
     <w:tmpl w:val="4142D52E"/>
@@ -3956,7 +4631,7 @@
       </w:rPr>
     </w:lvl>
   </w:abstractNum>
-  <w:abstractNum w:abstractNumId="7" w15:restartNumberingAfterBreak="0">
+  <w:abstractNum w:abstractNumId="8" w15:restartNumberingAfterBreak="0">
     <w:nsid w:val="1D5156B6"/>
     <w:multiLevelType w:val="hybridMultilevel"/>
     <w:tmpl w:val="69DCA4C6"/>
@@ -4069,7 +4744,156 @@
       </w:rPr>
     </w:lvl>
   </w:abstractNum>
-  <w:abstractNum w:abstractNumId="8" w15:restartNumberingAfterBreak="0">
+  <w:abstractNum w:abstractNumId="9" w15:restartNumberingAfterBreak="0">
+    <w:nsid w:val="207D0733"/>
+    <w:multiLevelType w:val="multilevel"/>
+    <w:tmpl w:val="AEE2C854"/>
+    <w:lvl w:ilvl="0">
+      <w:start w:val="1"/>
+      <w:numFmt w:val="bullet"/>
+      <w:lvlText w:val=""/>
+      <w:lvlJc w:val="left"/>
+      <w:pPr>
+        <w:tabs>
+          <w:tab w:val="num" w:pos="720"/>
+        </w:tabs>
+        <w:ind w:left="720" w:hanging="360"/>
+      </w:pPr>
+      <w:rPr>
+        <w:rFonts w:ascii="Symbol" w:hAnsi="Symbol" w:hint="default"/>
+        <w:sz w:val="20"/>
+      </w:rPr>
+    </w:lvl>
+    <w:lvl w:ilvl="1" w:tentative="1">
+      <w:start w:val="1"/>
+      <w:numFmt w:val="bullet"/>
+      <w:lvlText w:val="o"/>
+      <w:lvlJc w:val="left"/>
+      <w:pPr>
+        <w:tabs>
+          <w:tab w:val="num" w:pos="1440"/>
+        </w:tabs>
+        <w:ind w:left="1440" w:hanging="360"/>
+      </w:pPr>
+      <w:rPr>
+        <w:rFonts w:ascii="Courier New" w:hAnsi="Courier New" w:hint="default"/>
+        <w:sz w:val="20"/>
+      </w:rPr>
+    </w:lvl>
+    <w:lvl w:ilvl="2" w:tentative="1">
+      <w:start w:val="1"/>
+      <w:numFmt w:val="bullet"/>
+      <w:lvlText w:val=""/>
+      <w:lvlJc w:val="left"/>
+      <w:pPr>
+        <w:tabs>
+          <w:tab w:val="num" w:pos="2160"/>
+        </w:tabs>
+        <w:ind w:left="2160" w:hanging="360"/>
+      </w:pPr>
+      <w:rPr>
+        <w:rFonts w:ascii="Wingdings" w:hAnsi="Wingdings" w:hint="default"/>
+        <w:sz w:val="20"/>
+      </w:rPr>
+    </w:lvl>
+    <w:lvl w:ilvl="3" w:tentative="1">
+      <w:start w:val="1"/>
+      <w:numFmt w:val="bullet"/>
+      <w:lvlText w:val=""/>
+      <w:lvlJc w:val="left"/>
+      <w:pPr>
+        <w:tabs>
+          <w:tab w:val="num" w:pos="2880"/>
+        </w:tabs>
+        <w:ind w:left="2880" w:hanging="360"/>
+      </w:pPr>
+      <w:rPr>
+        <w:rFonts w:ascii="Wingdings" w:hAnsi="Wingdings" w:hint="default"/>
+        <w:sz w:val="20"/>
+      </w:rPr>
+    </w:lvl>
+    <w:lvl w:ilvl="4" w:tentative="1">
+      <w:start w:val="1"/>
+      <w:numFmt w:val="bullet"/>
+      <w:lvlText w:val=""/>
+      <w:lvlJc w:val="left"/>
+      <w:pPr>
+        <w:tabs>
+          <w:tab w:val="num" w:pos="3600"/>
+        </w:tabs>
+        <w:ind w:left="3600" w:hanging="360"/>
+      </w:pPr>
+      <w:rPr>
+        <w:rFonts w:ascii="Wingdings" w:hAnsi="Wingdings" w:hint="default"/>
+        <w:sz w:val="20"/>
+      </w:rPr>
+    </w:lvl>
+    <w:lvl w:ilvl="5" w:tentative="1">
+      <w:start w:val="1"/>
+      <w:numFmt w:val="bullet"/>
+      <w:lvlText w:val=""/>
+      <w:lvlJc w:val="left"/>
+      <w:pPr>
+        <w:tabs>
+          <w:tab w:val="num" w:pos="4320"/>
+        </w:tabs>
+        <w:ind w:left="4320" w:hanging="360"/>
+      </w:pPr>
+      <w:rPr>
+        <w:rFonts w:ascii="Wingdings" w:hAnsi="Wingdings" w:hint="default"/>
+        <w:sz w:val="20"/>
+      </w:rPr>
+    </w:lvl>
+    <w:lvl w:ilvl="6" w:tentative="1">
+      <w:start w:val="1"/>
+      <w:numFmt w:val="bullet"/>
+      <w:lvlText w:val=""/>
+      <w:lvlJc w:val="left"/>
+      <w:pPr>
+        <w:tabs>
+          <w:tab w:val="num" w:pos="5040"/>
+        </w:tabs>
+        <w:ind w:left="5040" w:hanging="360"/>
+      </w:pPr>
+      <w:rPr>
+        <w:rFonts w:ascii="Wingdings" w:hAnsi="Wingdings" w:hint="default"/>
+        <w:sz w:val="20"/>
+      </w:rPr>
+    </w:lvl>
+    <w:lvl w:ilvl="7" w:tentative="1">
+      <w:start w:val="1"/>
+      <w:numFmt w:val="bullet"/>
+      <w:lvlText w:val=""/>
+      <w:lvlJc w:val="left"/>
+      <w:pPr>
+        <w:tabs>
+          <w:tab w:val="num" w:pos="5760"/>
+        </w:tabs>
+        <w:ind w:left="5760" w:hanging="360"/>
+      </w:pPr>
+      <w:rPr>
+        <w:rFonts w:ascii="Wingdings" w:hAnsi="Wingdings" w:hint="default"/>
+        <w:sz w:val="20"/>
+      </w:rPr>
+    </w:lvl>
+    <w:lvl w:ilvl="8" w:tentative="1">
+      <w:start w:val="1"/>
+      <w:numFmt w:val="bullet"/>
+      <w:lvlText w:val=""/>
+      <w:lvlJc w:val="left"/>
+      <w:pPr>
+        <w:tabs>
+          <w:tab w:val="num" w:pos="6480"/>
+        </w:tabs>
+        <w:ind w:left="6480" w:hanging="360"/>
+      </w:pPr>
+      <w:rPr>
+        <w:rFonts w:ascii="Wingdings" w:hAnsi="Wingdings" w:hint="default"/>
+        <w:sz w:val="20"/>
+      </w:rPr>
+    </w:lvl>
+  </w:abstractNum>
+  <w:abstractNum w:abstractNumId="10" w15:restartNumberingAfterBreak="0">
     <w:nsid w:val="247D11B2"/>
     <w:multiLevelType w:val="hybridMultilevel"/>
     <w:tmpl w:val="C8C6D8BE"/>
@@ -4181,7 +5005,7 @@
       </w:rPr>
     </w:lvl>
   </w:abstractNum>
-  <w:abstractNum w:abstractNumId="9" w15:restartNumberingAfterBreak="0">
+  <w:abstractNum w:abstractNumId="11" w15:restartNumberingAfterBreak="0">
     <w:nsid w:val="25893D0B"/>
     <w:multiLevelType w:val="hybridMultilevel"/>
     <w:tmpl w:val="FE548478"/>
@@ -4294,7 +5118,7 @@
       </w:rPr>
     </w:lvl>
   </w:abstractNum>
-  <w:abstractNum w:abstractNumId="10" w15:restartNumberingAfterBreak="0">
+  <w:abstractNum w:abstractNumId="12" w15:restartNumberingAfterBreak="0">
     <w:nsid w:val="28644839"/>
     <w:multiLevelType w:val="hybridMultilevel"/>
     <w:tmpl w:val="FD5C544A"/>
@@ -4407,7 +5231,7 @@
       </w:rPr>
     </w:lvl>
   </w:abstractNum>
-  <w:abstractNum w:abstractNumId="11" w15:restartNumberingAfterBreak="0">
+  <w:abstractNum w:abstractNumId="13" w15:restartNumberingAfterBreak="0">
     <w:nsid w:val="32813877"/>
     <w:multiLevelType w:val="multilevel"/>
     <w:tmpl w:val="E82A3370"/>
@@ -4556,7 +5380,7 @@
       </w:rPr>
     </w:lvl>
   </w:abstractNum>
-  <w:abstractNum w:abstractNumId="12" w15:restartNumberingAfterBreak="0">
+  <w:abstractNum w:abstractNumId="14" w15:restartNumberingAfterBreak="0">
     <w:nsid w:val="328C570C"/>
     <w:multiLevelType w:val="hybridMultilevel"/>
     <w:tmpl w:val="E020B602"/>
@@ -4669,7 +5493,7 @@
       </w:rPr>
     </w:lvl>
   </w:abstractNum>
-  <w:abstractNum w:abstractNumId="13" w15:restartNumberingAfterBreak="0">
+  <w:abstractNum w:abstractNumId="15" w15:restartNumberingAfterBreak="0">
     <w:nsid w:val="339B6E3E"/>
     <w:multiLevelType w:val="hybridMultilevel"/>
     <w:tmpl w:val="35009E9C"/>
@@ -4782,7 +5606,7 @@
       </w:rPr>
     </w:lvl>
   </w:abstractNum>
-  <w:abstractNum w:abstractNumId="14" w15:restartNumberingAfterBreak="0">
+  <w:abstractNum w:abstractNumId="16" w15:restartNumberingAfterBreak="0">
     <w:nsid w:val="34112C4E"/>
     <w:multiLevelType w:val="hybridMultilevel"/>
     <w:tmpl w:val="BAAAAD0A"/>
@@ -4895,7 +5719,7 @@
       </w:rPr>
     </w:lvl>
   </w:abstractNum>
-  <w:abstractNum w:abstractNumId="15" w15:restartNumberingAfterBreak="0">
+  <w:abstractNum w:abstractNumId="17" w15:restartNumberingAfterBreak="0">
     <w:nsid w:val="4F8F6283"/>
     <w:multiLevelType w:val="multilevel"/>
     <w:tmpl w:val="1FDE1004"/>
@@ -5044,7 +5868,7 @@
       </w:rPr>
     </w:lvl>
   </w:abstractNum>
-  <w:abstractNum w:abstractNumId="16" w15:restartNumberingAfterBreak="0">
+  <w:abstractNum w:abstractNumId="18" w15:restartNumberingAfterBreak="0">
     <w:nsid w:val="55851C26"/>
     <w:multiLevelType w:val="hybridMultilevel"/>
     <w:tmpl w:val="0D76BCFA"/>
@@ -5157,7 +5981,7 @@
       </w:rPr>
     </w:lvl>
   </w:abstractNum>
-  <w:abstractNum w:abstractNumId="17" w15:restartNumberingAfterBreak="0">
+  <w:abstractNum w:abstractNumId="19" w15:restartNumberingAfterBreak="0">
     <w:nsid w:val="59031ABD"/>
     <w:multiLevelType w:val="multilevel"/>
     <w:tmpl w:val="5518E5BA"/>
@@ -5306,7 +6130,7 @@
       </w:rPr>
     </w:lvl>
   </w:abstractNum>
-  <w:abstractNum w:abstractNumId="18" w15:restartNumberingAfterBreak="0">
+  <w:abstractNum w:abstractNumId="20" w15:restartNumberingAfterBreak="0">
     <w:nsid w:val="595854E0"/>
     <w:multiLevelType w:val="multilevel"/>
     <w:tmpl w:val="AA5AD5F8"/>
@@ -5455,7 +6279,7 @@
       </w:rPr>
     </w:lvl>
   </w:abstractNum>
-  <w:abstractNum w:abstractNumId="19" w15:restartNumberingAfterBreak="0">
+  <w:abstractNum w:abstractNumId="21" w15:restartNumberingAfterBreak="0">
     <w:nsid w:val="5CC36B56"/>
     <w:multiLevelType w:val="multilevel"/>
     <w:tmpl w:val="1EB672C0"/>
@@ -5604,7 +6428,7 @@
       </w:rPr>
     </w:lvl>
   </w:abstractNum>
-  <w:abstractNum w:abstractNumId="20" w15:restartNumberingAfterBreak="0">
+  <w:abstractNum w:abstractNumId="22" w15:restartNumberingAfterBreak="0">
     <w:nsid w:val="5D5A0DD2"/>
     <w:multiLevelType w:val="multilevel"/>
     <w:tmpl w:val="EA0429A2"/>
@@ -5753,7 +6577,7 @@
       </w:rPr>
     </w:lvl>
   </w:abstractNum>
-  <w:abstractNum w:abstractNumId="21" w15:restartNumberingAfterBreak="0">
+  <w:abstractNum w:abstractNumId="23" w15:restartNumberingAfterBreak="0">
     <w:nsid w:val="5D913B64"/>
     <w:multiLevelType w:val="hybridMultilevel"/>
     <w:tmpl w:val="A8541892"/>
@@ -5865,7 +6689,7 @@
       </w:rPr>
     </w:lvl>
   </w:abstractNum>
-  <w:abstractNum w:abstractNumId="22" w15:restartNumberingAfterBreak="0">
+  <w:abstractNum w:abstractNumId="24" w15:restartNumberingAfterBreak="0">
     <w:nsid w:val="616E0603"/>
     <w:multiLevelType w:val="multilevel"/>
     <w:tmpl w:val="AA5AD5F8"/>
@@ -6014,7 +6838,7 @@
       </w:rPr>
     </w:lvl>
   </w:abstractNum>
-  <w:abstractNum w:abstractNumId="23" w15:restartNumberingAfterBreak="0">
+  <w:abstractNum w:abstractNumId="25" w15:restartNumberingAfterBreak="0">
     <w:nsid w:val="621103D4"/>
     <w:multiLevelType w:val="multilevel"/>
     <w:tmpl w:val="266C6364"/>
@@ -6163,7 +6987,7 @@
       </w:rPr>
     </w:lvl>
   </w:abstractNum>
-  <w:abstractNum w:abstractNumId="24" w15:restartNumberingAfterBreak="0">
+  <w:abstractNum w:abstractNumId="26" w15:restartNumberingAfterBreak="0">
     <w:nsid w:val="6FF00B7C"/>
     <w:multiLevelType w:val="multilevel"/>
     <w:tmpl w:val="1EB672C0"/>
@@ -6312,7 +7136,7 @@
       </w:rPr>
     </w:lvl>
   </w:abstractNum>
-  <w:abstractNum w:abstractNumId="25" w15:restartNumberingAfterBreak="0">
+  <w:abstractNum w:abstractNumId="27" w15:restartNumberingAfterBreak="0">
     <w:nsid w:val="74453C31"/>
     <w:multiLevelType w:val="multilevel"/>
     <w:tmpl w:val="C78E360A"/>
@@ -6461,7 +7285,7 @@
       </w:rPr>
     </w:lvl>
   </w:abstractNum>
-  <w:abstractNum w:abstractNumId="26" w15:restartNumberingAfterBreak="0">
+  <w:abstractNum w:abstractNumId="28" w15:restartNumberingAfterBreak="0">
     <w:nsid w:val="78605045"/>
     <w:multiLevelType w:val="multilevel"/>
     <w:tmpl w:val="5518E5BA"/>
@@ -6610,7 +7434,7 @@
       </w:rPr>
     </w:lvl>
   </w:abstractNum>
-  <w:abstractNum w:abstractNumId="27" w15:restartNumberingAfterBreak="0">
+  <w:abstractNum w:abstractNumId="29" w15:restartNumberingAfterBreak="0">
     <w:nsid w:val="7B5E23FE"/>
     <w:multiLevelType w:val="multilevel"/>
     <w:tmpl w:val="5518E5BA"/>
@@ -6759,7 +7583,7 @@
       </w:rPr>
     </w:lvl>
   </w:abstractNum>
-  <w:abstractNum w:abstractNumId="28" w15:restartNumberingAfterBreak="0">
+  <w:abstractNum w:abstractNumId="30" w15:restartNumberingAfterBreak="0">
     <w:nsid w:val="7D032864"/>
     <w:multiLevelType w:val="hybridMultilevel"/>
     <w:tmpl w:val="57FAAA42"/>
@@ -6870,7 +7694,7 @@
       </w:rPr>
     </w:lvl>
   </w:abstractNum>
-  <w:abstractNum w:abstractNumId="29" w15:restartNumberingAfterBreak="0">
+  <w:abstractNum w:abstractNumId="31" w15:restartNumberingAfterBreak="0">
     <w:nsid w:val="7F275574"/>
     <w:multiLevelType w:val="hybridMultilevel"/>
     <w:tmpl w:val="11B831E2"/>
@@ -6984,97 +7808,103 @@
     </w:lvl>
   </w:abstractNum>
   <w:num w:numId="1" w16cid:durableId="1556509472">
-    <w:abstractNumId w:val="15"/>
+    <w:abstractNumId w:val="17"/>
   </w:num>
   <w:num w:numId="2" w16cid:durableId="1068723663">
-    <w:abstractNumId w:val="25"/>
+    <w:abstractNumId w:val="27"/>
   </w:num>
   <w:num w:numId="3" w16cid:durableId="1296252068">
-    <w:abstractNumId w:val="9"/>
+    <w:abstractNumId w:val="11"/>
   </w:num>
   <w:num w:numId="4" w16cid:durableId="1113404040">
-    <w:abstractNumId w:val="7"/>
+    <w:abstractNumId w:val="8"/>
   </w:num>
   <w:num w:numId="5" w16cid:durableId="660695914">
     <w:abstractNumId w:val="0"/>
   </w:num>
   <w:num w:numId="6" w16cid:durableId="1385955945">
-    <w:abstractNumId w:val="13"/>
+    <w:abstractNumId w:val="15"/>
   </w:num>
   <w:num w:numId="7" w16cid:durableId="1138064133">
-    <w:abstractNumId w:val="14"/>
+    <w:abstractNumId w:val="16"/>
   </w:num>
   <w:num w:numId="8" w16cid:durableId="111633649">
-    <w:abstractNumId w:val="21"/>
+    <w:abstractNumId w:val="23"/>
   </w:num>
   <w:num w:numId="9" w16cid:durableId="773747205">
     <w:abstractNumId w:val="1"/>
   </w:num>
   <w:num w:numId="10" w16cid:durableId="501361886">
-    <w:abstractNumId w:val="8"/>
+    <w:abstractNumId w:val="10"/>
   </w:num>
   <w:num w:numId="11" w16cid:durableId="1291400648">
+    <w:abstractNumId w:val="30"/>
+  </w:num>
+  <w:num w:numId="12" w16cid:durableId="939332898">
+    <w:abstractNumId w:val="14"/>
+  </w:num>
+  <w:num w:numId="13" w16cid:durableId="1650094034">
+    <w:abstractNumId w:val="4"/>
+  </w:num>
+  <w:num w:numId="14" w16cid:durableId="342585953">
+    <w:abstractNumId w:val="4"/>
+  </w:num>
+  <w:num w:numId="15" w16cid:durableId="1745832314">
+    <w:abstractNumId w:val="21"/>
+  </w:num>
+  <w:num w:numId="16" w16cid:durableId="1782453462">
     <w:abstractNumId w:val="28"/>
   </w:num>
-  <w:num w:numId="12" w16cid:durableId="939332898">
+  <w:num w:numId="17" w16cid:durableId="527253841">
+    <w:abstractNumId w:val="20"/>
+  </w:num>
+  <w:num w:numId="18" w16cid:durableId="2120908637">
+    <w:abstractNumId w:val="24"/>
+  </w:num>
+  <w:num w:numId="19" w16cid:durableId="278031556">
+    <w:abstractNumId w:val="29"/>
+  </w:num>
+  <w:num w:numId="20" w16cid:durableId="1031027404">
+    <w:abstractNumId w:val="19"/>
+  </w:num>
+  <w:num w:numId="21" w16cid:durableId="1598248491">
+    <w:abstractNumId w:val="26"/>
+  </w:num>
+  <w:num w:numId="22" w16cid:durableId="1493643013">
+    <w:abstractNumId w:val="22"/>
+  </w:num>
+  <w:num w:numId="23" w16cid:durableId="1949657900">
+    <w:abstractNumId w:val="7"/>
+  </w:num>
+  <w:num w:numId="24" w16cid:durableId="1776100148">
+    <w:abstractNumId w:val="13"/>
+  </w:num>
+  <w:num w:numId="25" w16cid:durableId="669068670">
+    <w:abstractNumId w:val="31"/>
+  </w:num>
+  <w:num w:numId="26" w16cid:durableId="1339036446">
     <w:abstractNumId w:val="12"/>
   </w:num>
-  <w:num w:numId="13" w16cid:durableId="1650094034">
-    <w:abstractNumId w:val="3"/>
-  </w:num>
-  <w:num w:numId="14" w16cid:durableId="342585953">
-    <w:abstractNumId w:val="3"/>
-  </w:num>
-  <w:num w:numId="15" w16cid:durableId="1745832314">
-    <w:abstractNumId w:val="19"/>
-  </w:num>
-  <w:num w:numId="16" w16cid:durableId="1782453462">
-    <w:abstractNumId w:val="26"/>
-  </w:num>
-  <w:num w:numId="17" w16cid:durableId="527253841">
+  <w:num w:numId="27" w16cid:durableId="651954815">
     <w:abstractNumId w:val="18"/>
   </w:num>
-  <w:num w:numId="18" w16cid:durableId="2120908637">
-    <w:abstractNumId w:val="22"/>
-  </w:num>
-  <w:num w:numId="19" w16cid:durableId="278031556">
-    <w:abstractNumId w:val="27"/>
-  </w:num>
-  <w:num w:numId="20" w16cid:durableId="1031027404">
-    <w:abstractNumId w:val="17"/>
-  </w:num>
-  <w:num w:numId="21" w16cid:durableId="1598248491">
-    <w:abstractNumId w:val="24"/>
-  </w:num>
-  <w:num w:numId="22" w16cid:durableId="1493643013">
-    <w:abstractNumId w:val="20"/>
-  </w:num>
-  <w:num w:numId="23" w16cid:durableId="1949657900">
+  <w:num w:numId="28" w16cid:durableId="1354768870">
     <w:abstractNumId w:val="6"/>
   </w:num>
-  <w:num w:numId="24" w16cid:durableId="1776100148">
-    <w:abstractNumId w:val="11"/>
-  </w:num>
-  <w:num w:numId="25" w16cid:durableId="669068670">
-    <w:abstractNumId w:val="29"/>
-  </w:num>
-  <w:num w:numId="26" w16cid:durableId="1339036446">
-    <w:abstractNumId w:val="10"/>
-  </w:num>
-  <w:num w:numId="27" w16cid:durableId="651954815">
-    <w:abstractNumId w:val="16"/>
-  </w:num>
-  <w:num w:numId="28" w16cid:durableId="1354768870">
+  <w:num w:numId="29" w16cid:durableId="726611434">
     <w:abstractNumId w:val="5"/>
   </w:num>
-  <w:num w:numId="29" w16cid:durableId="726611434">
-    <w:abstractNumId w:val="4"/>
-  </w:num>
   <w:num w:numId="30" w16cid:durableId="901329715">
-    <w:abstractNumId w:val="23"/>
+    <w:abstractNumId w:val="25"/>
   </w:num>
   <w:num w:numId="31" w16cid:durableId="1812601710">
     <w:abstractNumId w:val="2"/>
+  </w:num>
+  <w:num w:numId="32" w16cid:durableId="739252586">
+    <w:abstractNumId w:val="3"/>
+  </w:num>
+  <w:num w:numId="33" w16cid:durableId="1749187054">
+    <w:abstractNumId w:val="9"/>
   </w:num>
 </w:numbering>
 </file>

--- a/Capstone Time Tracking.docx
+++ b/Capstone Time Tracking.docx
@@ -3640,6 +3640,536 @@
       <w:r>
         <w:br/>
         <w:t>• Logged remediation progress and prepared for Week 6 documentation phase</w:t>
+      </w:r>
+    </w:p>
+    <w:p/>
+    <w:p/>
+    <w:p/>
+    <w:p/>
+    <w:p/>
+    <w:p/>
+    <w:p>
+      <w:r>
+        <w:lastRenderedPageBreak/>
+        <w:t>Week 7 total (</w:t>
+      </w:r>
+      <w:r>
+        <w:t>20</w:t>
+      </w:r>
+      <w:r>
+        <w:t xml:space="preserve"> hours)</w:t>
+      </w:r>
+    </w:p>
+    <w:p/>
+    <w:p>
+      <w:pPr>
+        <w:rPr>
+          <w:b/>
+          <w:bCs/>
+        </w:rPr>
+      </w:pPr>
+      <w:r>
+        <w:rPr>
+          <w:b/>
+          <w:bCs/>
+        </w:rPr>
+        <w:t>Monday</w:t>
+      </w:r>
+      <w:r>
+        <w:rPr>
+          <w:b/>
+          <w:bCs/>
+        </w:rPr>
+        <w:t xml:space="preserve"> </w:t>
+      </w:r>
+      <w:r>
+        <w:rPr>
+          <w:b/>
+          <w:bCs/>
+        </w:rPr>
+        <w:t xml:space="preserve">2:00 PM – </w:t>
+      </w:r>
+      <w:r>
+        <w:rPr>
+          <w:b/>
+          <w:bCs/>
+        </w:rPr>
+        <w:t>5</w:t>
+      </w:r>
+      <w:r>
+        <w:rPr>
+          <w:b/>
+          <w:bCs/>
+        </w:rPr>
+        <w:t>:</w:t>
+      </w:r>
+      <w:r>
+        <w:rPr>
+          <w:b/>
+          <w:bCs/>
+        </w:rPr>
+        <w:t>0</w:t>
+      </w:r>
+      <w:r>
+        <w:rPr>
+          <w:b/>
+          <w:bCs/>
+        </w:rPr>
+        <w:t>0 PM (</w:t>
+      </w:r>
+      <w:r>
+        <w:rPr>
+          <w:b/>
+          <w:bCs/>
+        </w:rPr>
+        <w:t>3</w:t>
+      </w:r>
+      <w:r>
+        <w:rPr>
+          <w:b/>
+          <w:bCs/>
+        </w:rPr>
+        <w:t xml:space="preserve"> hours)</w:t>
+      </w:r>
+    </w:p>
+    <w:p>
+      <w:pPr>
+        <w:pStyle w:val="ListParagraph"/>
+        <w:numPr>
+          <w:ilvl w:val="0"/>
+          <w:numId w:val="31"/>
+        </w:numPr>
+      </w:pPr>
+      <w:r>
+        <w:t>Conducted full architectural review of secure application (server.js, db.js, middleware stack)</w:t>
+      </w:r>
+    </w:p>
+    <w:p>
+      <w:pPr>
+        <w:pStyle w:val="ListParagraph"/>
+        <w:numPr>
+          <w:ilvl w:val="0"/>
+          <w:numId w:val="31"/>
+        </w:numPr>
+      </w:pPr>
+      <w:r>
+        <w:t>Reviewed all EJS templates for consistency, CSRF integration, and rendering behavior</w:t>
+      </w:r>
+    </w:p>
+    <w:p>
+      <w:pPr>
+        <w:pStyle w:val="ListParagraph"/>
+        <w:numPr>
+          <w:ilvl w:val="0"/>
+          <w:numId w:val="31"/>
+        </w:numPr>
+      </w:pPr>
+      <w:r>
+        <w:t>Evaluated security posture post-remediation (Helmet, CSRF, rate limiting, mongo-sanitize, secure sessions</w:t>
+      </w:r>
+      <w:r>
+        <w:t>)</w:t>
+      </w:r>
+    </w:p>
+    <w:p>
+      <w:pPr>
+        <w:pStyle w:val="ListParagraph"/>
+        <w:numPr>
+          <w:ilvl w:val="0"/>
+          <w:numId w:val="31"/>
+        </w:numPr>
+      </w:pPr>
+      <w:r>
+        <w:t>Reviewed Week 5 Controlled Attack Testing documentation for completeness and technical clarity</w:t>
+      </w:r>
+    </w:p>
+    <w:p>
+      <w:pPr>
+        <w:pStyle w:val="ListParagraph"/>
+        <w:numPr>
+          <w:ilvl w:val="0"/>
+          <w:numId w:val="31"/>
+        </w:numPr>
+      </w:pPr>
+      <w:r>
+        <w:t>Reviewed Capstone Features &amp; Timeline document for milestone alignment</w:t>
+      </w:r>
+    </w:p>
+    <w:p>
+      <w:pPr>
+        <w:pStyle w:val="ListParagraph"/>
+        <w:numPr>
+          <w:ilvl w:val="0"/>
+          <w:numId w:val="31"/>
+        </w:numPr>
+      </w:pPr>
+      <w:r>
+        <w:t>Validated alignment between original Capstone proposal and implemented functionality</w:t>
+      </w:r>
+    </w:p>
+    <w:p>
+      <w:pPr>
+        <w:pStyle w:val="ListParagraph"/>
+        <w:numPr>
+          <w:ilvl w:val="0"/>
+          <w:numId w:val="31"/>
+        </w:numPr>
+      </w:pPr>
+      <w:r>
+        <w:t>Assessed overall project lifecycle coverage (build → exploit → document → remediate → validate)</w:t>
+      </w:r>
+    </w:p>
+    <w:p>
+      <w:pPr>
+        <w:pStyle w:val="ListParagraph"/>
+        <w:numPr>
+          <w:ilvl w:val="0"/>
+          <w:numId w:val="31"/>
+        </w:numPr>
+      </w:pPr>
+      <w:r>
+        <w:t>Identified remaining deliverables: mitigation validation write-up, threat modeling, ZAP testing, final report, presentation materials</w:t>
+      </w:r>
+    </w:p>
+    <w:p>
+      <w:pPr>
+        <w:pStyle w:val="ListParagraph"/>
+        <w:numPr>
+          <w:ilvl w:val="0"/>
+          <w:numId w:val="31"/>
+        </w:numPr>
+      </w:pPr>
+      <w:r>
+        <w:t>Confirmed readiness to transition into Week 7 mitigation validation and final report phase</w:t>
+      </w:r>
+    </w:p>
+    <w:p/>
+    <w:p>
+      <w:pPr>
+        <w:rPr>
+          <w:b/>
+          <w:bCs/>
+        </w:rPr>
+      </w:pPr>
+      <w:r>
+        <w:rPr>
+          <w:b/>
+          <w:bCs/>
+        </w:rPr>
+        <w:t>Wednesday</w:t>
+      </w:r>
+      <w:r>
+        <w:rPr>
+          <w:b/>
+          <w:bCs/>
+        </w:rPr>
+        <w:t xml:space="preserve"> 12:00 PM – 8:00 PM (8.0 hours)</w:t>
+      </w:r>
+    </w:p>
+    <w:p>
+      <w:pPr>
+        <w:pStyle w:val="ListParagraph"/>
+        <w:numPr>
+          <w:ilvl w:val="0"/>
+          <w:numId w:val="34"/>
+        </w:numPr>
+      </w:pPr>
+      <w:r>
+        <w:t>Full mitigation retesting of all previously exploited vulnerabilities</w:t>
+      </w:r>
+    </w:p>
+    <w:p>
+      <w:pPr>
+        <w:pStyle w:val="ListParagraph"/>
+        <w:numPr>
+          <w:ilvl w:val="0"/>
+          <w:numId w:val="34"/>
+        </w:numPr>
+      </w:pPr>
+      <w:r>
+        <w:t>Deep debugging of CSRF/session handling in Postman</w:t>
+      </w:r>
+    </w:p>
+    <w:p>
+      <w:pPr>
+        <w:pStyle w:val="ListParagraph"/>
+        <w:numPr>
+          <w:ilvl w:val="0"/>
+          <w:numId w:val="34"/>
+        </w:numPr>
+      </w:pPr>
+      <w:r>
+        <w:t>Research on CSRF token validation and session-bound token behavior</w:t>
+      </w:r>
+    </w:p>
+    <w:p>
+      <w:pPr>
+        <w:pStyle w:val="ListParagraph"/>
+        <w:numPr>
+          <w:ilvl w:val="0"/>
+          <w:numId w:val="34"/>
+        </w:numPr>
+      </w:pPr>
+      <w:r>
+        <w:t>Injection retesting with valid session + CSRF token</w:t>
+      </w:r>
+    </w:p>
+    <w:p>
+      <w:pPr>
+        <w:pStyle w:val="ListParagraph"/>
+        <w:numPr>
+          <w:ilvl w:val="0"/>
+          <w:numId w:val="34"/>
+        </w:numPr>
+      </w:pPr>
+      <w:r>
+        <w:t>Validation of injection fix independent of middleware blocking</w:t>
+      </w:r>
+    </w:p>
+    <w:p>
+      <w:pPr>
+        <w:pStyle w:val="ListParagraph"/>
+        <w:numPr>
+          <w:ilvl w:val="0"/>
+          <w:numId w:val="34"/>
+        </w:numPr>
+      </w:pPr>
+      <w:r>
+        <w:t>Stored XSS retesting and DOM inspection</w:t>
+      </w:r>
+    </w:p>
+    <w:p>
+      <w:pPr>
+        <w:pStyle w:val="ListParagraph"/>
+        <w:numPr>
+          <w:ilvl w:val="0"/>
+          <w:numId w:val="34"/>
+        </w:numPr>
+      </w:pPr>
+      <w:r>
+        <w:t>E</w:t>
+      </w:r>
+      <w:r>
+        <w:t>numeration retesting across authentication workflows</w:t>
+      </w:r>
+    </w:p>
+    <w:p>
+      <w:pPr>
+        <w:pStyle w:val="ListParagraph"/>
+        <w:numPr>
+          <w:ilvl w:val="0"/>
+          <w:numId w:val="34"/>
+        </w:numPr>
+      </w:pPr>
+      <w:r>
+        <w:t xml:space="preserve">Session cookie security validation in </w:t>
+      </w:r>
+      <w:proofErr w:type="spellStart"/>
+      <w:r>
+        <w:t>DevTools</w:t>
+      </w:r>
+      <w:proofErr w:type="spellEnd"/>
+    </w:p>
+    <w:p>
+      <w:pPr>
+        <w:pStyle w:val="ListParagraph"/>
+        <w:numPr>
+          <w:ilvl w:val="0"/>
+          <w:numId w:val="34"/>
+        </w:numPr>
+      </w:pPr>
+      <w:r>
+        <w:t>Rate limiting stress testing and validation</w:t>
+      </w:r>
+    </w:p>
+    <w:p>
+      <w:pPr>
+        <w:pStyle w:val="ListParagraph"/>
+        <w:numPr>
+          <w:ilvl w:val="0"/>
+          <w:numId w:val="34"/>
+        </w:numPr>
+      </w:pPr>
+      <w:r>
+        <w:t>Screenshot capture, labeling, and organization</w:t>
+      </w:r>
+    </w:p>
+    <w:p>
+      <w:pPr>
+        <w:pStyle w:val="ListParagraph"/>
+        <w:numPr>
+          <w:ilvl w:val="0"/>
+          <w:numId w:val="34"/>
+        </w:numPr>
+      </w:pPr>
+      <w:r>
+        <w:t>Drafting and structuring Week 7 Defense Validation document</w:t>
+      </w:r>
+    </w:p>
+    <w:p>
+      <w:pPr>
+        <w:pStyle w:val="ListParagraph"/>
+        <w:numPr>
+          <w:ilvl w:val="0"/>
+          <w:numId w:val="34"/>
+        </w:numPr>
+      </w:pPr>
+      <w:r>
+        <w:t>Building before/after comparison framework</w:t>
+      </w:r>
+    </w:p>
+    <w:p/>
+    <w:p>
+      <w:pPr>
+        <w:rPr>
+          <w:b/>
+          <w:bCs/>
+        </w:rPr>
+      </w:pPr>
+      <w:r>
+        <w:rPr>
+          <w:b/>
+          <w:bCs/>
+        </w:rPr>
+        <w:t>Thursday 1:00 PM – 4:30 PM (3.5 hours)</w:t>
+      </w:r>
+    </w:p>
+    <w:p>
+      <w:r>
+        <w:t>• Conducted formal STRIDE threat modeling analysis of secure application</w:t>
+      </w:r>
+      <w:r>
+        <w:br/>
+        <w:t>• Identified system boundaries and attack surface (authentication, sessions, transfer logic, admin routes, database layer)</w:t>
+      </w:r>
+      <w:r>
+        <w:br/>
+        <w:t>• Applied STRIDE framework (Spoofing, Tampering, Repudiation, Information Disclosure, Denial of Service, Elevation of Privilege) to real application architecture</w:t>
+      </w:r>
+      <w:r>
+        <w:br/>
+        <w:t>• Mapped previously exploited vulnerabilities to broader threat categories</w:t>
+      </w:r>
+      <w:r>
+        <w:br/>
+        <w:t>• Documented implemented mitigations for each STRIDE category</w:t>
+      </w:r>
+      <w:r>
+        <w:br/>
+        <w:t>• Built formal STRIDE summary table linking threats to controls</w:t>
+      </w:r>
+      <w:r>
+        <w:br/>
+        <w:t>• Drafted structured Week 7 Threat Modeling document</w:t>
+      </w:r>
+      <w:r>
+        <w:br/>
+        <w:t>• Reviewed threat coverage for completeness and alignment with remediation phase</w:t>
+      </w:r>
+    </w:p>
+    <w:p/>
+    <w:p>
+      <w:pPr>
+        <w:rPr>
+          <w:b/>
+          <w:bCs/>
+        </w:rPr>
+      </w:pPr>
+      <w:r>
+        <w:rPr>
+          <w:b/>
+          <w:bCs/>
+        </w:rPr>
+        <w:t xml:space="preserve">Friday 2:00 PM – </w:t>
+      </w:r>
+      <w:r>
+        <w:rPr>
+          <w:b/>
+          <w:bCs/>
+        </w:rPr>
+        <w:t>7</w:t>
+      </w:r>
+      <w:r>
+        <w:rPr>
+          <w:b/>
+          <w:bCs/>
+        </w:rPr>
+        <w:t>:30 PM (</w:t>
+      </w:r>
+      <w:r>
+        <w:rPr>
+          <w:b/>
+          <w:bCs/>
+        </w:rPr>
+        <w:t>5.5</w:t>
+      </w:r>
+      <w:r>
+        <w:rPr>
+          <w:b/>
+          <w:bCs/>
+        </w:rPr>
+        <w:t xml:space="preserve"> hours)</w:t>
+      </w:r>
+    </w:p>
+    <w:p>
+      <w:r>
+        <w:t>• Installed and configured OWASP ZAP Desktop for automated security testing</w:t>
+      </w:r>
+      <w:r>
+        <w:br/>
+        <w:t>• Installed and configured Java 17 runtime to support ZAP execution</w:t>
+      </w:r>
+      <w:r>
+        <w:br/>
+        <w:t>• Executed baseline automated scan against secure application</w:t>
+      </w:r>
+      <w:r>
+        <w:br/>
+        <w:t>• Analyzed scan results, identifying CSP hardening recommendations and informational findings</w:t>
+      </w:r>
+      <w:r>
+        <w:br/>
+        <w:t>• Hardened Content Security Policy configuration to remove wildcard directives</w:t>
+      </w:r>
+      <w:r>
+        <w:br/>
+        <w:t>• Restarted application and re-tested functionality after CSP changes</w:t>
+      </w:r>
+      <w:r>
+        <w:br/>
+        <w:t>• Re-ran automated ZAP scan to validate improved CSP posture</w:t>
+      </w:r>
+      <w:r>
+        <w:br/>
+        <w:t>• Investigated automated fuzzing impact on /register endpoint</w:t>
+      </w:r>
+      <w:r>
+        <w:br/>
+        <w:t>• Identified and cleaned ZAP-generated test accounts from database</w:t>
+      </w:r>
+      <w:r>
+        <w:br/>
+        <w:t xml:space="preserve">• Recreated administrative account with </w:t>
+      </w:r>
+      <w:proofErr w:type="spellStart"/>
+      <w:r>
+        <w:t>bcrypt</w:t>
+      </w:r>
+      <w:proofErr w:type="spellEnd"/>
+      <w:r>
+        <w:t>-hashed credentials</w:t>
+      </w:r>
+      <w:r>
+        <w:br/>
+        <w:t>• Implemented rate limiting on /register endpoint to prevent automated abuse</w:t>
+      </w:r>
+      <w:r>
+        <w:br/>
+        <w:t>• Conducted regression testing across authentication and admin routes</w:t>
+      </w:r>
+      <w:r>
+        <w:br/>
+        <w:t>• Confirmed zero high-risk findings after remediation and automated validation</w:t>
       </w:r>
     </w:p>
     <w:p/>
@@ -3884,7 +4414,7 @@
   <w:abstractNum w:abstractNumId="2" w15:restartNumberingAfterBreak="0">
     <w:nsid w:val="0C28799F"/>
     <w:multiLevelType w:val="hybridMultilevel"/>
-    <w:tmpl w:val="415CB516"/>
+    <w:tmpl w:val="0EA6312E"/>
     <w:lvl w:ilvl="0" w:tplc="04090001">
       <w:start w:val="1"/>
       <w:numFmt w:val="bullet"/>
@@ -5494,6 +6024,119 @@
     </w:lvl>
   </w:abstractNum>
   <w:abstractNum w:abstractNumId="15" w15:restartNumberingAfterBreak="0">
+    <w:nsid w:val="32E36BD7"/>
+    <w:multiLevelType w:val="hybridMultilevel"/>
+    <w:tmpl w:val="DF8EEBAA"/>
+    <w:lvl w:ilvl="0" w:tplc="04090001">
+      <w:start w:val="1"/>
+      <w:numFmt w:val="bullet"/>
+      <w:lvlText w:val=""/>
+      <w:lvlJc w:val="left"/>
+      <w:pPr>
+        <w:ind w:left="720" w:hanging="360"/>
+      </w:pPr>
+      <w:rPr>
+        <w:rFonts w:ascii="Symbol" w:hAnsi="Symbol" w:hint="default"/>
+      </w:rPr>
+    </w:lvl>
+    <w:lvl w:ilvl="1" w:tplc="04090003" w:tentative="1">
+      <w:start w:val="1"/>
+      <w:numFmt w:val="bullet"/>
+      <w:lvlText w:val="o"/>
+      <w:lvlJc w:val="left"/>
+      <w:pPr>
+        <w:ind w:left="1440" w:hanging="360"/>
+      </w:pPr>
+      <w:rPr>
+        <w:rFonts w:ascii="Courier New" w:hAnsi="Courier New" w:cs="Courier New" w:hint="default"/>
+      </w:rPr>
+    </w:lvl>
+    <w:lvl w:ilvl="2" w:tplc="04090005" w:tentative="1">
+      <w:start w:val="1"/>
+      <w:numFmt w:val="bullet"/>
+      <w:lvlText w:val=""/>
+      <w:lvlJc w:val="left"/>
+      <w:pPr>
+        <w:ind w:left="2160" w:hanging="360"/>
+      </w:pPr>
+      <w:rPr>
+        <w:rFonts w:ascii="Wingdings" w:hAnsi="Wingdings" w:hint="default"/>
+      </w:rPr>
+    </w:lvl>
+    <w:lvl w:ilvl="3" w:tplc="04090001" w:tentative="1">
+      <w:start w:val="1"/>
+      <w:numFmt w:val="bullet"/>
+      <w:lvlText w:val=""/>
+      <w:lvlJc w:val="left"/>
+      <w:pPr>
+        <w:ind w:left="2880" w:hanging="360"/>
+      </w:pPr>
+      <w:rPr>
+        <w:rFonts w:ascii="Symbol" w:hAnsi="Symbol" w:hint="default"/>
+      </w:rPr>
+    </w:lvl>
+    <w:lvl w:ilvl="4" w:tplc="04090003" w:tentative="1">
+      <w:start w:val="1"/>
+      <w:numFmt w:val="bullet"/>
+      <w:lvlText w:val="o"/>
+      <w:lvlJc w:val="left"/>
+      <w:pPr>
+        <w:ind w:left="3600" w:hanging="360"/>
+      </w:pPr>
+      <w:rPr>
+        <w:rFonts w:ascii="Courier New" w:hAnsi="Courier New" w:cs="Courier New" w:hint="default"/>
+      </w:rPr>
+    </w:lvl>
+    <w:lvl w:ilvl="5" w:tplc="04090005" w:tentative="1">
+      <w:start w:val="1"/>
+      <w:numFmt w:val="bullet"/>
+      <w:lvlText w:val=""/>
+      <w:lvlJc w:val="left"/>
+      <w:pPr>
+        <w:ind w:left="4320" w:hanging="360"/>
+      </w:pPr>
+      <w:rPr>
+        <w:rFonts w:ascii="Wingdings" w:hAnsi="Wingdings" w:hint="default"/>
+      </w:rPr>
+    </w:lvl>
+    <w:lvl w:ilvl="6" w:tplc="04090001" w:tentative="1">
+      <w:start w:val="1"/>
+      <w:numFmt w:val="bullet"/>
+      <w:lvlText w:val=""/>
+      <w:lvlJc w:val="left"/>
+      <w:pPr>
+        <w:ind w:left="5040" w:hanging="360"/>
+      </w:pPr>
+      <w:rPr>
+        <w:rFonts w:ascii="Symbol" w:hAnsi="Symbol" w:hint="default"/>
+      </w:rPr>
+    </w:lvl>
+    <w:lvl w:ilvl="7" w:tplc="04090003" w:tentative="1">
+      <w:start w:val="1"/>
+      <w:numFmt w:val="bullet"/>
+      <w:lvlText w:val="o"/>
+      <w:lvlJc w:val="left"/>
+      <w:pPr>
+        <w:ind w:left="5760" w:hanging="360"/>
+      </w:pPr>
+      <w:rPr>
+        <w:rFonts w:ascii="Courier New" w:hAnsi="Courier New" w:cs="Courier New" w:hint="default"/>
+      </w:rPr>
+    </w:lvl>
+    <w:lvl w:ilvl="8" w:tplc="04090005" w:tentative="1">
+      <w:start w:val="1"/>
+      <w:numFmt w:val="bullet"/>
+      <w:lvlText w:val=""/>
+      <w:lvlJc w:val="left"/>
+      <w:pPr>
+        <w:ind w:left="6480" w:hanging="360"/>
+      </w:pPr>
+      <w:rPr>
+        <w:rFonts w:ascii="Wingdings" w:hAnsi="Wingdings" w:hint="default"/>
+      </w:rPr>
+    </w:lvl>
+  </w:abstractNum>
+  <w:abstractNum w:abstractNumId="16" w15:restartNumberingAfterBreak="0">
     <w:nsid w:val="339B6E3E"/>
     <w:multiLevelType w:val="hybridMultilevel"/>
     <w:tmpl w:val="35009E9C"/>
@@ -5606,7 +6249,7 @@
       </w:rPr>
     </w:lvl>
   </w:abstractNum>
-  <w:abstractNum w:abstractNumId="16" w15:restartNumberingAfterBreak="0">
+  <w:abstractNum w:abstractNumId="17" w15:restartNumberingAfterBreak="0">
     <w:nsid w:val="34112C4E"/>
     <w:multiLevelType w:val="hybridMultilevel"/>
     <w:tmpl w:val="BAAAAD0A"/>
@@ -5719,7 +6362,7 @@
       </w:rPr>
     </w:lvl>
   </w:abstractNum>
-  <w:abstractNum w:abstractNumId="17" w15:restartNumberingAfterBreak="0">
+  <w:abstractNum w:abstractNumId="18" w15:restartNumberingAfterBreak="0">
     <w:nsid w:val="4F8F6283"/>
     <w:multiLevelType w:val="multilevel"/>
     <w:tmpl w:val="1FDE1004"/>
@@ -5868,7 +6511,7 @@
       </w:rPr>
     </w:lvl>
   </w:abstractNum>
-  <w:abstractNum w:abstractNumId="18" w15:restartNumberingAfterBreak="0">
+  <w:abstractNum w:abstractNumId="19" w15:restartNumberingAfterBreak="0">
     <w:nsid w:val="55851C26"/>
     <w:multiLevelType w:val="hybridMultilevel"/>
     <w:tmpl w:val="0D76BCFA"/>
@@ -5981,7 +6624,7 @@
       </w:rPr>
     </w:lvl>
   </w:abstractNum>
-  <w:abstractNum w:abstractNumId="19" w15:restartNumberingAfterBreak="0">
+  <w:abstractNum w:abstractNumId="20" w15:restartNumberingAfterBreak="0">
     <w:nsid w:val="59031ABD"/>
     <w:multiLevelType w:val="multilevel"/>
     <w:tmpl w:val="5518E5BA"/>
@@ -6130,7 +6773,7 @@
       </w:rPr>
     </w:lvl>
   </w:abstractNum>
-  <w:abstractNum w:abstractNumId="20" w15:restartNumberingAfterBreak="0">
+  <w:abstractNum w:abstractNumId="21" w15:restartNumberingAfterBreak="0">
     <w:nsid w:val="595854E0"/>
     <w:multiLevelType w:val="multilevel"/>
     <w:tmpl w:val="AA5AD5F8"/>
@@ -6279,7 +6922,7 @@
       </w:rPr>
     </w:lvl>
   </w:abstractNum>
-  <w:abstractNum w:abstractNumId="21" w15:restartNumberingAfterBreak="0">
+  <w:abstractNum w:abstractNumId="22" w15:restartNumberingAfterBreak="0">
     <w:nsid w:val="5CC36B56"/>
     <w:multiLevelType w:val="multilevel"/>
     <w:tmpl w:val="1EB672C0"/>
@@ -6428,7 +7071,7 @@
       </w:rPr>
     </w:lvl>
   </w:abstractNum>
-  <w:abstractNum w:abstractNumId="22" w15:restartNumberingAfterBreak="0">
+  <w:abstractNum w:abstractNumId="23" w15:restartNumberingAfterBreak="0">
     <w:nsid w:val="5D5A0DD2"/>
     <w:multiLevelType w:val="multilevel"/>
     <w:tmpl w:val="EA0429A2"/>
@@ -6577,7 +7220,7 @@
       </w:rPr>
     </w:lvl>
   </w:abstractNum>
-  <w:abstractNum w:abstractNumId="23" w15:restartNumberingAfterBreak="0">
+  <w:abstractNum w:abstractNumId="24" w15:restartNumberingAfterBreak="0">
     <w:nsid w:val="5D913B64"/>
     <w:multiLevelType w:val="hybridMultilevel"/>
     <w:tmpl w:val="A8541892"/>
@@ -6689,7 +7332,7 @@
       </w:rPr>
     </w:lvl>
   </w:abstractNum>
-  <w:abstractNum w:abstractNumId="24" w15:restartNumberingAfterBreak="0">
+  <w:abstractNum w:abstractNumId="25" w15:restartNumberingAfterBreak="0">
     <w:nsid w:val="616E0603"/>
     <w:multiLevelType w:val="multilevel"/>
     <w:tmpl w:val="AA5AD5F8"/>
@@ -6838,7 +7481,7 @@
       </w:rPr>
     </w:lvl>
   </w:abstractNum>
-  <w:abstractNum w:abstractNumId="25" w15:restartNumberingAfterBreak="0">
+  <w:abstractNum w:abstractNumId="26" w15:restartNumberingAfterBreak="0">
     <w:nsid w:val="621103D4"/>
     <w:multiLevelType w:val="multilevel"/>
     <w:tmpl w:val="266C6364"/>
@@ -6987,7 +7630,7 @@
       </w:rPr>
     </w:lvl>
   </w:abstractNum>
-  <w:abstractNum w:abstractNumId="26" w15:restartNumberingAfterBreak="0">
+  <w:abstractNum w:abstractNumId="27" w15:restartNumberingAfterBreak="0">
     <w:nsid w:val="6FF00B7C"/>
     <w:multiLevelType w:val="multilevel"/>
     <w:tmpl w:val="1EB672C0"/>
@@ -7136,7 +7779,7 @@
       </w:rPr>
     </w:lvl>
   </w:abstractNum>
-  <w:abstractNum w:abstractNumId="27" w15:restartNumberingAfterBreak="0">
+  <w:abstractNum w:abstractNumId="28" w15:restartNumberingAfterBreak="0">
     <w:nsid w:val="74453C31"/>
     <w:multiLevelType w:val="multilevel"/>
     <w:tmpl w:val="C78E360A"/>
@@ -7285,7 +7928,7 @@
       </w:rPr>
     </w:lvl>
   </w:abstractNum>
-  <w:abstractNum w:abstractNumId="28" w15:restartNumberingAfterBreak="0">
+  <w:abstractNum w:abstractNumId="29" w15:restartNumberingAfterBreak="0">
     <w:nsid w:val="78605045"/>
     <w:multiLevelType w:val="multilevel"/>
     <w:tmpl w:val="5518E5BA"/>
@@ -7434,7 +8077,7 @@
       </w:rPr>
     </w:lvl>
   </w:abstractNum>
-  <w:abstractNum w:abstractNumId="29" w15:restartNumberingAfterBreak="0">
+  <w:abstractNum w:abstractNumId="30" w15:restartNumberingAfterBreak="0">
     <w:nsid w:val="7B5E23FE"/>
     <w:multiLevelType w:val="multilevel"/>
     <w:tmpl w:val="5518E5BA"/>
@@ -7583,7 +8226,7 @@
       </w:rPr>
     </w:lvl>
   </w:abstractNum>
-  <w:abstractNum w:abstractNumId="30" w15:restartNumberingAfterBreak="0">
+  <w:abstractNum w:abstractNumId="31" w15:restartNumberingAfterBreak="0">
     <w:nsid w:val="7D032864"/>
     <w:multiLevelType w:val="hybridMultilevel"/>
     <w:tmpl w:val="57FAAA42"/>
@@ -7694,7 +8337,7 @@
       </w:rPr>
     </w:lvl>
   </w:abstractNum>
-  <w:abstractNum w:abstractNumId="31" w15:restartNumberingAfterBreak="0">
+  <w:abstractNum w:abstractNumId="32" w15:restartNumberingAfterBreak="0">
     <w:nsid w:val="7F275574"/>
     <w:multiLevelType w:val="hybridMultilevel"/>
     <w:tmpl w:val="11B831E2"/>
@@ -7808,10 +8451,10 @@
     </w:lvl>
   </w:abstractNum>
   <w:num w:numId="1" w16cid:durableId="1556509472">
-    <w:abstractNumId w:val="17"/>
+    <w:abstractNumId w:val="18"/>
   </w:num>
   <w:num w:numId="2" w16cid:durableId="1068723663">
-    <w:abstractNumId w:val="27"/>
+    <w:abstractNumId w:val="28"/>
   </w:num>
   <w:num w:numId="3" w16cid:durableId="1296252068">
     <w:abstractNumId w:val="11"/>
@@ -7823,13 +8466,13 @@
     <w:abstractNumId w:val="0"/>
   </w:num>
   <w:num w:numId="6" w16cid:durableId="1385955945">
-    <w:abstractNumId w:val="15"/>
+    <w:abstractNumId w:val="16"/>
   </w:num>
   <w:num w:numId="7" w16cid:durableId="1138064133">
-    <w:abstractNumId w:val="16"/>
+    <w:abstractNumId w:val="17"/>
   </w:num>
   <w:num w:numId="8" w16cid:durableId="111633649">
-    <w:abstractNumId w:val="23"/>
+    <w:abstractNumId w:val="24"/>
   </w:num>
   <w:num w:numId="9" w16cid:durableId="773747205">
     <w:abstractNumId w:val="1"/>
@@ -7838,7 +8481,7 @@
     <w:abstractNumId w:val="10"/>
   </w:num>
   <w:num w:numId="11" w16cid:durableId="1291400648">
-    <w:abstractNumId w:val="30"/>
+    <w:abstractNumId w:val="31"/>
   </w:num>
   <w:num w:numId="12" w16cid:durableId="939332898">
     <w:abstractNumId w:val="14"/>
@@ -7850,28 +8493,28 @@
     <w:abstractNumId w:val="4"/>
   </w:num>
   <w:num w:numId="15" w16cid:durableId="1745832314">
+    <w:abstractNumId w:val="22"/>
+  </w:num>
+  <w:num w:numId="16" w16cid:durableId="1782453462">
+    <w:abstractNumId w:val="29"/>
+  </w:num>
+  <w:num w:numId="17" w16cid:durableId="527253841">
     <w:abstractNumId w:val="21"/>
   </w:num>
-  <w:num w:numId="16" w16cid:durableId="1782453462">
-    <w:abstractNumId w:val="28"/>
+  <w:num w:numId="18" w16cid:durableId="2120908637">
+    <w:abstractNumId w:val="25"/>
   </w:num>
-  <w:num w:numId="17" w16cid:durableId="527253841">
+  <w:num w:numId="19" w16cid:durableId="278031556">
+    <w:abstractNumId w:val="30"/>
+  </w:num>
+  <w:num w:numId="20" w16cid:durableId="1031027404">
     <w:abstractNumId w:val="20"/>
   </w:num>
-  <w:num w:numId="18" w16cid:durableId="2120908637">
-    <w:abstractNumId w:val="24"/>
-  </w:num>
-  <w:num w:numId="19" w16cid:durableId="278031556">
-    <w:abstractNumId w:val="29"/>
-  </w:num>
-  <w:num w:numId="20" w16cid:durableId="1031027404">
-    <w:abstractNumId w:val="19"/>
-  </w:num>
   <w:num w:numId="21" w16cid:durableId="1598248491">
-    <w:abstractNumId w:val="26"/>
+    <w:abstractNumId w:val="27"/>
   </w:num>
   <w:num w:numId="22" w16cid:durableId="1493643013">
-    <w:abstractNumId w:val="22"/>
+    <w:abstractNumId w:val="23"/>
   </w:num>
   <w:num w:numId="23" w16cid:durableId="1949657900">
     <w:abstractNumId w:val="7"/>
@@ -7880,13 +8523,13 @@
     <w:abstractNumId w:val="13"/>
   </w:num>
   <w:num w:numId="25" w16cid:durableId="669068670">
-    <w:abstractNumId w:val="31"/>
+    <w:abstractNumId w:val="32"/>
   </w:num>
   <w:num w:numId="26" w16cid:durableId="1339036446">
     <w:abstractNumId w:val="12"/>
   </w:num>
   <w:num w:numId="27" w16cid:durableId="651954815">
-    <w:abstractNumId w:val="18"/>
+    <w:abstractNumId w:val="19"/>
   </w:num>
   <w:num w:numId="28" w16cid:durableId="1354768870">
     <w:abstractNumId w:val="6"/>
@@ -7895,7 +8538,7 @@
     <w:abstractNumId w:val="5"/>
   </w:num>
   <w:num w:numId="30" w16cid:durableId="901329715">
-    <w:abstractNumId w:val="25"/>
+    <w:abstractNumId w:val="26"/>
   </w:num>
   <w:num w:numId="31" w16cid:durableId="1812601710">
     <w:abstractNumId w:val="2"/>
@@ -7905,6 +8548,9 @@
   </w:num>
   <w:num w:numId="33" w16cid:durableId="1749187054">
     <w:abstractNumId w:val="9"/>
+  </w:num>
+  <w:num w:numId="34" w16cid:durableId="1348478545">
+    <w:abstractNumId w:val="15"/>
   </w:num>
 </w:numbering>
 </file>

--- a/Capstone Time Tracking.docx
+++ b/Capstone Time Tracking.docx
@@ -4173,6 +4173,250 @@
       </w:r>
     </w:p>
     <w:p/>
+    <w:p/>
+    <w:p/>
+    <w:p/>
+    <w:p/>
+    <w:p>
+      <w:r>
+        <w:lastRenderedPageBreak/>
+        <w:t>Week 8 total (</w:t>
+      </w:r>
+      <w:r>
+        <w:t>20</w:t>
+      </w:r>
+      <w:r>
+        <w:t xml:space="preserve"> hours)</w:t>
+      </w:r>
+    </w:p>
+    <w:p/>
+    <w:p>
+      <w:pPr>
+        <w:rPr>
+          <w:b/>
+          <w:bCs/>
+        </w:rPr>
+      </w:pPr>
+      <w:r>
+        <w:rPr>
+          <w:b/>
+          <w:bCs/>
+        </w:rPr>
+        <w:t xml:space="preserve">Monday </w:t>
+      </w:r>
+      <w:r>
+        <w:rPr>
+          <w:b/>
+          <w:bCs/>
+        </w:rPr>
+        <w:t>6</w:t>
+      </w:r>
+      <w:r>
+        <w:rPr>
+          <w:b/>
+          <w:bCs/>
+        </w:rPr>
+        <w:t xml:space="preserve">:00 PM – </w:t>
+      </w:r>
+      <w:r>
+        <w:rPr>
+          <w:b/>
+          <w:bCs/>
+        </w:rPr>
+        <w:t>9</w:t>
+      </w:r>
+      <w:r>
+        <w:rPr>
+          <w:b/>
+          <w:bCs/>
+        </w:rPr>
+        <w:t>:30 PM (3.5 hours)</w:t>
+      </w:r>
+    </w:p>
+    <w:p>
+      <w:r>
+        <w:t>• Drafted formal Week 8 OWASP ZAP Automated Security Validation report</w:t>
+      </w:r>
+      <w:r>
+        <w:br/>
+        <w:t>• Structured report sections (introduction, methodology, findings, remediation validation, conclusion)</w:t>
+      </w:r>
+      <w:r>
+        <w:br/>
+        <w:t>• Analyzed initial and second automated scan results</w:t>
+      </w:r>
+      <w:r>
+        <w:br/>
+        <w:t>• Documented removal of CSP Wildcard Directive finding after configuration hardening</w:t>
+      </w:r>
+      <w:r>
+        <w:br/>
+        <w:t>• Integrated before-and-after comparison language to demonstrate measurable security improvement</w:t>
+      </w:r>
+      <w:r>
+        <w:br/>
+        <w:t>• Mapped and labeled screenshots for professional documentation formatting</w:t>
+      </w:r>
+      <w:r>
+        <w:br/>
+        <w:t>• Refined technical explanations to align with OWASP terminology and academic tone</w:t>
+      </w:r>
+    </w:p>
+    <w:p/>
+    <w:p>
+      <w:r>
+        <w:rPr>
+          <w:b/>
+          <w:bCs/>
+        </w:rPr>
+        <w:t>Week 8 – Tuesday 1:00 PM – 8:30 PM (7.5 hours)</w:t>
+      </w:r>
+      <w:r>
+        <w:br/>
+        <w:t>• Reviewed all prior weekly documentation (Weeks 4–8)</w:t>
+      </w:r>
+      <w:r>
+        <w:br/>
+        <w:t>• Cross-referenced vulnerabilities, remediation, validation, and STRIDE analysis</w:t>
+      </w:r>
+      <w:r>
+        <w:br/>
+        <w:t>• Structured full Capstone Final Technical Report outline</w:t>
+      </w:r>
+      <w:r>
+        <w:br/>
+        <w:t>• Integrated exploitation, remediation, validation, and automation phases into cohesive lifecycle narrative</w:t>
+      </w:r>
+      <w:r>
+        <w:br/>
+        <w:t>• Built comparison tables and structured defense-in-depth explanations</w:t>
+      </w:r>
+      <w:r>
+        <w:br/>
+        <w:t>• Added figure placement references for screenshots</w:t>
+      </w:r>
+      <w:r>
+        <w:br/>
+        <w:t>• Drafted executive summary, architecture section, and final posture assessment</w:t>
+      </w:r>
+      <w:r>
+        <w:br/>
+        <w:t>• Ensured OWASP alignment and technical consistency</w:t>
+      </w:r>
+    </w:p>
+    <w:p/>
+    <w:p>
+      <w:r>
+        <w:rPr>
+          <w:b/>
+          <w:bCs/>
+        </w:rPr>
+        <w:t>Week 8 – Wednesday 1</w:t>
+      </w:r>
+      <w:r>
+        <w:rPr>
+          <w:b/>
+          <w:bCs/>
+        </w:rPr>
+        <w:t>0</w:t>
+      </w:r>
+      <w:r>
+        <w:rPr>
+          <w:b/>
+          <w:bCs/>
+        </w:rPr>
+        <w:t xml:space="preserve">:00 </w:t>
+      </w:r>
+      <w:r>
+        <w:rPr>
+          <w:b/>
+          <w:bCs/>
+        </w:rPr>
+        <w:t>A</w:t>
+      </w:r>
+      <w:r>
+        <w:rPr>
+          <w:b/>
+          <w:bCs/>
+        </w:rPr>
+        <w:t xml:space="preserve">M – </w:t>
+      </w:r>
+      <w:r>
+        <w:rPr>
+          <w:b/>
+          <w:bCs/>
+        </w:rPr>
+        <w:t>4</w:t>
+      </w:r>
+      <w:r>
+        <w:rPr>
+          <w:b/>
+          <w:bCs/>
+        </w:rPr>
+        <w:t>:00 PM (6 hours)</w:t>
+      </w:r>
+      <w:r>
+        <w:br/>
+        <w:t>• Finalized 54-page technical report</w:t>
+      </w:r>
+      <w:r>
+        <w:br/>
+        <w:t>• Inserted and labeled screenshots</w:t>
+      </w:r>
+      <w:r>
+        <w:br/>
+        <w:t>• Performed structural and technical proofreading</w:t>
+      </w:r>
+      <w:r>
+        <w:br/>
+        <w:t>• Refined language for academic and professional tone</w:t>
+      </w:r>
+      <w:r>
+        <w:br/>
+        <w:t>• Added AI assistance disclosure</w:t>
+      </w:r>
+      <w:r>
+        <w:br/>
+        <w:t>• Final formatting review and organization</w:t>
+      </w:r>
+    </w:p>
+    <w:p/>
+    <w:p>
+      <w:r>
+        <w:rPr>
+          <w:b/>
+          <w:bCs/>
+        </w:rPr>
+        <w:t>Week 8 – Thursday 5:00 PM – 8:00 PM (3.0 hours)</w:t>
+      </w:r>
+      <w:r>
+        <w:br/>
+        <w:t>• Reviewed final technical report to identify strongest presentation points</w:t>
+      </w:r>
+      <w:r>
+        <w:br/>
+      </w:r>
+      <w:r>
+        <w:lastRenderedPageBreak/>
+        <w:t>• Outlined slide deck structure (problem → exploit → remediation → validation → automation → threat modeling)</w:t>
+      </w:r>
+      <w:r>
+        <w:br/>
+        <w:t>• Selected key screenshots for presentation visuals</w:t>
+      </w:r>
+      <w:r>
+        <w:br/>
+        <w:t>• Planned demonstration flow and talking points</w:t>
+      </w:r>
+      <w:r>
+        <w:br/>
+        <w:t>• Identified areas to simplify for faculty audience clarity</w:t>
+      </w:r>
+      <w:r>
+        <w:br/>
+        <w:t>• Drafted high-level slide breakdown for Capstone presentation</w:t>
+      </w:r>
+    </w:p>
     <w:sectPr>
       <w:pgSz w:w="12240" w:h="15840"/>
       <w:pgMar w:top="1440" w:right="1440" w:bottom="1440" w:left="1440" w:header="720" w:footer="720" w:gutter="0"/>
@@ -9158,6 +9402,7 @@
   <w:style w:type="character" w:default="1" w:styleId="DefaultParagraphFont">
     <w:name w:val="Default Paragraph Font"/>
     <w:uiPriority w:val="1"/>
+    <w:semiHidden/>
     <w:unhideWhenUsed/>
   </w:style>
   <w:style w:type="table" w:default="1" w:styleId="TableNormal">
